--- a/08-Ejercicio3-ArreglosDinamicos/docs/AnálisisEjercicio3.docx
+++ b/08-Ejercicio3-ArreglosDinamicos/docs/AnálisisEjercicio3.docx
@@ -1,6 +1,6 @@
 
 <file path=word/document.xml><?xml version="1.0" encoding="utf-8"?>
-<w:document xmlns:wpc="http://schemas.microsoft.com/office/word/2010/wordprocessingCanvas" xmlns:cx="http://schemas.microsoft.com/office/drawing/2014/chartex" xmlns:cx1="http://schemas.microsoft.com/office/drawing/2015/9/8/chartex" xmlns:cx2="http://schemas.microsoft.com/office/drawing/2015/10/21/chartex" xmlns:cx3="http://schemas.microsoft.com/office/drawing/2016/5/9/chartex" xmlns:cx4="http://schemas.microsoft.com/office/drawing/2016/5/10/chartex" xmlns:cx5="http://schemas.microsoft.com/office/drawing/2016/5/11/chartex" xmlns:cx6="http://schemas.microsoft.com/office/drawing/2016/5/12/chartex" xmlns:cx7="http://schemas.microsoft.com/office/drawing/2016/5/13/chartex" xmlns:cx8="http://schemas.microsoft.com/office/drawing/2016/5/14/chartex" xmlns:mc="http://schemas.openxmlformats.org/markup-compatibility/2006" xmlns:aink="http://schemas.microsoft.com/office/drawing/2016/ink" xmlns:am3d="http://schemas.microsoft.com/office/drawing/2017/model3d" xmlns:o="urn:schemas-microsoft-com:office:office" xmlns:oel="http://schemas.microsoft.com/office/2019/extlst" xmlns:r="http://schemas.openxmlformats.org/officeDocument/2006/relationships" xmlns:m="http://schemas.openxmlformats.org/officeDocument/2006/math" xmlns:v="urn:schemas-microsoft-com:vml" xmlns:wp14="http://schemas.microsoft.com/office/word/2010/wordprocessingDrawing" xmlns:wp="http://schemas.openxmlformats.org/drawingml/2006/wordprocessingDrawing" xmlns:w10="urn:schemas-microsoft-com:office:word" xmlns:w="http://schemas.openxmlformats.org/wordprocessingml/2006/main" xmlns:w14="http://schemas.microsoft.com/office/word/2010/wordml" xmlns:w15="http://schemas.microsoft.com/office/word/2012/wordml" xmlns:w16cei="http://schemas.microsoft.com/office/word/2026/wordml/cei" xmlns:w16cex="http://schemas.microsoft.com/office/word/2018/wordml/cex" xmlns:w16cid="http://schemas.microsoft.com/office/word/2016/wordml/cid" xmlns:w16="http://schemas.microsoft.com/office/word/2018/wordml" xmlns:w16du="http://schemas.microsoft.com/office/word/2023/wordml/word16du" xmlns:w16sdtdh="http://schemas.microsoft.com/office/word/2020/wordml/sdtdatahash" xmlns:w16sdtfl="http://schemas.microsoft.com/office/word/2024/wordml/sdtformatlock" xmlns:w16se="http://schemas.microsoft.com/office/word/2015/wordml/symex" xmlns:wpg="http://schemas.microsoft.com/office/word/2010/wordprocessingGroup" xmlns:wpi="http://schemas.microsoft.com/office/word/2010/wordprocessingInk" xmlns:wne="http://schemas.microsoft.com/office/word/2006/wordml" xmlns:wps="http://schemas.microsoft.com/office/word/2010/wordprocessingShape" mc:Ignorable="w14 w15 w16se w16cid w16 w16cex w16sdtdh w16sdtfl w16du wp14">
+<w:document xmlns:wpc="http://schemas.microsoft.com/office/word/2010/wordprocessingCanvas" xmlns:cx="http://schemas.microsoft.com/office/drawing/2014/chartex" xmlns:cx1="http://schemas.microsoft.com/office/drawing/2015/9/8/chartex" xmlns:cx2="http://schemas.microsoft.com/office/drawing/2015/10/21/chartex" xmlns:cx3="http://schemas.microsoft.com/office/drawing/2016/5/9/chartex" xmlns:cx4="http://schemas.microsoft.com/office/drawing/2016/5/10/chartex" xmlns:cx5="http://schemas.microsoft.com/office/drawing/2016/5/11/chartex" xmlns:cx6="http://schemas.microsoft.com/office/drawing/2016/5/12/chartex" xmlns:cx7="http://schemas.microsoft.com/office/drawing/2016/5/13/chartex" xmlns:cx8="http://schemas.microsoft.com/office/drawing/2016/5/14/chartex" xmlns:mc="http://schemas.openxmlformats.org/markup-compatibility/2006" xmlns:aink="http://schemas.microsoft.com/office/drawing/2016/ink" xmlns:am3d="http://schemas.microsoft.com/office/drawing/2017/model3d" xmlns:o="urn:schemas-microsoft-com:office:office" xmlns:oel="http://schemas.microsoft.com/office/2019/extlst" xmlns:r="http://schemas.openxmlformats.org/officeDocument/2006/relationships" xmlns:m="http://schemas.openxmlformats.org/officeDocument/2006/math" xmlns:v="urn:schemas-microsoft-com:vml" xmlns:wp14="http://schemas.microsoft.com/office/word/2010/wordprocessingDrawing" xmlns:wp="http://schemas.openxmlformats.org/drawingml/2006/wordprocessingDrawing" xmlns:w10="urn:schemas-microsoft-com:office:word" xmlns:w="http://schemas.openxmlformats.org/wordprocessingml/2006/main" xmlns:w14="http://schemas.microsoft.com/office/word/2010/wordml" xmlns:w15="http://schemas.microsoft.com/office/word/2012/wordml" xmlns:w16cex="http://schemas.microsoft.com/office/word/2018/wordml/cex" xmlns:w16cid="http://schemas.microsoft.com/office/word/2016/wordml/cid" xmlns:w16="http://schemas.microsoft.com/office/word/2018/wordml" xmlns:w16du="http://schemas.microsoft.com/office/word/2023/wordml/word16du" xmlns:w16sdtdh="http://schemas.microsoft.com/office/word/2020/wordml/sdtdatahash" xmlns:w16sdtfl="http://schemas.microsoft.com/office/word/2024/wordml/sdtformatlock" xmlns:w16se="http://schemas.microsoft.com/office/word/2015/wordml/symex" xmlns:wpg="http://schemas.microsoft.com/office/word/2010/wordprocessingGroup" xmlns:wpi="http://schemas.microsoft.com/office/word/2010/wordprocessingInk" xmlns:wne="http://schemas.microsoft.com/office/word/2006/wordml" xmlns:wps="http://schemas.microsoft.com/office/word/2010/wordprocessingShape" mc:Ignorable="w14 w15 w16se w16cid w16 w16cex w16sdtdh w16sdtfl w16du wp14">
   <w:body>
     <w:p>
       <w:pPr>
@@ -467,18 +467,1938 @@
         <w:pStyle w:val="Ttulo2"/>
       </w:pPr>
       <w:r>
+        <w:t>Clase: OrdenServicio</w:t>
+      </w:r>
+    </w:p>
+    <w:p>
+      <w:pPr>
+        <w:pStyle w:val="Ttulo3"/>
+      </w:pPr>
+      <w:r>
         <w:t>Atributos</w:t>
       </w:r>
     </w:p>
+    <w:tbl>
+      <w:tblPr>
+        <w:tblStyle w:val="Tablaconcuadrcula"/>
+        <w:tblW w:w="9650" w:type="dxa"/>
+        <w:tblInd w:w="10" w:type="dxa"/>
+        <w:tblLook w:val="04A0" w:firstRow="1" w:lastRow="0" w:firstColumn="1" w:lastColumn="0" w:noHBand="0" w:noVBand="1"/>
+      </w:tblPr>
+      <w:tblGrid>
+        <w:gridCol w:w="1904"/>
+        <w:gridCol w:w="1915"/>
+        <w:gridCol w:w="1984"/>
+        <w:gridCol w:w="1412"/>
+        <w:gridCol w:w="2435"/>
+      </w:tblGrid>
+      <w:tr>
+        <w:trPr>
+          <w:trHeight w:val="868"/>
+        </w:trPr>
+        <w:tc>
+          <w:tcPr>
+            <w:tcW w:w="1904" w:type="dxa"/>
+          </w:tcPr>
+          <w:p>
+            <w:pPr>
+              <w:jc w:val="center"/>
+              <w:rPr>
+                <w:lang w:val="es-MX" w:eastAsia="en-US"/>
+              </w:rPr>
+            </w:pPr>
+            <w:r>
+              <w:rPr>
+                <w:lang w:val="es-MX" w:eastAsia="en-US"/>
+              </w:rPr>
+              <w:t>#</w:t>
+            </w:r>
+          </w:p>
+        </w:tc>
+        <w:tc>
+          <w:tcPr>
+            <w:tcW w:w="1915" w:type="dxa"/>
+          </w:tcPr>
+          <w:p>
+            <w:pPr>
+              <w:jc w:val="center"/>
+              <w:rPr>
+                <w:lang w:val="es-MX" w:eastAsia="en-US"/>
+              </w:rPr>
+            </w:pPr>
+            <w:r>
+              <w:rPr>
+                <w:lang w:val="es-MX" w:eastAsia="en-US"/>
+              </w:rPr>
+              <w:t>Visibilidad</w:t>
+            </w:r>
+          </w:p>
+        </w:tc>
+        <w:tc>
+          <w:tcPr>
+            <w:tcW w:w="1984" w:type="dxa"/>
+          </w:tcPr>
+          <w:p>
+            <w:pPr>
+              <w:jc w:val="center"/>
+              <w:rPr>
+                <w:lang w:val="es-MX" w:eastAsia="en-US"/>
+              </w:rPr>
+            </w:pPr>
+            <w:r>
+              <w:rPr>
+                <w:lang w:val="es-MX" w:eastAsia="en-US"/>
+              </w:rPr>
+              <w:t>Nombre</w:t>
+            </w:r>
+          </w:p>
+        </w:tc>
+        <w:tc>
+          <w:tcPr>
+            <w:tcW w:w="1412" w:type="dxa"/>
+          </w:tcPr>
+          <w:p>
+            <w:pPr>
+              <w:jc w:val="center"/>
+              <w:rPr>
+                <w:lang w:val="es-MX" w:eastAsia="en-US"/>
+              </w:rPr>
+            </w:pPr>
+            <w:r>
+              <w:rPr>
+                <w:lang w:val="es-MX" w:eastAsia="en-US"/>
+              </w:rPr>
+              <w:t>Tipo</w:t>
+            </w:r>
+          </w:p>
+        </w:tc>
+        <w:tc>
+          <w:tcPr>
+            <w:tcW w:w="2435" w:type="dxa"/>
+          </w:tcPr>
+          <w:p>
+            <w:pPr>
+              <w:jc w:val="center"/>
+              <w:rPr>
+                <w:lang w:val="es-MX" w:eastAsia="en-US"/>
+              </w:rPr>
+            </w:pPr>
+            <w:r>
+              <w:rPr>
+                <w:lang w:val="es-MX" w:eastAsia="en-US"/>
+              </w:rPr>
+              <w:t>Motivo</w:t>
+            </w:r>
+          </w:p>
+        </w:tc>
+      </w:tr>
+      <w:tr>
+        <w:trPr>
+          <w:trHeight w:val="433"/>
+        </w:trPr>
+        <w:tc>
+          <w:tcPr>
+            <w:tcW w:w="1904" w:type="dxa"/>
+          </w:tcPr>
+          <w:p>
+            <w:pPr>
+              <w:jc w:val="left"/>
+              <w:rPr>
+                <w:sz w:val="20"/>
+                <w:szCs w:val="20"/>
+                <w:lang w:val="es-MX" w:eastAsia="en-US"/>
+              </w:rPr>
+            </w:pPr>
+            <w:r>
+              <w:rPr>
+                <w:sz w:val="20"/>
+                <w:szCs w:val="20"/>
+                <w:lang w:val="es-MX" w:eastAsia="en-US"/>
+              </w:rPr>
+              <w:t>1</w:t>
+            </w:r>
+          </w:p>
+        </w:tc>
+        <w:tc>
+          <w:tcPr>
+            <w:tcW w:w="1915" w:type="dxa"/>
+          </w:tcPr>
+          <w:p>
+            <w:pPr>
+              <w:jc w:val="left"/>
+              <w:rPr>
+                <w:sz w:val="20"/>
+                <w:szCs w:val="20"/>
+                <w:lang w:val="es-MX" w:eastAsia="en-US"/>
+              </w:rPr>
+            </w:pPr>
+            <w:r>
+              <w:rPr>
+                <w:sz w:val="20"/>
+                <w:szCs w:val="20"/>
+                <w:lang w:val="es-MX" w:eastAsia="en-US"/>
+              </w:rPr>
+              <w:t>Private</w:t>
+            </w:r>
+          </w:p>
+        </w:tc>
+        <w:tc>
+          <w:tcPr>
+            <w:tcW w:w="1984" w:type="dxa"/>
+          </w:tcPr>
+          <w:p>
+            <w:pPr>
+              <w:jc w:val="left"/>
+              <w:rPr>
+                <w:sz w:val="20"/>
+                <w:szCs w:val="20"/>
+                <w:lang w:val="es-MX" w:eastAsia="en-US"/>
+              </w:rPr>
+            </w:pPr>
+            <w:r>
+              <w:rPr>
+                <w:sz w:val="20"/>
+                <w:szCs w:val="20"/>
+                <w:lang w:val="es-MX" w:eastAsia="en-US"/>
+              </w:rPr>
+              <w:t>numeroOrden</w:t>
+            </w:r>
+          </w:p>
+        </w:tc>
+        <w:tc>
+          <w:tcPr>
+            <w:tcW w:w="1412" w:type="dxa"/>
+          </w:tcPr>
+          <w:p>
+            <w:pPr>
+              <w:jc w:val="left"/>
+              <w:rPr>
+                <w:sz w:val="20"/>
+                <w:szCs w:val="20"/>
+                <w:lang w:val="es-MX" w:eastAsia="en-US"/>
+              </w:rPr>
+            </w:pPr>
+            <w:r>
+              <w:rPr>
+                <w:sz w:val="20"/>
+                <w:szCs w:val="20"/>
+                <w:lang w:val="es-MX" w:eastAsia="en-US"/>
+              </w:rPr>
+              <w:t>Int</w:t>
+            </w:r>
+          </w:p>
+        </w:tc>
+        <w:tc>
+          <w:tcPr>
+            <w:tcW w:w="2435" w:type="dxa"/>
+          </w:tcPr>
+          <w:p>
+            <w:pPr>
+              <w:jc w:val="left"/>
+              <w:rPr>
+                <w:sz w:val="20"/>
+                <w:szCs w:val="20"/>
+                <w:lang w:val="es-MX" w:eastAsia="en-US"/>
+              </w:rPr>
+            </w:pPr>
+            <w:r>
+              <w:rPr>
+                <w:sz w:val="20"/>
+                <w:szCs w:val="20"/>
+                <w:lang w:val="es-MX" w:eastAsia="en-US"/>
+              </w:rPr>
+              <w:t>Almacena el número de orden</w:t>
+            </w:r>
+          </w:p>
+        </w:tc>
+      </w:tr>
+      <w:tr>
+        <w:trPr>
+          <w:trHeight w:val="433"/>
+        </w:trPr>
+        <w:tc>
+          <w:tcPr>
+            <w:tcW w:w="1904" w:type="dxa"/>
+          </w:tcPr>
+          <w:p>
+            <w:pPr>
+              <w:jc w:val="left"/>
+              <w:rPr>
+                <w:sz w:val="20"/>
+                <w:szCs w:val="20"/>
+                <w:lang w:val="es-MX" w:eastAsia="en-US"/>
+              </w:rPr>
+            </w:pPr>
+            <w:r>
+              <w:rPr>
+                <w:sz w:val="20"/>
+                <w:szCs w:val="20"/>
+                <w:lang w:val="es-MX" w:eastAsia="en-US"/>
+              </w:rPr>
+              <w:t>2</w:t>
+            </w:r>
+          </w:p>
+        </w:tc>
+        <w:tc>
+          <w:tcPr>
+            <w:tcW w:w="1915" w:type="dxa"/>
+          </w:tcPr>
+          <w:p>
+            <w:pPr>
+              <w:jc w:val="left"/>
+              <w:rPr>
+                <w:sz w:val="20"/>
+                <w:szCs w:val="20"/>
+                <w:lang w:val="es-MX" w:eastAsia="en-US"/>
+              </w:rPr>
+            </w:pPr>
+            <w:r>
+              <w:rPr>
+                <w:sz w:val="20"/>
+                <w:szCs w:val="20"/>
+                <w:lang w:val="es-MX" w:eastAsia="en-US"/>
+              </w:rPr>
+              <w:t>Private</w:t>
+            </w:r>
+          </w:p>
+        </w:tc>
+        <w:tc>
+          <w:tcPr>
+            <w:tcW w:w="1984" w:type="dxa"/>
+          </w:tcPr>
+          <w:p>
+            <w:pPr>
+              <w:jc w:val="left"/>
+              <w:rPr>
+                <w:sz w:val="20"/>
+                <w:szCs w:val="20"/>
+                <w:lang w:val="es-MX" w:eastAsia="en-US"/>
+              </w:rPr>
+            </w:pPr>
+            <w:r>
+              <w:rPr>
+                <w:sz w:val="20"/>
+                <w:szCs w:val="20"/>
+                <w:lang w:val="es-MX" w:eastAsia="en-US"/>
+              </w:rPr>
+              <w:t>nombrePropietario</w:t>
+            </w:r>
+          </w:p>
+        </w:tc>
+        <w:tc>
+          <w:tcPr>
+            <w:tcW w:w="1412" w:type="dxa"/>
+          </w:tcPr>
+          <w:p>
+            <w:pPr>
+              <w:jc w:val="left"/>
+              <w:rPr>
+                <w:sz w:val="20"/>
+                <w:szCs w:val="20"/>
+                <w:lang w:val="es-MX" w:eastAsia="en-US"/>
+              </w:rPr>
+            </w:pPr>
+            <w:r>
+              <w:rPr>
+                <w:sz w:val="20"/>
+                <w:szCs w:val="20"/>
+                <w:lang w:val="es-MX" w:eastAsia="en-US"/>
+              </w:rPr>
+              <w:t>String</w:t>
+            </w:r>
+          </w:p>
+        </w:tc>
+        <w:tc>
+          <w:tcPr>
+            <w:tcW w:w="2435" w:type="dxa"/>
+          </w:tcPr>
+          <w:p>
+            <w:pPr>
+              <w:jc w:val="left"/>
+              <w:rPr>
+                <w:sz w:val="20"/>
+                <w:szCs w:val="20"/>
+                <w:lang w:val="es-MX" w:eastAsia="en-US"/>
+              </w:rPr>
+            </w:pPr>
+            <w:r>
+              <w:rPr>
+                <w:sz w:val="20"/>
+                <w:szCs w:val="20"/>
+                <w:lang w:val="es-MX" w:eastAsia="en-US"/>
+              </w:rPr>
+              <w:t>Almacena el nombre del propietario del vehículo</w:t>
+            </w:r>
+          </w:p>
+        </w:tc>
+      </w:tr>
+      <w:tr>
+        <w:trPr>
+          <w:trHeight w:val="433"/>
+        </w:trPr>
+        <w:tc>
+          <w:tcPr>
+            <w:tcW w:w="1904" w:type="dxa"/>
+          </w:tcPr>
+          <w:p>
+            <w:pPr>
+              <w:jc w:val="left"/>
+              <w:rPr>
+                <w:sz w:val="20"/>
+                <w:szCs w:val="20"/>
+                <w:lang w:val="es-MX" w:eastAsia="en-US"/>
+              </w:rPr>
+            </w:pPr>
+            <w:r>
+              <w:rPr>
+                <w:sz w:val="20"/>
+                <w:szCs w:val="20"/>
+                <w:lang w:val="es-MX" w:eastAsia="en-US"/>
+              </w:rPr>
+              <w:t>3</w:t>
+            </w:r>
+          </w:p>
+        </w:tc>
+        <w:tc>
+          <w:tcPr>
+            <w:tcW w:w="1915" w:type="dxa"/>
+          </w:tcPr>
+          <w:p>
+            <w:pPr>
+              <w:jc w:val="left"/>
+              <w:rPr>
+                <w:sz w:val="20"/>
+                <w:szCs w:val="20"/>
+                <w:lang w:val="es-MX" w:eastAsia="en-US"/>
+              </w:rPr>
+            </w:pPr>
+            <w:r>
+              <w:rPr>
+                <w:sz w:val="20"/>
+                <w:szCs w:val="20"/>
+                <w:lang w:val="es-MX" w:eastAsia="en-US"/>
+              </w:rPr>
+              <w:t>Private</w:t>
+            </w:r>
+          </w:p>
+        </w:tc>
+        <w:tc>
+          <w:tcPr>
+            <w:tcW w:w="1984" w:type="dxa"/>
+          </w:tcPr>
+          <w:p>
+            <w:pPr>
+              <w:jc w:val="left"/>
+              <w:rPr>
+                <w:sz w:val="20"/>
+                <w:szCs w:val="20"/>
+                <w:lang w:val="es-MX" w:eastAsia="en-US"/>
+              </w:rPr>
+            </w:pPr>
+            <w:r>
+              <w:rPr>
+                <w:sz w:val="20"/>
+                <w:szCs w:val="20"/>
+                <w:lang w:val="es-MX" w:eastAsia="en-US"/>
+              </w:rPr>
+              <w:t>placaVehiculo</w:t>
+            </w:r>
+          </w:p>
+        </w:tc>
+        <w:tc>
+          <w:tcPr>
+            <w:tcW w:w="1412" w:type="dxa"/>
+          </w:tcPr>
+          <w:p>
+            <w:pPr>
+              <w:jc w:val="left"/>
+              <w:rPr>
+                <w:sz w:val="20"/>
+                <w:szCs w:val="20"/>
+                <w:lang w:val="es-MX" w:eastAsia="en-US"/>
+              </w:rPr>
+            </w:pPr>
+            <w:r>
+              <w:rPr>
+                <w:sz w:val="20"/>
+                <w:szCs w:val="20"/>
+                <w:lang w:val="es-MX" w:eastAsia="en-US"/>
+              </w:rPr>
+              <w:t>String</w:t>
+            </w:r>
+          </w:p>
+        </w:tc>
+        <w:tc>
+          <w:tcPr>
+            <w:tcW w:w="2435" w:type="dxa"/>
+          </w:tcPr>
+          <w:p>
+            <w:pPr>
+              <w:jc w:val="left"/>
+              <w:rPr>
+                <w:sz w:val="20"/>
+                <w:szCs w:val="20"/>
+                <w:lang w:val="es-MX" w:eastAsia="en-US"/>
+              </w:rPr>
+            </w:pPr>
+            <w:r>
+              <w:rPr>
+                <w:sz w:val="20"/>
+                <w:szCs w:val="20"/>
+                <w:lang w:val="es-MX" w:eastAsia="en-US"/>
+              </w:rPr>
+              <w:t>Almacena el número de placa del vehículo</w:t>
+            </w:r>
+          </w:p>
+        </w:tc>
+      </w:tr>
+      <w:tr>
+        <w:trPr>
+          <w:trHeight w:val="433"/>
+        </w:trPr>
+        <w:tc>
+          <w:tcPr>
+            <w:tcW w:w="1904" w:type="dxa"/>
+          </w:tcPr>
+          <w:p>
+            <w:pPr>
+              <w:jc w:val="left"/>
+              <w:rPr>
+                <w:sz w:val="20"/>
+                <w:szCs w:val="20"/>
+                <w:lang w:val="es-MX" w:eastAsia="en-US"/>
+              </w:rPr>
+            </w:pPr>
+            <w:r>
+              <w:rPr>
+                <w:sz w:val="20"/>
+                <w:szCs w:val="20"/>
+                <w:lang w:val="es-MX" w:eastAsia="en-US"/>
+              </w:rPr>
+              <w:t>4</w:t>
+            </w:r>
+          </w:p>
+        </w:tc>
+        <w:tc>
+          <w:tcPr>
+            <w:tcW w:w="1915" w:type="dxa"/>
+          </w:tcPr>
+          <w:p>
+            <w:pPr>
+              <w:jc w:val="left"/>
+              <w:rPr>
+                <w:sz w:val="20"/>
+                <w:szCs w:val="20"/>
+                <w:lang w:val="es-MX" w:eastAsia="en-US"/>
+              </w:rPr>
+            </w:pPr>
+            <w:r>
+              <w:rPr>
+                <w:sz w:val="20"/>
+                <w:szCs w:val="20"/>
+                <w:lang w:val="es-MX" w:eastAsia="en-US"/>
+              </w:rPr>
+              <w:t>Private</w:t>
+            </w:r>
+          </w:p>
+        </w:tc>
+        <w:tc>
+          <w:tcPr>
+            <w:tcW w:w="1984" w:type="dxa"/>
+          </w:tcPr>
+          <w:p>
+            <w:pPr>
+              <w:jc w:val="left"/>
+              <w:rPr>
+                <w:sz w:val="20"/>
+                <w:szCs w:val="20"/>
+                <w:lang w:val="es-MX" w:eastAsia="en-US"/>
+              </w:rPr>
+            </w:pPr>
+            <w:r>
+              <w:rPr>
+                <w:sz w:val="20"/>
+                <w:szCs w:val="20"/>
+                <w:lang w:val="es-MX" w:eastAsia="en-US"/>
+              </w:rPr>
+              <w:t>descripcionServicio</w:t>
+            </w:r>
+          </w:p>
+        </w:tc>
+        <w:tc>
+          <w:tcPr>
+            <w:tcW w:w="1412" w:type="dxa"/>
+          </w:tcPr>
+          <w:p>
+            <w:pPr>
+              <w:jc w:val="left"/>
+              <w:rPr>
+                <w:sz w:val="20"/>
+                <w:szCs w:val="20"/>
+                <w:lang w:val="es-MX" w:eastAsia="en-US"/>
+              </w:rPr>
+            </w:pPr>
+            <w:r>
+              <w:rPr>
+                <w:sz w:val="20"/>
+                <w:szCs w:val="20"/>
+                <w:lang w:val="es-MX" w:eastAsia="en-US"/>
+              </w:rPr>
+              <w:t>String</w:t>
+            </w:r>
+          </w:p>
+        </w:tc>
+        <w:tc>
+          <w:tcPr>
+            <w:tcW w:w="2435" w:type="dxa"/>
+          </w:tcPr>
+          <w:p>
+            <w:pPr>
+              <w:jc w:val="left"/>
+              <w:rPr>
+                <w:sz w:val="20"/>
+                <w:szCs w:val="20"/>
+                <w:lang w:val="es-MX" w:eastAsia="en-US"/>
+              </w:rPr>
+            </w:pPr>
+            <w:r>
+              <w:rPr>
+                <w:sz w:val="20"/>
+                <w:szCs w:val="20"/>
+                <w:lang w:val="es-MX" w:eastAsia="en-US"/>
+              </w:rPr>
+              <w:t>Guarda la información del servicio dado al vehículo</w:t>
+            </w:r>
+          </w:p>
+        </w:tc>
+      </w:tr>
+      <w:tr>
+        <w:trPr>
+          <w:trHeight w:val="433"/>
+        </w:trPr>
+        <w:tc>
+          <w:tcPr>
+            <w:tcW w:w="1904" w:type="dxa"/>
+          </w:tcPr>
+          <w:p>
+            <w:pPr>
+              <w:jc w:val="left"/>
+              <w:rPr>
+                <w:sz w:val="20"/>
+                <w:szCs w:val="20"/>
+                <w:lang w:val="es-MX" w:eastAsia="en-US"/>
+              </w:rPr>
+            </w:pPr>
+            <w:r>
+              <w:rPr>
+                <w:sz w:val="20"/>
+                <w:szCs w:val="20"/>
+                <w:lang w:val="es-MX" w:eastAsia="en-US"/>
+              </w:rPr>
+              <w:t>5</w:t>
+            </w:r>
+          </w:p>
+        </w:tc>
+        <w:tc>
+          <w:tcPr>
+            <w:tcW w:w="1915" w:type="dxa"/>
+          </w:tcPr>
+          <w:p>
+            <w:pPr>
+              <w:jc w:val="left"/>
+              <w:rPr>
+                <w:sz w:val="20"/>
+                <w:szCs w:val="20"/>
+                <w:lang w:val="es-MX" w:eastAsia="en-US"/>
+              </w:rPr>
+            </w:pPr>
+            <w:r>
+              <w:rPr>
+                <w:sz w:val="20"/>
+                <w:szCs w:val="20"/>
+                <w:lang w:val="es-MX" w:eastAsia="en-US"/>
+              </w:rPr>
+              <w:t>Private</w:t>
+            </w:r>
+          </w:p>
+        </w:tc>
+        <w:tc>
+          <w:tcPr>
+            <w:tcW w:w="1984" w:type="dxa"/>
+          </w:tcPr>
+          <w:p>
+            <w:pPr>
+              <w:jc w:val="left"/>
+              <w:rPr>
+                <w:sz w:val="20"/>
+                <w:szCs w:val="20"/>
+                <w:lang w:val="es-MX" w:eastAsia="en-US"/>
+              </w:rPr>
+            </w:pPr>
+            <w:r>
+              <w:rPr>
+                <w:sz w:val="20"/>
+                <w:szCs w:val="20"/>
+                <w:lang w:val="es-MX" w:eastAsia="en-US"/>
+              </w:rPr>
+              <w:t>costoEstimado</w:t>
+            </w:r>
+          </w:p>
+        </w:tc>
+        <w:tc>
+          <w:tcPr>
+            <w:tcW w:w="1412" w:type="dxa"/>
+          </w:tcPr>
+          <w:p>
+            <w:pPr>
+              <w:jc w:val="left"/>
+              <w:rPr>
+                <w:sz w:val="20"/>
+                <w:szCs w:val="20"/>
+                <w:u w:val="single"/>
+                <w:lang w:val="es-MX" w:eastAsia="en-US"/>
+              </w:rPr>
+            </w:pPr>
+            <w:r>
+              <w:rPr>
+                <w:sz w:val="20"/>
+                <w:szCs w:val="20"/>
+                <w:lang w:val="es-MX" w:eastAsia="en-US"/>
+              </w:rPr>
+              <w:t>double</w:t>
+            </w:r>
+          </w:p>
+        </w:tc>
+        <w:tc>
+          <w:tcPr>
+            <w:tcW w:w="2435" w:type="dxa"/>
+          </w:tcPr>
+          <w:p>
+            <w:pPr>
+              <w:jc w:val="left"/>
+              <w:rPr>
+                <w:sz w:val="20"/>
+                <w:szCs w:val="20"/>
+                <w:lang w:val="es-MX" w:eastAsia="en-US"/>
+              </w:rPr>
+            </w:pPr>
+            <w:r>
+              <w:rPr>
+                <w:sz w:val="20"/>
+                <w:szCs w:val="20"/>
+                <w:lang w:val="es-MX" w:eastAsia="en-US"/>
+              </w:rPr>
+              <w:t>Guarda el costo estimado del servicio</w:t>
+            </w:r>
+          </w:p>
+        </w:tc>
+      </w:tr>
+    </w:tbl>
     <w:p>
       <w:pPr>
+        <w:rPr>
+          <w:lang w:val="es-MX" w:eastAsia="en-US"/>
+        </w:rPr>
+      </w:pPr>
+    </w:p>
+    <w:p>
+      <w:pPr>
         <w:pStyle w:val="Ttulo3"/>
       </w:pPr>
       <w:r>
-        <w:t>Clase Main</w:t>
+        <w:t>Métodos</w:t>
       </w:r>
+    </w:p>
+    <w:tbl>
+      <w:tblPr>
+        <w:tblStyle w:val="Tablaconcuadrcula"/>
+        <w:tblW w:w="9650" w:type="dxa"/>
+        <w:tblInd w:w="10" w:type="dxa"/>
+        <w:tblLook w:val="04A0" w:firstRow="1" w:lastRow="0" w:firstColumn="1" w:lastColumn="0" w:noHBand="0" w:noVBand="1"/>
+      </w:tblPr>
+      <w:tblGrid>
+        <w:gridCol w:w="1728"/>
+        <w:gridCol w:w="2094"/>
+        <w:gridCol w:w="1872"/>
+        <w:gridCol w:w="2116"/>
+        <w:gridCol w:w="1840"/>
+      </w:tblGrid>
+      <w:tr>
+        <w:trPr>
+          <w:trHeight w:val="868"/>
+        </w:trPr>
+        <w:tc>
+          <w:tcPr>
+            <w:tcW w:w="1904" w:type="dxa"/>
+          </w:tcPr>
+          <w:p>
+            <w:pPr>
+              <w:jc w:val="center"/>
+              <w:rPr>
+                <w:lang w:val="es-MX" w:eastAsia="en-US"/>
+              </w:rPr>
+            </w:pPr>
+            <w:r>
+              <w:rPr>
+                <w:lang w:val="es-MX" w:eastAsia="en-US"/>
+              </w:rPr>
+              <w:t>#</w:t>
+            </w:r>
+          </w:p>
+        </w:tc>
+        <w:tc>
+          <w:tcPr>
+            <w:tcW w:w="1915" w:type="dxa"/>
+          </w:tcPr>
+          <w:p>
+            <w:pPr>
+              <w:jc w:val="center"/>
+              <w:rPr>
+                <w:lang w:val="es-MX" w:eastAsia="en-US"/>
+              </w:rPr>
+            </w:pPr>
+            <w:r>
+              <w:rPr>
+                <w:lang w:val="es-MX" w:eastAsia="en-US"/>
+              </w:rPr>
+              <w:t>Nombre</w:t>
+            </w:r>
+          </w:p>
+        </w:tc>
+        <w:tc>
+          <w:tcPr>
+            <w:tcW w:w="1984" w:type="dxa"/>
+          </w:tcPr>
+          <w:p>
+            <w:pPr>
+              <w:jc w:val="center"/>
+              <w:rPr>
+                <w:lang w:val="es-MX" w:eastAsia="en-US"/>
+              </w:rPr>
+            </w:pPr>
+            <w:r>
+              <w:rPr>
+                <w:lang w:val="es-MX" w:eastAsia="en-US"/>
+              </w:rPr>
+              <w:t>Retorno</w:t>
+            </w:r>
+          </w:p>
+        </w:tc>
+        <w:tc>
+          <w:tcPr>
+            <w:tcW w:w="1926" w:type="dxa"/>
+          </w:tcPr>
+          <w:p>
+            <w:pPr>
+              <w:jc w:val="center"/>
+              <w:rPr>
+                <w:lang w:val="es-MX" w:eastAsia="en-US"/>
+              </w:rPr>
+            </w:pPr>
+            <w:r>
+              <w:rPr>
+                <w:lang w:val="es-MX" w:eastAsia="en-US"/>
+              </w:rPr>
+              <w:t>Parámetros</w:t>
+            </w:r>
+          </w:p>
+        </w:tc>
+        <w:tc>
+          <w:tcPr>
+            <w:tcW w:w="1921" w:type="dxa"/>
+          </w:tcPr>
+          <w:p>
+            <w:pPr>
+              <w:jc w:val="center"/>
+              <w:rPr>
+                <w:lang w:val="es-MX" w:eastAsia="en-US"/>
+              </w:rPr>
+            </w:pPr>
+            <w:r>
+              <w:rPr>
+                <w:lang w:val="es-MX" w:eastAsia="en-US"/>
+              </w:rPr>
+              <w:t>Motivo</w:t>
+            </w:r>
+          </w:p>
+        </w:tc>
+      </w:tr>
+      <w:tr>
+        <w:trPr>
+          <w:trHeight w:val="433"/>
+        </w:trPr>
+        <w:tc>
+          <w:tcPr>
+            <w:tcW w:w="1904" w:type="dxa"/>
+          </w:tcPr>
+          <w:p>
+            <w:pPr>
+              <w:ind w:left="0" w:firstLine="0"/>
+              <w:jc w:val="left"/>
+              <w:rPr>
+                <w:sz w:val="20"/>
+                <w:szCs w:val="20"/>
+                <w:lang w:val="es-MX" w:eastAsia="en-US"/>
+              </w:rPr>
+            </w:pPr>
+            <w:r>
+              <w:rPr>
+                <w:sz w:val="20"/>
+                <w:szCs w:val="20"/>
+                <w:lang w:val="es-MX" w:eastAsia="en-US"/>
+              </w:rPr>
+              <w:t>1</w:t>
+            </w:r>
+          </w:p>
+        </w:tc>
+        <w:tc>
+          <w:tcPr>
+            <w:tcW w:w="1915" w:type="dxa"/>
+          </w:tcPr>
+          <w:p>
+            <w:pPr>
+              <w:ind w:left="0" w:firstLine="0"/>
+              <w:jc w:val="left"/>
+              <w:rPr>
+                <w:sz w:val="20"/>
+                <w:szCs w:val="20"/>
+                <w:lang w:val="es-MX" w:eastAsia="en-US"/>
+              </w:rPr>
+            </w:pPr>
+            <w:r>
+              <w:rPr>
+                <w:sz w:val="20"/>
+                <w:szCs w:val="20"/>
+                <w:lang w:val="es-MX" w:eastAsia="en-US"/>
+              </w:rPr>
+              <w:t>ordenServicio</w:t>
+            </w:r>
+          </w:p>
+        </w:tc>
+        <w:tc>
+          <w:tcPr>
+            <w:tcW w:w="1984" w:type="dxa"/>
+          </w:tcPr>
+          <w:p>
+            <w:pPr>
+              <w:ind w:left="0" w:firstLine="0"/>
+              <w:jc w:val="left"/>
+              <w:rPr>
+                <w:sz w:val="20"/>
+                <w:szCs w:val="20"/>
+                <w:lang w:val="es-MX" w:eastAsia="en-US"/>
+              </w:rPr>
+            </w:pPr>
+          </w:p>
+        </w:tc>
+        <w:tc>
+          <w:tcPr>
+            <w:tcW w:w="1926" w:type="dxa"/>
+          </w:tcPr>
+          <w:p>
+            <w:pPr>
+              <w:ind w:left="0" w:firstLine="0"/>
+              <w:jc w:val="left"/>
+              <w:rPr>
+                <w:sz w:val="20"/>
+                <w:szCs w:val="20"/>
+                <w:lang w:val="es-MX" w:eastAsia="en-US"/>
+              </w:rPr>
+            </w:pPr>
+          </w:p>
+        </w:tc>
+        <w:tc>
+          <w:tcPr>
+            <w:tcW w:w="1921" w:type="dxa"/>
+          </w:tcPr>
+          <w:p>
+            <w:pPr>
+              <w:ind w:left="0" w:firstLine="0"/>
+              <w:jc w:val="left"/>
+              <w:rPr>
+                <w:sz w:val="20"/>
+                <w:szCs w:val="20"/>
+                <w:lang w:val="es-MX" w:eastAsia="en-US"/>
+              </w:rPr>
+            </w:pPr>
+            <w:r>
+              <w:rPr>
+                <w:sz w:val="20"/>
+                <w:szCs w:val="20"/>
+                <w:lang w:val="es-MX" w:eastAsia="en-US"/>
+              </w:rPr>
+              <w:t>Constructor</w:t>
+            </w:r>
+          </w:p>
+        </w:tc>
+      </w:tr>
+      <w:tr>
+        <w:trPr>
+          <w:trHeight w:val="433"/>
+        </w:trPr>
+        <w:tc>
+          <w:tcPr>
+            <w:tcW w:w="1904" w:type="dxa"/>
+          </w:tcPr>
+          <w:p>
+            <w:pPr>
+              <w:ind w:left="0" w:firstLine="0"/>
+              <w:jc w:val="left"/>
+              <w:rPr>
+                <w:sz w:val="20"/>
+                <w:szCs w:val="20"/>
+                <w:lang w:val="es-MX" w:eastAsia="en-US"/>
+              </w:rPr>
+            </w:pPr>
+            <w:r>
+              <w:rPr>
+                <w:sz w:val="20"/>
+                <w:szCs w:val="20"/>
+                <w:lang w:val="es-MX" w:eastAsia="en-US"/>
+              </w:rPr>
+              <w:t>2</w:t>
+            </w:r>
+          </w:p>
+        </w:tc>
+        <w:tc>
+          <w:tcPr>
+            <w:tcW w:w="1915" w:type="dxa"/>
+          </w:tcPr>
+          <w:p>
+            <w:pPr>
+              <w:ind w:left="0" w:firstLine="0"/>
+              <w:jc w:val="left"/>
+              <w:rPr>
+                <w:sz w:val="20"/>
+                <w:szCs w:val="20"/>
+                <w:lang w:val="es-MX" w:eastAsia="en-US"/>
+              </w:rPr>
+            </w:pPr>
+            <w:r>
+              <w:rPr>
+                <w:sz w:val="20"/>
+                <w:szCs w:val="20"/>
+                <w:lang w:val="es-MX" w:eastAsia="en-US"/>
+              </w:rPr>
+              <w:t>getNumeroOrden</w:t>
+            </w:r>
+          </w:p>
+        </w:tc>
+        <w:tc>
+          <w:tcPr>
+            <w:tcW w:w="1984" w:type="dxa"/>
+          </w:tcPr>
+          <w:p>
+            <w:pPr>
+              <w:ind w:left="0" w:firstLine="0"/>
+              <w:jc w:val="left"/>
+              <w:rPr>
+                <w:sz w:val="20"/>
+                <w:szCs w:val="20"/>
+                <w:lang w:val="es-MX" w:eastAsia="en-US"/>
+              </w:rPr>
+            </w:pPr>
+            <w:r>
+              <w:rPr>
+                <w:sz w:val="20"/>
+                <w:szCs w:val="20"/>
+                <w:lang w:val="es-MX" w:eastAsia="en-US"/>
+              </w:rPr>
+              <w:t>Int</w:t>
+            </w:r>
+          </w:p>
+        </w:tc>
+        <w:tc>
+          <w:tcPr>
+            <w:tcW w:w="1926" w:type="dxa"/>
+          </w:tcPr>
+          <w:p>
+            <w:pPr>
+              <w:ind w:left="0" w:firstLine="0"/>
+              <w:jc w:val="left"/>
+              <w:rPr>
+                <w:sz w:val="20"/>
+                <w:szCs w:val="20"/>
+                <w:lang w:val="es-MX" w:eastAsia="en-US"/>
+              </w:rPr>
+            </w:pPr>
+          </w:p>
+        </w:tc>
+        <w:tc>
+          <w:tcPr>
+            <w:tcW w:w="1921" w:type="dxa"/>
+          </w:tcPr>
+          <w:p>
+            <w:pPr>
+              <w:ind w:left="0" w:firstLine="0"/>
+              <w:jc w:val="left"/>
+              <w:rPr>
+                <w:sz w:val="20"/>
+                <w:szCs w:val="20"/>
+                <w:lang w:val="es-MX" w:eastAsia="en-US"/>
+              </w:rPr>
+            </w:pPr>
+            <w:r>
+              <w:rPr>
+                <w:sz w:val="20"/>
+                <w:szCs w:val="20"/>
+                <w:lang w:val="es-MX" w:eastAsia="en-US"/>
+              </w:rPr>
+              <w:t xml:space="preserve">Regresa el número de la orden </w:t>
+            </w:r>
+          </w:p>
+        </w:tc>
+      </w:tr>
+      <w:tr>
+        <w:trPr>
+          <w:trHeight w:val="433"/>
+        </w:trPr>
+        <w:tc>
+          <w:tcPr>
+            <w:tcW w:w="1904" w:type="dxa"/>
+          </w:tcPr>
+          <w:p>
+            <w:pPr>
+              <w:jc w:val="left"/>
+              <w:rPr>
+                <w:sz w:val="20"/>
+                <w:szCs w:val="20"/>
+                <w:lang w:val="es-MX" w:eastAsia="en-US"/>
+              </w:rPr>
+            </w:pPr>
+            <w:r>
+              <w:rPr>
+                <w:sz w:val="20"/>
+                <w:szCs w:val="20"/>
+                <w:lang w:val="es-MX" w:eastAsia="en-US"/>
+              </w:rPr>
+              <w:t>3</w:t>
+            </w:r>
+          </w:p>
+        </w:tc>
+        <w:tc>
+          <w:tcPr>
+            <w:tcW w:w="1915" w:type="dxa"/>
+          </w:tcPr>
+          <w:p>
+            <w:pPr>
+              <w:ind w:left="0" w:firstLine="0"/>
+              <w:jc w:val="left"/>
+              <w:rPr>
+                <w:sz w:val="20"/>
+                <w:szCs w:val="20"/>
+                <w:lang w:val="es-MX" w:eastAsia="en-US"/>
+              </w:rPr>
+            </w:pPr>
+            <w:r>
+              <w:rPr>
+                <w:sz w:val="20"/>
+                <w:szCs w:val="20"/>
+                <w:lang w:val="es-MX" w:eastAsia="en-US"/>
+              </w:rPr>
+              <w:t>getNombrePropietario</w:t>
+            </w:r>
+          </w:p>
+        </w:tc>
+        <w:tc>
+          <w:tcPr>
+            <w:tcW w:w="1984" w:type="dxa"/>
+          </w:tcPr>
+          <w:p>
+            <w:pPr>
+              <w:ind w:left="0" w:firstLine="0"/>
+              <w:jc w:val="left"/>
+              <w:rPr>
+                <w:sz w:val="20"/>
+                <w:szCs w:val="20"/>
+                <w:lang w:val="es-MX" w:eastAsia="en-US"/>
+              </w:rPr>
+            </w:pPr>
+            <w:r>
+              <w:rPr>
+                <w:sz w:val="20"/>
+                <w:szCs w:val="20"/>
+                <w:lang w:val="es-MX" w:eastAsia="en-US"/>
+              </w:rPr>
+              <w:t>String</w:t>
+            </w:r>
+          </w:p>
+        </w:tc>
+        <w:tc>
+          <w:tcPr>
+            <w:tcW w:w="1926" w:type="dxa"/>
+          </w:tcPr>
+          <w:p>
+            <w:pPr>
+              <w:ind w:left="0" w:firstLine="0"/>
+              <w:jc w:val="left"/>
+              <w:rPr>
+                <w:sz w:val="20"/>
+                <w:szCs w:val="20"/>
+                <w:lang w:val="es-MX" w:eastAsia="en-US"/>
+              </w:rPr>
+            </w:pPr>
+          </w:p>
+        </w:tc>
+        <w:tc>
+          <w:tcPr>
+            <w:tcW w:w="1921" w:type="dxa"/>
+          </w:tcPr>
+          <w:p>
+            <w:pPr>
+              <w:ind w:left="0" w:firstLine="0"/>
+              <w:jc w:val="left"/>
+              <w:rPr>
+                <w:sz w:val="20"/>
+                <w:szCs w:val="20"/>
+                <w:lang w:val="es-MX" w:eastAsia="en-US"/>
+              </w:rPr>
+            </w:pPr>
+            <w:r>
+              <w:rPr>
+                <w:sz w:val="20"/>
+                <w:szCs w:val="20"/>
+                <w:lang w:val="es-MX" w:eastAsia="en-US"/>
+              </w:rPr>
+              <w:t>Regresa el nombre del propietario</w:t>
+            </w:r>
+          </w:p>
+        </w:tc>
+      </w:tr>
+      <w:tr>
+        <w:trPr>
+          <w:trHeight w:val="433"/>
+        </w:trPr>
+        <w:tc>
+          <w:tcPr>
+            <w:tcW w:w="1904" w:type="dxa"/>
+          </w:tcPr>
+          <w:p>
+            <w:pPr>
+              <w:ind w:left="0" w:firstLine="0"/>
+              <w:jc w:val="left"/>
+              <w:rPr>
+                <w:sz w:val="20"/>
+                <w:szCs w:val="20"/>
+                <w:lang w:val="es-MX" w:eastAsia="en-US"/>
+              </w:rPr>
+            </w:pPr>
+            <w:r>
+              <w:rPr>
+                <w:sz w:val="20"/>
+                <w:szCs w:val="20"/>
+                <w:lang w:val="es-MX" w:eastAsia="en-US"/>
+              </w:rPr>
+              <w:t>4</w:t>
+            </w:r>
+          </w:p>
+        </w:tc>
+        <w:tc>
+          <w:tcPr>
+            <w:tcW w:w="1915" w:type="dxa"/>
+          </w:tcPr>
+          <w:p>
+            <w:pPr>
+              <w:ind w:left="0" w:firstLine="0"/>
+              <w:jc w:val="left"/>
+              <w:rPr>
+                <w:sz w:val="20"/>
+                <w:szCs w:val="20"/>
+                <w:lang w:val="es-MX" w:eastAsia="en-US"/>
+              </w:rPr>
+            </w:pPr>
+            <w:r>
+              <w:rPr>
+                <w:sz w:val="20"/>
+                <w:szCs w:val="20"/>
+                <w:lang w:val="es-MX" w:eastAsia="en-US"/>
+              </w:rPr>
+              <w:t>getPlacaVehiculo</w:t>
+            </w:r>
+          </w:p>
+        </w:tc>
+        <w:tc>
+          <w:tcPr>
+            <w:tcW w:w="1984" w:type="dxa"/>
+          </w:tcPr>
+          <w:p>
+            <w:pPr>
+              <w:ind w:left="0" w:firstLine="0"/>
+              <w:jc w:val="left"/>
+              <w:rPr>
+                <w:sz w:val="20"/>
+                <w:szCs w:val="20"/>
+                <w:lang w:val="es-MX" w:eastAsia="en-US"/>
+              </w:rPr>
+            </w:pPr>
+            <w:r>
+              <w:rPr>
+                <w:sz w:val="20"/>
+                <w:szCs w:val="20"/>
+                <w:lang w:val="es-MX" w:eastAsia="en-US"/>
+              </w:rPr>
+              <w:t>String</w:t>
+            </w:r>
+          </w:p>
+        </w:tc>
+        <w:tc>
+          <w:tcPr>
+            <w:tcW w:w="1926" w:type="dxa"/>
+          </w:tcPr>
+          <w:p>
+            <w:pPr>
+              <w:ind w:left="0" w:firstLine="0"/>
+              <w:jc w:val="left"/>
+              <w:rPr>
+                <w:sz w:val="20"/>
+                <w:szCs w:val="20"/>
+                <w:lang w:val="es-MX" w:eastAsia="en-US"/>
+              </w:rPr>
+            </w:pPr>
+          </w:p>
+        </w:tc>
+        <w:tc>
+          <w:tcPr>
+            <w:tcW w:w="1921" w:type="dxa"/>
+          </w:tcPr>
+          <w:p>
+            <w:pPr>
+              <w:jc w:val="left"/>
+              <w:rPr>
+                <w:sz w:val="20"/>
+                <w:szCs w:val="20"/>
+                <w:lang w:val="es-MX" w:eastAsia="en-US"/>
+              </w:rPr>
+            </w:pPr>
+            <w:r>
+              <w:rPr>
+                <w:sz w:val="20"/>
+                <w:szCs w:val="20"/>
+                <w:lang w:val="es-MX" w:eastAsia="en-US"/>
+              </w:rPr>
+              <w:t>Regresa la placa del vehículo</w:t>
+            </w:r>
+          </w:p>
+        </w:tc>
+      </w:tr>
+      <w:tr>
+        <w:trPr>
+          <w:trHeight w:val="433"/>
+        </w:trPr>
+        <w:tc>
+          <w:tcPr>
+            <w:tcW w:w="1904" w:type="dxa"/>
+          </w:tcPr>
+          <w:p>
+            <w:pPr>
+              <w:ind w:left="0" w:firstLine="0"/>
+              <w:jc w:val="left"/>
+              <w:rPr>
+                <w:sz w:val="20"/>
+                <w:szCs w:val="20"/>
+                <w:lang w:val="es-MX" w:eastAsia="en-US"/>
+              </w:rPr>
+            </w:pPr>
+            <w:r>
+              <w:rPr>
+                <w:sz w:val="20"/>
+                <w:szCs w:val="20"/>
+                <w:lang w:val="es-MX" w:eastAsia="en-US"/>
+              </w:rPr>
+              <w:t>5</w:t>
+            </w:r>
+          </w:p>
+        </w:tc>
+        <w:tc>
+          <w:tcPr>
+            <w:tcW w:w="1915" w:type="dxa"/>
+          </w:tcPr>
+          <w:p>
+            <w:pPr>
+              <w:ind w:left="0" w:firstLine="0"/>
+              <w:jc w:val="left"/>
+              <w:rPr>
+                <w:sz w:val="20"/>
+                <w:szCs w:val="20"/>
+                <w:lang w:val="es-MX" w:eastAsia="en-US"/>
+              </w:rPr>
+            </w:pPr>
+            <w:r>
+              <w:rPr>
+                <w:sz w:val="20"/>
+                <w:szCs w:val="20"/>
+                <w:lang w:val="es-MX" w:eastAsia="en-US"/>
+              </w:rPr>
+              <w:t>getDescripcionServicio</w:t>
+            </w:r>
+          </w:p>
+        </w:tc>
+        <w:tc>
+          <w:tcPr>
+            <w:tcW w:w="1984" w:type="dxa"/>
+          </w:tcPr>
+          <w:p>
+            <w:pPr>
+              <w:ind w:left="0" w:firstLine="0"/>
+              <w:jc w:val="left"/>
+              <w:rPr>
+                <w:sz w:val="20"/>
+                <w:szCs w:val="20"/>
+                <w:lang w:val="es-MX" w:eastAsia="en-US"/>
+              </w:rPr>
+            </w:pPr>
+            <w:r>
+              <w:rPr>
+                <w:sz w:val="20"/>
+                <w:szCs w:val="20"/>
+                <w:lang w:val="es-MX" w:eastAsia="en-US"/>
+              </w:rPr>
+              <w:t>String</w:t>
+            </w:r>
+          </w:p>
+        </w:tc>
+        <w:tc>
+          <w:tcPr>
+            <w:tcW w:w="1926" w:type="dxa"/>
+          </w:tcPr>
+          <w:p>
+            <w:pPr>
+              <w:ind w:left="0" w:firstLine="0"/>
+              <w:jc w:val="left"/>
+              <w:rPr>
+                <w:sz w:val="20"/>
+                <w:szCs w:val="20"/>
+                <w:lang w:val="es-MX" w:eastAsia="en-US"/>
+              </w:rPr>
+            </w:pPr>
+          </w:p>
+        </w:tc>
+        <w:tc>
+          <w:tcPr>
+            <w:tcW w:w="1921" w:type="dxa"/>
+          </w:tcPr>
+          <w:p>
+            <w:pPr>
+              <w:jc w:val="left"/>
+              <w:rPr>
+                <w:sz w:val="20"/>
+                <w:szCs w:val="20"/>
+                <w:lang w:val="es-MX" w:eastAsia="en-US"/>
+              </w:rPr>
+            </w:pPr>
+            <w:r>
+              <w:rPr>
+                <w:sz w:val="20"/>
+                <w:szCs w:val="20"/>
+                <w:lang w:val="es-MX" w:eastAsia="en-US"/>
+              </w:rPr>
+              <w:t>Regresa la descripción del servicio</w:t>
+            </w:r>
+          </w:p>
+        </w:tc>
+      </w:tr>
+      <w:tr>
+        <w:trPr>
+          <w:trHeight w:val="433"/>
+        </w:trPr>
+        <w:tc>
+          <w:tcPr>
+            <w:tcW w:w="1904" w:type="dxa"/>
+          </w:tcPr>
+          <w:p>
+            <w:pPr>
+              <w:ind w:left="0" w:firstLine="0"/>
+              <w:jc w:val="left"/>
+              <w:rPr>
+                <w:sz w:val="20"/>
+                <w:szCs w:val="20"/>
+                <w:lang w:val="es-MX" w:eastAsia="en-US"/>
+              </w:rPr>
+            </w:pPr>
+            <w:r>
+              <w:rPr>
+                <w:sz w:val="20"/>
+                <w:szCs w:val="20"/>
+                <w:lang w:val="es-MX" w:eastAsia="en-US"/>
+              </w:rPr>
+              <w:t>6</w:t>
+            </w:r>
+          </w:p>
+        </w:tc>
+        <w:tc>
+          <w:tcPr>
+            <w:tcW w:w="1915" w:type="dxa"/>
+          </w:tcPr>
+          <w:p>
+            <w:pPr>
+              <w:ind w:left="0" w:firstLine="0"/>
+              <w:jc w:val="left"/>
+              <w:rPr>
+                <w:sz w:val="20"/>
+                <w:szCs w:val="20"/>
+                <w:lang w:val="es-MX" w:eastAsia="en-US"/>
+              </w:rPr>
+            </w:pPr>
+            <w:r>
+              <w:rPr>
+                <w:sz w:val="20"/>
+                <w:szCs w:val="20"/>
+                <w:lang w:val="es-MX" w:eastAsia="en-US"/>
+              </w:rPr>
+              <w:t>getCostoEstimado</w:t>
+            </w:r>
+          </w:p>
+        </w:tc>
+        <w:tc>
+          <w:tcPr>
+            <w:tcW w:w="1984" w:type="dxa"/>
+          </w:tcPr>
+          <w:p>
+            <w:pPr>
+              <w:ind w:left="0" w:firstLine="0"/>
+              <w:jc w:val="left"/>
+              <w:rPr>
+                <w:sz w:val="20"/>
+                <w:szCs w:val="20"/>
+                <w:lang w:val="es-MX" w:eastAsia="en-US"/>
+              </w:rPr>
+            </w:pPr>
+            <w:r>
+              <w:rPr>
+                <w:sz w:val="20"/>
+                <w:szCs w:val="20"/>
+                <w:lang w:val="es-MX" w:eastAsia="en-US"/>
+              </w:rPr>
+              <w:t>Double</w:t>
+            </w:r>
+          </w:p>
+        </w:tc>
+        <w:tc>
+          <w:tcPr>
+            <w:tcW w:w="1926" w:type="dxa"/>
+          </w:tcPr>
+          <w:p>
+            <w:pPr>
+              <w:ind w:left="0" w:firstLine="0"/>
+              <w:jc w:val="left"/>
+              <w:rPr>
+                <w:sz w:val="20"/>
+                <w:szCs w:val="20"/>
+                <w:lang w:val="es-MX" w:eastAsia="en-US"/>
+              </w:rPr>
+            </w:pPr>
+          </w:p>
+        </w:tc>
+        <w:tc>
+          <w:tcPr>
+            <w:tcW w:w="1921" w:type="dxa"/>
+          </w:tcPr>
+          <w:p>
+            <w:pPr>
+              <w:jc w:val="left"/>
+              <w:rPr>
+                <w:sz w:val="20"/>
+                <w:szCs w:val="20"/>
+                <w:lang w:val="es-MX" w:eastAsia="en-US"/>
+              </w:rPr>
+            </w:pPr>
+            <w:r>
+              <w:rPr>
+                <w:sz w:val="20"/>
+                <w:szCs w:val="20"/>
+                <w:lang w:val="es-MX" w:eastAsia="en-US"/>
+              </w:rPr>
+              <w:t>Regresa el costo estimado del servicio</w:t>
+            </w:r>
+          </w:p>
+        </w:tc>
+      </w:tr>
+      <w:tr>
+        <w:trPr>
+          <w:trHeight w:val="433"/>
+        </w:trPr>
+        <w:tc>
+          <w:tcPr>
+            <w:tcW w:w="1904" w:type="dxa"/>
+          </w:tcPr>
+          <w:p>
+            <w:pPr>
+              <w:ind w:left="0" w:firstLine="0"/>
+              <w:jc w:val="left"/>
+              <w:rPr>
+                <w:sz w:val="20"/>
+                <w:szCs w:val="20"/>
+                <w:lang w:val="es-MX" w:eastAsia="en-US"/>
+              </w:rPr>
+            </w:pPr>
+            <w:r>
+              <w:rPr>
+                <w:sz w:val="20"/>
+                <w:szCs w:val="20"/>
+                <w:lang w:val="es-MX" w:eastAsia="en-US"/>
+              </w:rPr>
+              <w:lastRenderedPageBreak/>
+              <w:t>7</w:t>
+            </w:r>
+          </w:p>
+        </w:tc>
+        <w:tc>
+          <w:tcPr>
+            <w:tcW w:w="1915" w:type="dxa"/>
+          </w:tcPr>
+          <w:p>
+            <w:pPr>
+              <w:ind w:left="0" w:firstLine="0"/>
+              <w:jc w:val="left"/>
+              <w:rPr>
+                <w:sz w:val="20"/>
+                <w:szCs w:val="20"/>
+                <w:lang w:val="es-MX" w:eastAsia="en-US"/>
+              </w:rPr>
+            </w:pPr>
+            <w:r>
+              <w:rPr>
+                <w:sz w:val="20"/>
+                <w:szCs w:val="20"/>
+                <w:lang w:val="es-MX" w:eastAsia="en-US"/>
+              </w:rPr>
+              <w:t>setDescripcionServicio</w:t>
+            </w:r>
+          </w:p>
+        </w:tc>
+        <w:tc>
+          <w:tcPr>
+            <w:tcW w:w="1984" w:type="dxa"/>
+          </w:tcPr>
+          <w:p>
+            <w:pPr>
+              <w:ind w:left="0" w:firstLine="0"/>
+              <w:jc w:val="left"/>
+              <w:rPr>
+                <w:sz w:val="20"/>
+                <w:szCs w:val="20"/>
+                <w:lang w:val="es-MX" w:eastAsia="en-US"/>
+              </w:rPr>
+            </w:pPr>
+            <w:r>
+              <w:rPr>
+                <w:sz w:val="20"/>
+                <w:szCs w:val="20"/>
+                <w:lang w:val="es-MX" w:eastAsia="en-US"/>
+              </w:rPr>
+              <w:t>Void</w:t>
+            </w:r>
+          </w:p>
+        </w:tc>
+        <w:tc>
+          <w:tcPr>
+            <w:tcW w:w="1926" w:type="dxa"/>
+          </w:tcPr>
+          <w:p>
+            <w:pPr>
+              <w:ind w:left="0" w:firstLine="0"/>
+              <w:jc w:val="left"/>
+              <w:rPr>
+                <w:sz w:val="20"/>
+                <w:szCs w:val="20"/>
+                <w:lang w:val="es-MX" w:eastAsia="en-US"/>
+              </w:rPr>
+            </w:pPr>
+            <w:r>
+              <w:rPr>
+                <w:sz w:val="20"/>
+                <w:szCs w:val="20"/>
+                <w:lang w:val="es-MX" w:eastAsia="en-US"/>
+              </w:rPr>
+              <w:t>String:nuevaDesripcion</w:t>
+            </w:r>
+          </w:p>
+        </w:tc>
+        <w:tc>
+          <w:tcPr>
+            <w:tcW w:w="1921" w:type="dxa"/>
+          </w:tcPr>
+          <w:p>
+            <w:pPr>
+              <w:jc w:val="left"/>
+              <w:rPr>
+                <w:sz w:val="20"/>
+                <w:szCs w:val="20"/>
+                <w:lang w:val="es-MX" w:eastAsia="en-US"/>
+              </w:rPr>
+            </w:pPr>
+            <w:r>
+              <w:rPr>
+                <w:sz w:val="20"/>
+                <w:szCs w:val="20"/>
+                <w:lang w:val="es-MX" w:eastAsia="en-US"/>
+              </w:rPr>
+              <w:t>Modifica la descripción del servicio</w:t>
+            </w:r>
+          </w:p>
+        </w:tc>
+      </w:tr>
+      <w:tr>
+        <w:trPr>
+          <w:trHeight w:val="433"/>
+        </w:trPr>
+        <w:tc>
+          <w:tcPr>
+            <w:tcW w:w="1904" w:type="dxa"/>
+          </w:tcPr>
+          <w:p>
+            <w:pPr>
+              <w:ind w:left="0" w:firstLine="0"/>
+              <w:jc w:val="left"/>
+              <w:rPr>
+                <w:sz w:val="20"/>
+                <w:szCs w:val="20"/>
+                <w:lang w:val="es-MX" w:eastAsia="en-US"/>
+              </w:rPr>
+            </w:pPr>
+            <w:r>
+              <w:rPr>
+                <w:sz w:val="20"/>
+                <w:szCs w:val="20"/>
+                <w:lang w:val="es-MX" w:eastAsia="en-US"/>
+              </w:rPr>
+              <w:t>8</w:t>
+            </w:r>
+          </w:p>
+        </w:tc>
+        <w:tc>
+          <w:tcPr>
+            <w:tcW w:w="1915" w:type="dxa"/>
+          </w:tcPr>
+          <w:p>
+            <w:pPr>
+              <w:ind w:left="0" w:firstLine="0"/>
+              <w:jc w:val="left"/>
+              <w:rPr>
+                <w:sz w:val="20"/>
+                <w:szCs w:val="20"/>
+                <w:lang w:val="es-MX" w:eastAsia="en-US"/>
+              </w:rPr>
+            </w:pPr>
+            <w:r>
+              <w:rPr>
+                <w:sz w:val="20"/>
+                <w:szCs w:val="20"/>
+                <w:lang w:val="es-MX" w:eastAsia="en-US"/>
+              </w:rPr>
+              <w:t>setCostoEstimado</w:t>
+            </w:r>
+          </w:p>
+        </w:tc>
+        <w:tc>
+          <w:tcPr>
+            <w:tcW w:w="1984" w:type="dxa"/>
+          </w:tcPr>
+          <w:p>
+            <w:pPr>
+              <w:ind w:left="0" w:firstLine="0"/>
+              <w:jc w:val="left"/>
+              <w:rPr>
+                <w:sz w:val="20"/>
+                <w:szCs w:val="20"/>
+                <w:lang w:val="es-MX" w:eastAsia="en-US"/>
+              </w:rPr>
+            </w:pPr>
+            <w:r>
+              <w:rPr>
+                <w:sz w:val="20"/>
+                <w:szCs w:val="20"/>
+                <w:lang w:val="es-MX" w:eastAsia="en-US"/>
+              </w:rPr>
+              <w:t>Void</w:t>
+            </w:r>
+          </w:p>
+        </w:tc>
+        <w:tc>
+          <w:tcPr>
+            <w:tcW w:w="1926" w:type="dxa"/>
+          </w:tcPr>
+          <w:p>
+            <w:pPr>
+              <w:ind w:left="0" w:firstLine="0"/>
+              <w:jc w:val="left"/>
+              <w:rPr>
+                <w:sz w:val="20"/>
+                <w:szCs w:val="20"/>
+                <w:lang w:val="es-MX" w:eastAsia="en-US"/>
+              </w:rPr>
+            </w:pPr>
+            <w:r>
+              <w:rPr>
+                <w:sz w:val="20"/>
+                <w:szCs w:val="20"/>
+                <w:lang w:val="es-MX" w:eastAsia="en-US"/>
+              </w:rPr>
+              <w:t>Double:NuevoCosto</w:t>
+            </w:r>
+          </w:p>
+        </w:tc>
+        <w:tc>
+          <w:tcPr>
+            <w:tcW w:w="1921" w:type="dxa"/>
+          </w:tcPr>
+          <w:p>
+            <w:pPr>
+              <w:jc w:val="left"/>
+              <w:rPr>
+                <w:sz w:val="20"/>
+                <w:szCs w:val="20"/>
+                <w:lang w:val="es-MX" w:eastAsia="en-US"/>
+              </w:rPr>
+            </w:pPr>
+            <w:r>
+              <w:rPr>
+                <w:sz w:val="20"/>
+                <w:szCs w:val="20"/>
+                <w:lang w:val="es-MX" w:eastAsia="en-US"/>
+              </w:rPr>
+              <w:t>Modifica el costo estimado del servicio</w:t>
+            </w:r>
+          </w:p>
+        </w:tc>
+      </w:tr>
+      <w:tr>
+        <w:trPr>
+          <w:trHeight w:val="433"/>
+        </w:trPr>
+        <w:tc>
+          <w:tcPr>
+            <w:tcW w:w="1904" w:type="dxa"/>
+          </w:tcPr>
+          <w:p>
+            <w:pPr>
+              <w:ind w:left="0" w:firstLine="0"/>
+              <w:jc w:val="left"/>
+              <w:rPr>
+                <w:sz w:val="20"/>
+                <w:szCs w:val="20"/>
+                <w:lang w:val="es-MX" w:eastAsia="en-US"/>
+              </w:rPr>
+            </w:pPr>
+            <w:r>
+              <w:rPr>
+                <w:sz w:val="20"/>
+                <w:szCs w:val="20"/>
+                <w:lang w:val="es-MX" w:eastAsia="en-US"/>
+              </w:rPr>
+              <w:t>9</w:t>
+            </w:r>
+          </w:p>
+        </w:tc>
+        <w:tc>
+          <w:tcPr>
+            <w:tcW w:w="1915" w:type="dxa"/>
+          </w:tcPr>
+          <w:p>
+            <w:pPr>
+              <w:ind w:left="0" w:firstLine="0"/>
+              <w:jc w:val="left"/>
+              <w:rPr>
+                <w:sz w:val="20"/>
+                <w:szCs w:val="20"/>
+                <w:lang w:val="es-MX" w:eastAsia="en-US"/>
+              </w:rPr>
+            </w:pPr>
+            <w:r>
+              <w:rPr>
+                <w:sz w:val="20"/>
+                <w:szCs w:val="20"/>
+                <w:lang w:val="es-MX" w:eastAsia="en-US"/>
+              </w:rPr>
+              <w:t>toString</w:t>
+            </w:r>
+          </w:p>
+        </w:tc>
+        <w:tc>
+          <w:tcPr>
+            <w:tcW w:w="1984" w:type="dxa"/>
+          </w:tcPr>
+          <w:p>
+            <w:pPr>
+              <w:ind w:left="0" w:firstLine="0"/>
+              <w:jc w:val="left"/>
+              <w:rPr>
+                <w:sz w:val="20"/>
+                <w:szCs w:val="20"/>
+                <w:lang w:val="es-MX" w:eastAsia="en-US"/>
+              </w:rPr>
+            </w:pPr>
+            <w:r>
+              <w:rPr>
+                <w:sz w:val="20"/>
+                <w:szCs w:val="20"/>
+                <w:lang w:val="es-MX" w:eastAsia="en-US"/>
+              </w:rPr>
+              <w:t>Ninguno</w:t>
+            </w:r>
+          </w:p>
+        </w:tc>
+        <w:tc>
+          <w:tcPr>
+            <w:tcW w:w="1926" w:type="dxa"/>
+          </w:tcPr>
+          <w:p>
+            <w:pPr>
+              <w:ind w:left="0" w:firstLine="0"/>
+              <w:jc w:val="left"/>
+              <w:rPr>
+                <w:sz w:val="20"/>
+                <w:szCs w:val="20"/>
+                <w:lang w:val="es-MX" w:eastAsia="en-US"/>
+              </w:rPr>
+            </w:pPr>
+          </w:p>
+        </w:tc>
+        <w:tc>
+          <w:tcPr>
+            <w:tcW w:w="1921" w:type="dxa"/>
+          </w:tcPr>
+          <w:p>
+            <w:pPr>
+              <w:jc w:val="left"/>
+              <w:rPr>
+                <w:sz w:val="20"/>
+                <w:szCs w:val="20"/>
+                <w:lang w:val="es-MX" w:eastAsia="en-US"/>
+              </w:rPr>
+            </w:pPr>
+            <w:r>
+              <w:rPr>
+                <w:sz w:val="20"/>
+                <w:szCs w:val="20"/>
+                <w:lang w:val="es-MX" w:eastAsia="en-US"/>
+              </w:rPr>
+              <w:t>Regresa toda la información para poder ser leída por el usuario</w:t>
+            </w:r>
+          </w:p>
+        </w:tc>
+      </w:tr>
+    </w:tbl>
+    <w:p>
+      <w:pPr>
+        <w:pStyle w:val="APA7ma"/>
+        <w:jc w:val="center"/>
+      </w:pPr>
+    </w:p>
+    <w:p>
+      <w:pPr>
+        <w:pStyle w:val="Ttulo2"/>
+      </w:pPr>
       <w:r>
-        <w:t xml:space="preserve"> (Model)</w:t>
+        <w:t>Clase: Taller</w:t>
+      </w:r>
+    </w:p>
+    <w:p>
+      <w:pPr>
+        <w:pStyle w:val="Ttulo3"/>
+      </w:pPr>
+      <w:r>
+        <w:t>Atributos</w:t>
       </w:r>
     </w:p>
     <w:tbl>
@@ -533,7 +2453,7 @@
               <w:rPr>
                 <w:lang w:val="es-MX" w:eastAsia="en-US"/>
               </w:rPr>
-              <w:t>Tipo de datos</w:t>
+              <w:t>Visibilidad</w:t>
             </w:r>
           </w:p>
         </w:tc>
@@ -571,7 +2491,7 @@
               <w:rPr>
                 <w:lang w:val="es-MX" w:eastAsia="en-US"/>
               </w:rPr>
-              <w:t>Visibilidad</w:t>
+              <w:t>Tipo</w:t>
             </w:r>
           </w:p>
         </w:tc>
@@ -635,6 +2555,14 @@
                 <w:lang w:val="es-MX" w:eastAsia="en-US"/>
               </w:rPr>
             </w:pPr>
+            <w:r>
+              <w:rPr>
+                <w:sz w:val="20"/>
+                <w:szCs w:val="20"/>
+                <w:lang w:val="es-MX" w:eastAsia="en-US"/>
+              </w:rPr>
+              <w:t>Private</w:t>
+            </w:r>
           </w:p>
         </w:tc>
         <w:tc>
@@ -650,6 +2578,14 @@
                 <w:lang w:val="es-MX" w:eastAsia="en-US"/>
               </w:rPr>
             </w:pPr>
+            <w:r>
+              <w:rPr>
+                <w:sz w:val="20"/>
+                <w:szCs w:val="20"/>
+                <w:lang w:val="es-MX" w:eastAsia="en-US"/>
+              </w:rPr>
+              <w:t>ordenes</w:t>
+            </w:r>
           </w:p>
         </w:tc>
         <w:tc>
@@ -665,6 +2601,14 @@
                 <w:lang w:val="es-MX" w:eastAsia="en-US"/>
               </w:rPr>
             </w:pPr>
+            <w:r>
+              <w:rPr>
+                <w:sz w:val="20"/>
+                <w:szCs w:val="20"/>
+                <w:lang w:val="es-MX" w:eastAsia="en-US"/>
+              </w:rPr>
+              <w:t>List&lt;OrdenServicio&gt;</w:t>
+            </w:r>
           </w:p>
         </w:tc>
         <w:tc>
@@ -686,7 +2630,7 @@
                 <w:szCs w:val="20"/>
                 <w:lang w:val="es-MX" w:eastAsia="en-US"/>
               </w:rPr>
-              <w:t>Inicia el programa</w:t>
+              <w:t>Guarda la lista dinámica de pedidos</w:t>
             </w:r>
           </w:p>
         </w:tc>
@@ -704,10 +2648,2042 @@
         <w:pStyle w:val="Ttulo3"/>
       </w:pPr>
       <w:r>
-        <w:t>Clase comprador</w:t>
+        <w:t>Métodos</w:t>
+      </w:r>
+    </w:p>
+    <w:tbl>
+      <w:tblPr>
+        <w:tblStyle w:val="Tablaconcuadrcula"/>
+        <w:tblW w:w="9621" w:type="dxa"/>
+        <w:tblInd w:w="10" w:type="dxa"/>
+        <w:tblLook w:val="04A0" w:firstRow="1" w:lastRow="0" w:firstColumn="1" w:lastColumn="0" w:noHBand="0" w:noVBand="1"/>
+      </w:tblPr>
+      <w:tblGrid>
+        <w:gridCol w:w="901"/>
+        <w:gridCol w:w="1403"/>
+        <w:gridCol w:w="2338"/>
+        <w:gridCol w:w="1920"/>
+        <w:gridCol w:w="1710"/>
+        <w:gridCol w:w="1349"/>
+      </w:tblGrid>
+      <w:tr>
+        <w:trPr>
+          <w:trHeight w:val="856"/>
+        </w:trPr>
+        <w:tc>
+          <w:tcPr>
+            <w:tcW w:w="901" w:type="dxa"/>
+          </w:tcPr>
+          <w:p>
+            <w:pPr>
+              <w:jc w:val="center"/>
+              <w:rPr>
+                <w:lang w:val="es-MX" w:eastAsia="en-US"/>
+              </w:rPr>
+            </w:pPr>
+            <w:r>
+              <w:rPr>
+                <w:lang w:val="es-MX" w:eastAsia="en-US"/>
+              </w:rPr>
+              <w:t>#</w:t>
+            </w:r>
+          </w:p>
+        </w:tc>
+        <w:tc>
+          <w:tcPr>
+            <w:tcW w:w="1403" w:type="dxa"/>
+          </w:tcPr>
+          <w:p>
+            <w:pPr>
+              <w:jc w:val="center"/>
+              <w:rPr>
+                <w:lang w:val="es-MX" w:eastAsia="en-US"/>
+              </w:rPr>
+            </w:pPr>
+            <w:r>
+              <w:rPr>
+                <w:lang w:val="es-MX" w:eastAsia="en-US"/>
+              </w:rPr>
+              <w:t>Visibilidad</w:t>
+            </w:r>
+          </w:p>
+        </w:tc>
+        <w:tc>
+          <w:tcPr>
+            <w:tcW w:w="2338" w:type="dxa"/>
+          </w:tcPr>
+          <w:p>
+            <w:pPr>
+              <w:jc w:val="center"/>
+              <w:rPr>
+                <w:lang w:val="es-MX" w:eastAsia="en-US"/>
+              </w:rPr>
+            </w:pPr>
+            <w:r>
+              <w:rPr>
+                <w:lang w:val="es-MX" w:eastAsia="en-US"/>
+              </w:rPr>
+              <w:t>Nombre</w:t>
+            </w:r>
+          </w:p>
+        </w:tc>
+        <w:tc>
+          <w:tcPr>
+            <w:tcW w:w="1920" w:type="dxa"/>
+          </w:tcPr>
+          <w:p>
+            <w:pPr>
+              <w:jc w:val="center"/>
+              <w:rPr>
+                <w:lang w:val="es-MX" w:eastAsia="en-US"/>
+              </w:rPr>
+            </w:pPr>
+            <w:r>
+              <w:rPr>
+                <w:lang w:val="es-MX" w:eastAsia="en-US"/>
+              </w:rPr>
+              <w:t>Retorno</w:t>
+            </w:r>
+          </w:p>
+        </w:tc>
+        <w:tc>
+          <w:tcPr>
+            <w:tcW w:w="1710" w:type="dxa"/>
+          </w:tcPr>
+          <w:p>
+            <w:pPr>
+              <w:jc w:val="center"/>
+              <w:rPr>
+                <w:lang w:val="es-MX" w:eastAsia="en-US"/>
+              </w:rPr>
+            </w:pPr>
+            <w:r>
+              <w:rPr>
+                <w:lang w:val="es-MX" w:eastAsia="en-US"/>
+              </w:rPr>
+              <w:t>Parámetros</w:t>
+            </w:r>
+          </w:p>
+        </w:tc>
+        <w:tc>
+          <w:tcPr>
+            <w:tcW w:w="1349" w:type="dxa"/>
+          </w:tcPr>
+          <w:p>
+            <w:pPr>
+              <w:jc w:val="center"/>
+              <w:rPr>
+                <w:lang w:val="es-MX" w:eastAsia="en-US"/>
+              </w:rPr>
+            </w:pPr>
+            <w:r>
+              <w:rPr>
+                <w:lang w:val="es-MX" w:eastAsia="en-US"/>
+              </w:rPr>
+              <w:t>Motivo</w:t>
+            </w:r>
+          </w:p>
+        </w:tc>
+      </w:tr>
+      <w:tr>
+        <w:trPr>
+          <w:trHeight w:val="427"/>
+        </w:trPr>
+        <w:tc>
+          <w:tcPr>
+            <w:tcW w:w="901" w:type="dxa"/>
+          </w:tcPr>
+          <w:p>
+            <w:pPr>
+              <w:ind w:left="0" w:firstLine="0"/>
+              <w:jc w:val="left"/>
+              <w:rPr>
+                <w:sz w:val="20"/>
+                <w:szCs w:val="20"/>
+                <w:lang w:val="es-MX" w:eastAsia="en-US"/>
+              </w:rPr>
+            </w:pPr>
+            <w:r>
+              <w:rPr>
+                <w:sz w:val="20"/>
+                <w:szCs w:val="20"/>
+                <w:lang w:val="es-MX" w:eastAsia="en-US"/>
+              </w:rPr>
+              <w:t>1</w:t>
+            </w:r>
+          </w:p>
+        </w:tc>
+        <w:tc>
+          <w:tcPr>
+            <w:tcW w:w="1403" w:type="dxa"/>
+          </w:tcPr>
+          <w:p>
+            <w:pPr>
+              <w:ind w:left="0" w:firstLine="0"/>
+              <w:jc w:val="left"/>
+              <w:rPr>
+                <w:sz w:val="20"/>
+                <w:szCs w:val="20"/>
+                <w:lang w:val="es-MX" w:eastAsia="en-US"/>
+              </w:rPr>
+            </w:pPr>
+            <w:r>
+              <w:rPr>
+                <w:sz w:val="20"/>
+                <w:szCs w:val="20"/>
+                <w:lang w:val="es-MX" w:eastAsia="en-US"/>
+              </w:rPr>
+              <w:t>Public</w:t>
+            </w:r>
+          </w:p>
+        </w:tc>
+        <w:tc>
+          <w:tcPr>
+            <w:tcW w:w="2338" w:type="dxa"/>
+          </w:tcPr>
+          <w:p>
+            <w:pPr>
+              <w:ind w:left="0" w:firstLine="0"/>
+              <w:jc w:val="left"/>
+              <w:rPr>
+                <w:sz w:val="20"/>
+                <w:szCs w:val="20"/>
+                <w:lang w:val="es-MX" w:eastAsia="en-US"/>
+              </w:rPr>
+            </w:pPr>
+            <w:r>
+              <w:rPr>
+                <w:sz w:val="20"/>
+                <w:szCs w:val="20"/>
+                <w:lang w:val="es-MX" w:eastAsia="en-US"/>
+              </w:rPr>
+              <w:t>Taller()</w:t>
+            </w:r>
+          </w:p>
+        </w:tc>
+        <w:tc>
+          <w:tcPr>
+            <w:tcW w:w="1920" w:type="dxa"/>
+          </w:tcPr>
+          <w:p>
+            <w:pPr>
+              <w:ind w:left="0" w:firstLine="0"/>
+              <w:jc w:val="left"/>
+              <w:rPr>
+                <w:sz w:val="20"/>
+                <w:szCs w:val="20"/>
+                <w:lang w:val="es-MX" w:eastAsia="en-US"/>
+              </w:rPr>
+            </w:pPr>
+          </w:p>
+        </w:tc>
+        <w:tc>
+          <w:tcPr>
+            <w:tcW w:w="1710" w:type="dxa"/>
+          </w:tcPr>
+          <w:p>
+            <w:pPr>
+              <w:ind w:left="0" w:firstLine="0"/>
+              <w:jc w:val="left"/>
+              <w:rPr>
+                <w:sz w:val="20"/>
+                <w:szCs w:val="20"/>
+                <w:lang w:val="es-MX" w:eastAsia="en-US"/>
+              </w:rPr>
+            </w:pPr>
+          </w:p>
+        </w:tc>
+        <w:tc>
+          <w:tcPr>
+            <w:tcW w:w="1349" w:type="dxa"/>
+          </w:tcPr>
+          <w:p>
+            <w:pPr>
+              <w:ind w:left="0" w:firstLine="0"/>
+              <w:jc w:val="left"/>
+              <w:rPr>
+                <w:sz w:val="20"/>
+                <w:szCs w:val="20"/>
+                <w:lang w:val="es-MX" w:eastAsia="en-US"/>
+              </w:rPr>
+            </w:pPr>
+            <w:r>
+              <w:rPr>
+                <w:sz w:val="20"/>
+                <w:szCs w:val="20"/>
+                <w:lang w:val="es-MX" w:eastAsia="en-US"/>
+              </w:rPr>
+              <w:t>Constructor que creará la una colección vacía</w:t>
+            </w:r>
+          </w:p>
+        </w:tc>
+      </w:tr>
+      <w:tr>
+        <w:trPr>
+          <w:trHeight w:val="427"/>
+        </w:trPr>
+        <w:tc>
+          <w:tcPr>
+            <w:tcW w:w="901" w:type="dxa"/>
+          </w:tcPr>
+          <w:p>
+            <w:pPr>
+              <w:ind w:left="0" w:firstLine="0"/>
+              <w:jc w:val="left"/>
+              <w:rPr>
+                <w:sz w:val="20"/>
+                <w:szCs w:val="20"/>
+                <w:lang w:val="es-MX" w:eastAsia="en-US"/>
+              </w:rPr>
+            </w:pPr>
+            <w:r>
+              <w:rPr>
+                <w:sz w:val="20"/>
+                <w:szCs w:val="20"/>
+                <w:lang w:val="es-MX" w:eastAsia="en-US"/>
+              </w:rPr>
+              <w:t>2</w:t>
+            </w:r>
+          </w:p>
+        </w:tc>
+        <w:tc>
+          <w:tcPr>
+            <w:tcW w:w="1403" w:type="dxa"/>
+          </w:tcPr>
+          <w:p>
+            <w:pPr>
+              <w:ind w:left="0" w:firstLine="0"/>
+              <w:jc w:val="left"/>
+              <w:rPr>
+                <w:sz w:val="20"/>
+                <w:szCs w:val="20"/>
+                <w:lang w:val="es-MX" w:eastAsia="en-US"/>
+              </w:rPr>
+            </w:pPr>
+            <w:r>
+              <w:rPr>
+                <w:sz w:val="20"/>
+                <w:szCs w:val="20"/>
+                <w:lang w:val="es-MX" w:eastAsia="en-US"/>
+              </w:rPr>
+              <w:t>Public</w:t>
+            </w:r>
+          </w:p>
+        </w:tc>
+        <w:tc>
+          <w:tcPr>
+            <w:tcW w:w="2338" w:type="dxa"/>
+          </w:tcPr>
+          <w:p>
+            <w:pPr>
+              <w:ind w:left="0" w:firstLine="0"/>
+              <w:jc w:val="left"/>
+              <w:rPr>
+                <w:sz w:val="20"/>
+                <w:szCs w:val="20"/>
+                <w:u w:val="single"/>
+                <w:lang w:val="es-MX" w:eastAsia="en-US"/>
+              </w:rPr>
+            </w:pPr>
+            <w:r>
+              <w:rPr>
+                <w:sz w:val="20"/>
+                <w:szCs w:val="20"/>
+                <w:u w:val="single"/>
+                <w:lang w:val="es-MX" w:eastAsia="en-US"/>
+              </w:rPr>
+              <w:t>registrarOrden()</w:t>
+            </w:r>
+          </w:p>
+        </w:tc>
+        <w:tc>
+          <w:tcPr>
+            <w:tcW w:w="1920" w:type="dxa"/>
+          </w:tcPr>
+          <w:p>
+            <w:pPr>
+              <w:ind w:left="0" w:firstLine="0"/>
+              <w:jc w:val="left"/>
+              <w:rPr>
+                <w:sz w:val="20"/>
+                <w:szCs w:val="20"/>
+                <w:lang w:val="es-MX" w:eastAsia="en-US"/>
+              </w:rPr>
+            </w:pPr>
+            <w:r>
+              <w:rPr>
+                <w:sz w:val="20"/>
+                <w:szCs w:val="20"/>
+                <w:lang w:val="es-MX" w:eastAsia="en-US"/>
+              </w:rPr>
+              <w:t>void</w:t>
+            </w:r>
+          </w:p>
+        </w:tc>
+        <w:tc>
+          <w:tcPr>
+            <w:tcW w:w="1710" w:type="dxa"/>
+          </w:tcPr>
+          <w:p>
+            <w:pPr>
+              <w:ind w:left="0" w:firstLine="0"/>
+              <w:jc w:val="left"/>
+              <w:rPr>
+                <w:sz w:val="20"/>
+                <w:szCs w:val="20"/>
+                <w:lang w:val="es-MX" w:eastAsia="en-US"/>
+              </w:rPr>
+            </w:pPr>
+            <w:r>
+              <w:rPr>
+                <w:sz w:val="20"/>
+                <w:szCs w:val="20"/>
+                <w:lang w:val="es-MX" w:eastAsia="en-US"/>
+              </w:rPr>
+              <w:t>OrdenServicio, NuevaOrden</w:t>
+            </w:r>
+          </w:p>
+        </w:tc>
+        <w:tc>
+          <w:tcPr>
+            <w:tcW w:w="1349" w:type="dxa"/>
+          </w:tcPr>
+          <w:p>
+            <w:pPr>
+              <w:ind w:left="0" w:firstLine="0"/>
+              <w:jc w:val="left"/>
+              <w:rPr>
+                <w:sz w:val="20"/>
+                <w:szCs w:val="20"/>
+                <w:lang w:val="es-MX" w:eastAsia="en-US"/>
+              </w:rPr>
+            </w:pPr>
+            <w:r>
+              <w:rPr>
+                <w:sz w:val="20"/>
+                <w:szCs w:val="20"/>
+                <w:lang w:val="es-MX" w:eastAsia="en-US"/>
+              </w:rPr>
+              <w:t>Valida y registra una orden nueva</w:t>
+            </w:r>
+          </w:p>
+        </w:tc>
+      </w:tr>
+      <w:tr>
+        <w:trPr>
+          <w:trHeight w:val="427"/>
+        </w:trPr>
+        <w:tc>
+          <w:tcPr>
+            <w:tcW w:w="901" w:type="dxa"/>
+          </w:tcPr>
+          <w:p>
+            <w:pPr>
+              <w:jc w:val="left"/>
+              <w:rPr>
+                <w:sz w:val="20"/>
+                <w:szCs w:val="20"/>
+                <w:lang w:val="es-MX" w:eastAsia="en-US"/>
+              </w:rPr>
+            </w:pPr>
+            <w:r>
+              <w:rPr>
+                <w:sz w:val="20"/>
+                <w:szCs w:val="20"/>
+                <w:lang w:val="es-MX" w:eastAsia="en-US"/>
+              </w:rPr>
+              <w:t>3</w:t>
+            </w:r>
+          </w:p>
+        </w:tc>
+        <w:tc>
+          <w:tcPr>
+            <w:tcW w:w="1403" w:type="dxa"/>
+          </w:tcPr>
+          <w:p>
+            <w:pPr>
+              <w:ind w:left="0" w:firstLine="0"/>
+              <w:jc w:val="left"/>
+              <w:rPr>
+                <w:sz w:val="20"/>
+                <w:szCs w:val="20"/>
+                <w:lang w:val="es-MX" w:eastAsia="en-US"/>
+              </w:rPr>
+            </w:pPr>
+            <w:r>
+              <w:rPr>
+                <w:sz w:val="20"/>
+                <w:szCs w:val="20"/>
+                <w:lang w:val="es-MX" w:eastAsia="en-US"/>
+              </w:rPr>
+              <w:t>Public</w:t>
+            </w:r>
+          </w:p>
+        </w:tc>
+        <w:tc>
+          <w:tcPr>
+            <w:tcW w:w="2338" w:type="dxa"/>
+          </w:tcPr>
+          <w:p>
+            <w:pPr>
+              <w:ind w:left="0" w:firstLine="0"/>
+              <w:jc w:val="left"/>
+              <w:rPr>
+                <w:sz w:val="20"/>
+                <w:szCs w:val="20"/>
+                <w:lang w:val="es-MX" w:eastAsia="en-US"/>
+              </w:rPr>
+            </w:pPr>
+            <w:r>
+              <w:rPr>
+                <w:sz w:val="20"/>
+                <w:szCs w:val="20"/>
+                <w:lang w:val="es-MX" w:eastAsia="en-US"/>
+              </w:rPr>
+              <w:t>obtenerOrdenes()</w:t>
+            </w:r>
+          </w:p>
+        </w:tc>
+        <w:tc>
+          <w:tcPr>
+            <w:tcW w:w="1920" w:type="dxa"/>
+          </w:tcPr>
+          <w:p>
+            <w:pPr>
+              <w:ind w:left="0" w:firstLine="0"/>
+              <w:jc w:val="left"/>
+              <w:rPr>
+                <w:sz w:val="20"/>
+                <w:szCs w:val="20"/>
+                <w:lang w:val="es-MX" w:eastAsia="en-US"/>
+              </w:rPr>
+            </w:pPr>
+            <w:r>
+              <w:rPr>
+                <w:sz w:val="20"/>
+                <w:szCs w:val="20"/>
+                <w:lang w:val="es-MX" w:eastAsia="en-US"/>
+              </w:rPr>
+              <w:t>List&lt;OrdenServicio&gt;</w:t>
+            </w:r>
+          </w:p>
+        </w:tc>
+        <w:tc>
+          <w:tcPr>
+            <w:tcW w:w="1710" w:type="dxa"/>
+          </w:tcPr>
+          <w:p>
+            <w:pPr>
+              <w:ind w:left="0" w:firstLine="0"/>
+              <w:jc w:val="left"/>
+              <w:rPr>
+                <w:sz w:val="20"/>
+                <w:szCs w:val="20"/>
+                <w:lang w:val="es-MX" w:eastAsia="en-US"/>
+              </w:rPr>
+            </w:pPr>
+          </w:p>
+        </w:tc>
+        <w:tc>
+          <w:tcPr>
+            <w:tcW w:w="1349" w:type="dxa"/>
+          </w:tcPr>
+          <w:p>
+            <w:pPr>
+              <w:ind w:left="0" w:firstLine="0"/>
+              <w:jc w:val="left"/>
+              <w:rPr>
+                <w:sz w:val="20"/>
+                <w:szCs w:val="20"/>
+                <w:lang w:val="es-MX" w:eastAsia="en-US"/>
+              </w:rPr>
+            </w:pPr>
+            <w:r>
+              <w:rPr>
+                <w:sz w:val="20"/>
+                <w:szCs w:val="20"/>
+                <w:lang w:val="es-MX" w:eastAsia="en-US"/>
+              </w:rPr>
+              <w:t>Regresa las ordenes registradas para poder consultarlas</w:t>
+            </w:r>
+          </w:p>
+        </w:tc>
+      </w:tr>
+      <w:tr>
+        <w:trPr>
+          <w:trHeight w:val="427"/>
+        </w:trPr>
+        <w:tc>
+          <w:tcPr>
+            <w:tcW w:w="901" w:type="dxa"/>
+          </w:tcPr>
+          <w:p>
+            <w:pPr>
+              <w:ind w:left="0" w:firstLine="0"/>
+              <w:jc w:val="left"/>
+              <w:rPr>
+                <w:sz w:val="20"/>
+                <w:szCs w:val="20"/>
+                <w:lang w:val="es-MX" w:eastAsia="en-US"/>
+              </w:rPr>
+            </w:pPr>
+            <w:r>
+              <w:rPr>
+                <w:sz w:val="20"/>
+                <w:szCs w:val="20"/>
+                <w:lang w:val="es-MX" w:eastAsia="en-US"/>
+              </w:rPr>
+              <w:lastRenderedPageBreak/>
+              <w:t>4</w:t>
+            </w:r>
+          </w:p>
+        </w:tc>
+        <w:tc>
+          <w:tcPr>
+            <w:tcW w:w="1403" w:type="dxa"/>
+          </w:tcPr>
+          <w:p>
+            <w:pPr>
+              <w:ind w:left="0" w:firstLine="0"/>
+              <w:jc w:val="left"/>
+              <w:rPr>
+                <w:sz w:val="20"/>
+                <w:szCs w:val="20"/>
+                <w:lang w:val="es-MX" w:eastAsia="en-US"/>
+              </w:rPr>
+            </w:pPr>
+            <w:r>
+              <w:rPr>
+                <w:sz w:val="20"/>
+                <w:szCs w:val="20"/>
+                <w:lang w:val="es-MX" w:eastAsia="en-US"/>
+              </w:rPr>
+              <w:t>Public</w:t>
+            </w:r>
+          </w:p>
+        </w:tc>
+        <w:tc>
+          <w:tcPr>
+            <w:tcW w:w="2338" w:type="dxa"/>
+          </w:tcPr>
+          <w:p>
+            <w:pPr>
+              <w:ind w:left="0" w:firstLine="0"/>
+              <w:jc w:val="left"/>
+              <w:rPr>
+                <w:sz w:val="20"/>
+                <w:szCs w:val="20"/>
+                <w:lang w:val="es-MX" w:eastAsia="en-US"/>
+              </w:rPr>
+            </w:pPr>
+            <w:r>
+              <w:rPr>
+                <w:sz w:val="20"/>
+                <w:szCs w:val="20"/>
+                <w:lang w:val="es-MX" w:eastAsia="en-US"/>
+              </w:rPr>
+              <w:t>buscarOrden()</w:t>
+            </w:r>
+          </w:p>
+        </w:tc>
+        <w:tc>
+          <w:tcPr>
+            <w:tcW w:w="1920" w:type="dxa"/>
+          </w:tcPr>
+          <w:p>
+            <w:pPr>
+              <w:ind w:left="0" w:firstLine="0"/>
+              <w:jc w:val="left"/>
+              <w:rPr>
+                <w:sz w:val="20"/>
+                <w:szCs w:val="20"/>
+                <w:lang w:val="es-MX" w:eastAsia="en-US"/>
+              </w:rPr>
+            </w:pPr>
+            <w:r>
+              <w:rPr>
+                <w:sz w:val="20"/>
+                <w:szCs w:val="20"/>
+                <w:lang w:val="es-MX" w:eastAsia="en-US"/>
+              </w:rPr>
+              <w:t>OrdenServicio</w:t>
+            </w:r>
+          </w:p>
+        </w:tc>
+        <w:tc>
+          <w:tcPr>
+            <w:tcW w:w="1710" w:type="dxa"/>
+          </w:tcPr>
+          <w:p>
+            <w:pPr>
+              <w:ind w:left="0" w:firstLine="0"/>
+              <w:jc w:val="left"/>
+              <w:rPr>
+                <w:sz w:val="20"/>
+                <w:szCs w:val="20"/>
+                <w:lang w:val="es-MX" w:eastAsia="en-US"/>
+              </w:rPr>
+            </w:pPr>
+            <w:r>
+              <w:rPr>
+                <w:sz w:val="20"/>
+                <w:szCs w:val="20"/>
+                <w:lang w:val="es-MX" w:eastAsia="en-US"/>
+              </w:rPr>
+              <w:t>Int numeroOrden</w:t>
+            </w:r>
+          </w:p>
+        </w:tc>
+        <w:tc>
+          <w:tcPr>
+            <w:tcW w:w="1349" w:type="dxa"/>
+          </w:tcPr>
+          <w:p>
+            <w:pPr>
+              <w:jc w:val="left"/>
+              <w:rPr>
+                <w:sz w:val="20"/>
+                <w:szCs w:val="20"/>
+                <w:lang w:val="es-MX" w:eastAsia="en-US"/>
+              </w:rPr>
+            </w:pPr>
+            <w:r>
+              <w:rPr>
+                <w:sz w:val="20"/>
+                <w:szCs w:val="20"/>
+                <w:lang w:val="es-MX" w:eastAsia="en-US"/>
+              </w:rPr>
+              <w:t>Busca entre la lista y devuelve la orden por su número</w:t>
+            </w:r>
+          </w:p>
+        </w:tc>
+      </w:tr>
+      <w:tr>
+        <w:trPr>
+          <w:trHeight w:val="427"/>
+        </w:trPr>
+        <w:tc>
+          <w:tcPr>
+            <w:tcW w:w="901" w:type="dxa"/>
+          </w:tcPr>
+          <w:p>
+            <w:pPr>
+              <w:ind w:left="0" w:firstLine="0"/>
+              <w:jc w:val="left"/>
+              <w:rPr>
+                <w:sz w:val="20"/>
+                <w:szCs w:val="20"/>
+                <w:lang w:val="es-MX" w:eastAsia="en-US"/>
+              </w:rPr>
+            </w:pPr>
+            <w:r>
+              <w:rPr>
+                <w:sz w:val="20"/>
+                <w:szCs w:val="20"/>
+                <w:lang w:val="es-MX" w:eastAsia="en-US"/>
+              </w:rPr>
+              <w:t>5</w:t>
+            </w:r>
+          </w:p>
+        </w:tc>
+        <w:tc>
+          <w:tcPr>
+            <w:tcW w:w="1403" w:type="dxa"/>
+          </w:tcPr>
+          <w:p>
+            <w:pPr>
+              <w:ind w:left="0" w:firstLine="0"/>
+              <w:jc w:val="left"/>
+              <w:rPr>
+                <w:sz w:val="20"/>
+                <w:szCs w:val="20"/>
+                <w:lang w:val="es-MX" w:eastAsia="en-US"/>
+              </w:rPr>
+            </w:pPr>
+            <w:r>
+              <w:rPr>
+                <w:sz w:val="20"/>
+                <w:szCs w:val="20"/>
+                <w:lang w:val="es-MX" w:eastAsia="en-US"/>
+              </w:rPr>
+              <w:t>Public</w:t>
+            </w:r>
+          </w:p>
+        </w:tc>
+        <w:tc>
+          <w:tcPr>
+            <w:tcW w:w="2338" w:type="dxa"/>
+          </w:tcPr>
+          <w:p>
+            <w:pPr>
+              <w:ind w:left="0" w:firstLine="0"/>
+              <w:jc w:val="left"/>
+              <w:rPr>
+                <w:sz w:val="20"/>
+                <w:szCs w:val="20"/>
+                <w:lang w:val="es-MX" w:eastAsia="en-US"/>
+              </w:rPr>
+            </w:pPr>
+            <w:r>
+              <w:rPr>
+                <w:sz w:val="20"/>
+                <w:szCs w:val="20"/>
+                <w:lang w:val="es-MX" w:eastAsia="en-US"/>
+              </w:rPr>
+              <w:t>modificarOrden()</w:t>
+            </w:r>
+          </w:p>
+        </w:tc>
+        <w:tc>
+          <w:tcPr>
+            <w:tcW w:w="1920" w:type="dxa"/>
+          </w:tcPr>
+          <w:p>
+            <w:pPr>
+              <w:ind w:left="0" w:firstLine="0"/>
+              <w:jc w:val="left"/>
+              <w:rPr>
+                <w:sz w:val="20"/>
+                <w:szCs w:val="20"/>
+                <w:lang w:val="es-MX" w:eastAsia="en-US"/>
+              </w:rPr>
+            </w:pPr>
+            <w:r>
+              <w:rPr>
+                <w:sz w:val="20"/>
+                <w:szCs w:val="20"/>
+                <w:lang w:val="es-MX" w:eastAsia="en-US"/>
+              </w:rPr>
+              <w:t>void</w:t>
+            </w:r>
+          </w:p>
+        </w:tc>
+        <w:tc>
+          <w:tcPr>
+            <w:tcW w:w="1710" w:type="dxa"/>
+          </w:tcPr>
+          <w:p>
+            <w:pPr>
+              <w:ind w:left="0" w:firstLine="0"/>
+              <w:jc w:val="left"/>
+              <w:rPr>
+                <w:sz w:val="20"/>
+                <w:szCs w:val="20"/>
+                <w:lang w:val="es-MX" w:eastAsia="en-US"/>
+              </w:rPr>
+            </w:pPr>
+            <w:r>
+              <w:rPr>
+                <w:sz w:val="20"/>
+                <w:szCs w:val="20"/>
+                <w:lang w:val="es-MX" w:eastAsia="en-US"/>
+              </w:rPr>
+              <w:t>int numeroOrden, String nuevaDescripcion, double nuevoCosto</w:t>
+            </w:r>
+          </w:p>
+        </w:tc>
+        <w:tc>
+          <w:tcPr>
+            <w:tcW w:w="1349" w:type="dxa"/>
+          </w:tcPr>
+          <w:p>
+            <w:pPr>
+              <w:jc w:val="left"/>
+              <w:rPr>
+                <w:sz w:val="20"/>
+                <w:szCs w:val="20"/>
+                <w:lang w:val="es-MX" w:eastAsia="en-US"/>
+              </w:rPr>
+            </w:pPr>
+            <w:r>
+              <w:rPr>
+                <w:sz w:val="20"/>
+                <w:szCs w:val="20"/>
+                <w:lang w:val="es-MX" w:eastAsia="en-US"/>
+              </w:rPr>
+              <w:t>Modifica la descripción y el precio estimado de una nueva orden</w:t>
+            </w:r>
+          </w:p>
+        </w:tc>
+      </w:tr>
+      <w:tr>
+        <w:trPr>
+          <w:trHeight w:val="427"/>
+        </w:trPr>
+        <w:tc>
+          <w:tcPr>
+            <w:tcW w:w="901" w:type="dxa"/>
+          </w:tcPr>
+          <w:p>
+            <w:pPr>
+              <w:ind w:left="0" w:firstLine="0"/>
+              <w:jc w:val="left"/>
+              <w:rPr>
+                <w:sz w:val="20"/>
+                <w:szCs w:val="20"/>
+                <w:lang w:val="es-MX" w:eastAsia="en-US"/>
+              </w:rPr>
+            </w:pPr>
+            <w:r>
+              <w:rPr>
+                <w:sz w:val="20"/>
+                <w:szCs w:val="20"/>
+                <w:lang w:val="es-MX" w:eastAsia="en-US"/>
+              </w:rPr>
+              <w:t>6</w:t>
+            </w:r>
+          </w:p>
+        </w:tc>
+        <w:tc>
+          <w:tcPr>
+            <w:tcW w:w="1403" w:type="dxa"/>
+          </w:tcPr>
+          <w:p>
+            <w:pPr>
+              <w:ind w:left="0" w:firstLine="0"/>
+              <w:jc w:val="left"/>
+              <w:rPr>
+                <w:sz w:val="20"/>
+                <w:szCs w:val="20"/>
+                <w:lang w:val="es-MX" w:eastAsia="en-US"/>
+              </w:rPr>
+            </w:pPr>
+            <w:r>
+              <w:rPr>
+                <w:sz w:val="20"/>
+                <w:szCs w:val="20"/>
+                <w:lang w:val="es-MX" w:eastAsia="en-US"/>
+              </w:rPr>
+              <w:t>Public</w:t>
+            </w:r>
+          </w:p>
+        </w:tc>
+        <w:tc>
+          <w:tcPr>
+            <w:tcW w:w="2338" w:type="dxa"/>
+          </w:tcPr>
+          <w:p>
+            <w:pPr>
+              <w:ind w:left="0" w:firstLine="0"/>
+              <w:jc w:val="left"/>
+              <w:rPr>
+                <w:sz w:val="20"/>
+                <w:szCs w:val="20"/>
+                <w:lang w:val="es-MX" w:eastAsia="en-US"/>
+              </w:rPr>
+            </w:pPr>
+            <w:r>
+              <w:rPr>
+                <w:sz w:val="20"/>
+                <w:szCs w:val="20"/>
+                <w:lang w:val="es-MX" w:eastAsia="en-US"/>
+              </w:rPr>
+              <w:t>cancelarOrden()</w:t>
+            </w:r>
+          </w:p>
+        </w:tc>
+        <w:tc>
+          <w:tcPr>
+            <w:tcW w:w="1920" w:type="dxa"/>
+          </w:tcPr>
+          <w:p>
+            <w:pPr>
+              <w:ind w:left="0" w:firstLine="0"/>
+              <w:jc w:val="left"/>
+              <w:rPr>
+                <w:sz w:val="20"/>
+                <w:szCs w:val="20"/>
+                <w:lang w:val="es-MX" w:eastAsia="en-US"/>
+              </w:rPr>
+            </w:pPr>
+            <w:r>
+              <w:rPr>
+                <w:sz w:val="20"/>
+                <w:szCs w:val="20"/>
+                <w:lang w:val="es-MX" w:eastAsia="en-US"/>
+              </w:rPr>
+              <w:t>void</w:t>
+            </w:r>
+          </w:p>
+        </w:tc>
+        <w:tc>
+          <w:tcPr>
+            <w:tcW w:w="1710" w:type="dxa"/>
+          </w:tcPr>
+          <w:p>
+            <w:pPr>
+              <w:ind w:left="0" w:firstLine="0"/>
+              <w:jc w:val="left"/>
+              <w:rPr>
+                <w:sz w:val="20"/>
+                <w:szCs w:val="20"/>
+                <w:lang w:val="es-MX" w:eastAsia="en-US"/>
+              </w:rPr>
+            </w:pPr>
+            <w:r>
+              <w:rPr>
+                <w:sz w:val="20"/>
+                <w:szCs w:val="20"/>
+                <w:lang w:val="es-MX" w:eastAsia="en-US"/>
+              </w:rPr>
+              <w:t>Int numeroOrden</w:t>
+            </w:r>
+          </w:p>
+        </w:tc>
+        <w:tc>
+          <w:tcPr>
+            <w:tcW w:w="1349" w:type="dxa"/>
+          </w:tcPr>
+          <w:p>
+            <w:pPr>
+              <w:jc w:val="left"/>
+              <w:rPr>
+                <w:sz w:val="20"/>
+                <w:szCs w:val="20"/>
+                <w:lang w:val="es-MX" w:eastAsia="en-US"/>
+              </w:rPr>
+            </w:pPr>
+            <w:r>
+              <w:rPr>
+                <w:sz w:val="20"/>
+                <w:szCs w:val="20"/>
+                <w:lang w:val="es-MX" w:eastAsia="en-US"/>
+              </w:rPr>
+              <w:t>Cancela una orden mediante el número de esta en la lista</w:t>
+            </w:r>
+          </w:p>
+        </w:tc>
+      </w:tr>
+      <w:tr>
+        <w:trPr>
+          <w:trHeight w:val="427"/>
+        </w:trPr>
+        <w:tc>
+          <w:tcPr>
+            <w:tcW w:w="901" w:type="dxa"/>
+          </w:tcPr>
+          <w:p>
+            <w:pPr>
+              <w:ind w:left="0" w:firstLine="0"/>
+              <w:jc w:val="left"/>
+              <w:rPr>
+                <w:sz w:val="20"/>
+                <w:szCs w:val="20"/>
+                <w:lang w:val="es-MX" w:eastAsia="en-US"/>
+              </w:rPr>
+            </w:pPr>
+            <w:r>
+              <w:rPr>
+                <w:sz w:val="20"/>
+                <w:szCs w:val="20"/>
+                <w:lang w:val="es-MX" w:eastAsia="en-US"/>
+              </w:rPr>
+              <w:t>7</w:t>
+            </w:r>
+          </w:p>
+        </w:tc>
+        <w:tc>
+          <w:tcPr>
+            <w:tcW w:w="1403" w:type="dxa"/>
+          </w:tcPr>
+          <w:p>
+            <w:pPr>
+              <w:ind w:left="0" w:firstLine="0"/>
+              <w:jc w:val="left"/>
+              <w:rPr>
+                <w:sz w:val="20"/>
+                <w:szCs w:val="20"/>
+                <w:lang w:val="es-MX" w:eastAsia="en-US"/>
+              </w:rPr>
+            </w:pPr>
+            <w:r>
+              <w:rPr>
+                <w:sz w:val="20"/>
+                <w:szCs w:val="20"/>
+                <w:lang w:val="es-MX" w:eastAsia="en-US"/>
+              </w:rPr>
+              <w:t>Public</w:t>
+            </w:r>
+          </w:p>
+        </w:tc>
+        <w:tc>
+          <w:tcPr>
+            <w:tcW w:w="2338" w:type="dxa"/>
+          </w:tcPr>
+          <w:p>
+            <w:pPr>
+              <w:ind w:left="0" w:firstLine="0"/>
+              <w:jc w:val="left"/>
+              <w:rPr>
+                <w:sz w:val="20"/>
+                <w:szCs w:val="20"/>
+                <w:lang w:val="es-MX" w:eastAsia="en-US"/>
+              </w:rPr>
+            </w:pPr>
+            <w:r>
+              <w:rPr>
+                <w:sz w:val="20"/>
+                <w:szCs w:val="20"/>
+                <w:lang w:val="es-MX" w:eastAsia="en-US"/>
+              </w:rPr>
+              <w:t>buscarOrdenPorPlaca()</w:t>
+            </w:r>
+          </w:p>
+        </w:tc>
+        <w:tc>
+          <w:tcPr>
+            <w:tcW w:w="1920" w:type="dxa"/>
+          </w:tcPr>
+          <w:p>
+            <w:pPr>
+              <w:ind w:left="0" w:firstLine="0"/>
+              <w:jc w:val="left"/>
+              <w:rPr>
+                <w:sz w:val="20"/>
+                <w:szCs w:val="20"/>
+                <w:lang w:val="es-MX" w:eastAsia="en-US"/>
+              </w:rPr>
+            </w:pPr>
+            <w:r>
+              <w:rPr>
+                <w:sz w:val="20"/>
+                <w:szCs w:val="20"/>
+                <w:lang w:val="es-MX" w:eastAsia="en-US"/>
+              </w:rPr>
+              <w:t>List&lt;OrdenServicio&gt;</w:t>
+            </w:r>
+          </w:p>
+        </w:tc>
+        <w:tc>
+          <w:tcPr>
+            <w:tcW w:w="1710" w:type="dxa"/>
+          </w:tcPr>
+          <w:p>
+            <w:pPr>
+              <w:ind w:left="0" w:firstLine="0"/>
+              <w:jc w:val="left"/>
+              <w:rPr>
+                <w:sz w:val="20"/>
+                <w:szCs w:val="20"/>
+                <w:lang w:val="es-MX" w:eastAsia="en-US"/>
+              </w:rPr>
+            </w:pPr>
+            <w:r>
+              <w:rPr>
+                <w:sz w:val="20"/>
+                <w:szCs w:val="20"/>
+                <w:lang w:val="es-MX" w:eastAsia="en-US"/>
+              </w:rPr>
+              <w:t>String placa</w:t>
+            </w:r>
+          </w:p>
+        </w:tc>
+        <w:tc>
+          <w:tcPr>
+            <w:tcW w:w="1349" w:type="dxa"/>
+          </w:tcPr>
+          <w:p>
+            <w:pPr>
+              <w:jc w:val="left"/>
+              <w:rPr>
+                <w:sz w:val="20"/>
+                <w:szCs w:val="20"/>
+                <w:lang w:val="es-MX" w:eastAsia="en-US"/>
+              </w:rPr>
+            </w:pPr>
+            <w:r>
+              <w:rPr>
+                <w:sz w:val="20"/>
+                <w:szCs w:val="20"/>
+                <w:lang w:val="es-MX" w:eastAsia="en-US"/>
+              </w:rPr>
+              <w:t>Busca una orden usando el número de placa ingresado</w:t>
+            </w:r>
+          </w:p>
+        </w:tc>
+      </w:tr>
+      <w:tr>
+        <w:trPr>
+          <w:trHeight w:val="427"/>
+        </w:trPr>
+        <w:tc>
+          <w:tcPr>
+            <w:tcW w:w="901" w:type="dxa"/>
+          </w:tcPr>
+          <w:p>
+            <w:pPr>
+              <w:ind w:left="0" w:firstLine="0"/>
+              <w:jc w:val="left"/>
+              <w:rPr>
+                <w:sz w:val="20"/>
+                <w:szCs w:val="20"/>
+                <w:lang w:val="es-MX" w:eastAsia="en-US"/>
+              </w:rPr>
+            </w:pPr>
+            <w:r>
+              <w:rPr>
+                <w:sz w:val="20"/>
+                <w:szCs w:val="20"/>
+                <w:lang w:val="es-MX" w:eastAsia="en-US"/>
+              </w:rPr>
+              <w:t>8</w:t>
+            </w:r>
+          </w:p>
+        </w:tc>
+        <w:tc>
+          <w:tcPr>
+            <w:tcW w:w="1403" w:type="dxa"/>
+          </w:tcPr>
+          <w:p>
+            <w:pPr>
+              <w:ind w:left="0" w:firstLine="0"/>
+              <w:jc w:val="left"/>
+              <w:rPr>
+                <w:sz w:val="20"/>
+                <w:szCs w:val="20"/>
+                <w:lang w:val="es-MX" w:eastAsia="en-US"/>
+              </w:rPr>
+            </w:pPr>
+            <w:r>
+              <w:rPr>
+                <w:sz w:val="20"/>
+                <w:szCs w:val="20"/>
+                <w:lang w:val="es-MX" w:eastAsia="en-US"/>
+              </w:rPr>
+              <w:t>Public</w:t>
+            </w:r>
+          </w:p>
+        </w:tc>
+        <w:tc>
+          <w:tcPr>
+            <w:tcW w:w="2338" w:type="dxa"/>
+          </w:tcPr>
+          <w:p>
+            <w:pPr>
+              <w:ind w:left="0" w:firstLine="0"/>
+              <w:jc w:val="left"/>
+              <w:rPr>
+                <w:sz w:val="20"/>
+                <w:szCs w:val="20"/>
+                <w:lang w:val="es-MX" w:eastAsia="en-US"/>
+              </w:rPr>
+            </w:pPr>
+            <w:r>
+              <w:rPr>
+                <w:sz w:val="20"/>
+                <w:szCs w:val="20"/>
+                <w:lang w:val="es-MX" w:eastAsia="en-US"/>
+              </w:rPr>
+              <w:t>calcularCostoTotal()</w:t>
+            </w:r>
+          </w:p>
+        </w:tc>
+        <w:tc>
+          <w:tcPr>
+            <w:tcW w:w="1920" w:type="dxa"/>
+          </w:tcPr>
+          <w:p>
+            <w:pPr>
+              <w:ind w:left="0" w:firstLine="0"/>
+              <w:jc w:val="left"/>
+              <w:rPr>
+                <w:sz w:val="20"/>
+                <w:szCs w:val="20"/>
+                <w:lang w:val="es-MX" w:eastAsia="en-US"/>
+              </w:rPr>
+            </w:pPr>
+            <w:r>
+              <w:rPr>
+                <w:sz w:val="20"/>
+                <w:szCs w:val="20"/>
+                <w:lang w:val="es-MX" w:eastAsia="en-US"/>
+              </w:rPr>
+              <w:t>Double</w:t>
+            </w:r>
+          </w:p>
+        </w:tc>
+        <w:tc>
+          <w:tcPr>
+            <w:tcW w:w="1710" w:type="dxa"/>
+          </w:tcPr>
+          <w:p>
+            <w:pPr>
+              <w:ind w:left="0" w:firstLine="0"/>
+              <w:jc w:val="left"/>
+              <w:rPr>
+                <w:sz w:val="20"/>
+                <w:szCs w:val="20"/>
+                <w:lang w:val="es-MX" w:eastAsia="en-US"/>
+              </w:rPr>
+            </w:pPr>
+          </w:p>
+        </w:tc>
+        <w:tc>
+          <w:tcPr>
+            <w:tcW w:w="1349" w:type="dxa"/>
+          </w:tcPr>
+          <w:p>
+            <w:pPr>
+              <w:jc w:val="left"/>
+              <w:rPr>
+                <w:sz w:val="20"/>
+                <w:szCs w:val="20"/>
+                <w:lang w:val="es-MX" w:eastAsia="en-US"/>
+              </w:rPr>
+            </w:pPr>
+            <w:r>
+              <w:rPr>
+                <w:sz w:val="20"/>
+                <w:szCs w:val="20"/>
+                <w:lang w:val="es-MX" w:eastAsia="en-US"/>
+              </w:rPr>
+              <w:t>Suma los costos de todas las ordenes</w:t>
+            </w:r>
+          </w:p>
+        </w:tc>
+      </w:tr>
+      <w:tr>
+        <w:trPr>
+          <w:trHeight w:val="427"/>
+        </w:trPr>
+        <w:tc>
+          <w:tcPr>
+            <w:tcW w:w="901" w:type="dxa"/>
+          </w:tcPr>
+          <w:p>
+            <w:pPr>
+              <w:ind w:left="0" w:firstLine="0"/>
+              <w:jc w:val="left"/>
+              <w:rPr>
+                <w:sz w:val="20"/>
+                <w:szCs w:val="20"/>
+                <w:lang w:val="es-MX" w:eastAsia="en-US"/>
+              </w:rPr>
+            </w:pPr>
+            <w:r>
+              <w:rPr>
+                <w:sz w:val="20"/>
+                <w:szCs w:val="20"/>
+                <w:lang w:val="es-MX" w:eastAsia="en-US"/>
+              </w:rPr>
+              <w:t>9</w:t>
+            </w:r>
+          </w:p>
+        </w:tc>
+        <w:tc>
+          <w:tcPr>
+            <w:tcW w:w="1403" w:type="dxa"/>
+          </w:tcPr>
+          <w:p>
+            <w:pPr>
+              <w:ind w:left="0" w:firstLine="0"/>
+              <w:jc w:val="left"/>
+              <w:rPr>
+                <w:sz w:val="20"/>
+                <w:szCs w:val="20"/>
+                <w:lang w:val="es-MX" w:eastAsia="en-US"/>
+              </w:rPr>
+            </w:pPr>
+            <w:r>
+              <w:rPr>
+                <w:sz w:val="20"/>
+                <w:szCs w:val="20"/>
+                <w:lang w:val="es-MX" w:eastAsia="en-US"/>
+              </w:rPr>
+              <w:t>Public</w:t>
+            </w:r>
+          </w:p>
+        </w:tc>
+        <w:tc>
+          <w:tcPr>
+            <w:tcW w:w="2338" w:type="dxa"/>
+          </w:tcPr>
+          <w:p>
+            <w:pPr>
+              <w:ind w:left="0" w:firstLine="0"/>
+              <w:jc w:val="left"/>
+              <w:rPr>
+                <w:sz w:val="20"/>
+                <w:szCs w:val="20"/>
+                <w:lang w:val="es-MX" w:eastAsia="en-US"/>
+              </w:rPr>
+            </w:pPr>
+            <w:r>
+              <w:rPr>
+                <w:sz w:val="20"/>
+                <w:szCs w:val="20"/>
+                <w:lang w:val="es-MX" w:eastAsia="en-US"/>
+              </w:rPr>
+              <w:t>calcularCostoPromedio()</w:t>
+            </w:r>
+          </w:p>
+        </w:tc>
+        <w:tc>
+          <w:tcPr>
+            <w:tcW w:w="1920" w:type="dxa"/>
+          </w:tcPr>
+          <w:p>
+            <w:pPr>
+              <w:ind w:left="0" w:firstLine="0"/>
+              <w:jc w:val="left"/>
+              <w:rPr>
+                <w:sz w:val="20"/>
+                <w:szCs w:val="20"/>
+                <w:lang w:val="es-MX" w:eastAsia="en-US"/>
+              </w:rPr>
+            </w:pPr>
+            <w:r>
+              <w:rPr>
+                <w:sz w:val="20"/>
+                <w:szCs w:val="20"/>
+                <w:lang w:val="es-MX" w:eastAsia="en-US"/>
+              </w:rPr>
+              <w:t>Double</w:t>
+            </w:r>
+          </w:p>
+        </w:tc>
+        <w:tc>
+          <w:tcPr>
+            <w:tcW w:w="1710" w:type="dxa"/>
+          </w:tcPr>
+          <w:p>
+            <w:pPr>
+              <w:ind w:left="0" w:firstLine="0"/>
+              <w:jc w:val="left"/>
+              <w:rPr>
+                <w:sz w:val="20"/>
+                <w:szCs w:val="20"/>
+                <w:lang w:val="es-MX" w:eastAsia="en-US"/>
+              </w:rPr>
+            </w:pPr>
+          </w:p>
+        </w:tc>
+        <w:tc>
+          <w:tcPr>
+            <w:tcW w:w="1349" w:type="dxa"/>
+          </w:tcPr>
+          <w:p>
+            <w:pPr>
+              <w:jc w:val="left"/>
+              <w:rPr>
+                <w:sz w:val="20"/>
+                <w:szCs w:val="20"/>
+                <w:lang w:val="es-MX" w:eastAsia="en-US"/>
+              </w:rPr>
+            </w:pPr>
+            <w:r>
+              <w:rPr>
+                <w:sz w:val="20"/>
+                <w:szCs w:val="20"/>
+                <w:lang w:val="es-MX" w:eastAsia="en-US"/>
+              </w:rPr>
+              <w:t>Calcula el costo promedio de todas las ordenes registradas</w:t>
+            </w:r>
+          </w:p>
+        </w:tc>
+      </w:tr>
+      <w:tr>
+        <w:trPr>
+          <w:trHeight w:val="427"/>
+        </w:trPr>
+        <w:tc>
+          <w:tcPr>
+            <w:tcW w:w="901" w:type="dxa"/>
+          </w:tcPr>
+          <w:p>
+            <w:pPr>
+              <w:ind w:left="0" w:firstLine="0"/>
+              <w:jc w:val="left"/>
+              <w:rPr>
+                <w:sz w:val="20"/>
+                <w:szCs w:val="20"/>
+                <w:lang w:val="es-MX" w:eastAsia="en-US"/>
+              </w:rPr>
+            </w:pPr>
+            <w:r>
+              <w:rPr>
+                <w:sz w:val="20"/>
+                <w:szCs w:val="20"/>
+                <w:lang w:val="es-MX" w:eastAsia="en-US"/>
+              </w:rPr>
+              <w:t>10</w:t>
+            </w:r>
+          </w:p>
+        </w:tc>
+        <w:tc>
+          <w:tcPr>
+            <w:tcW w:w="1403" w:type="dxa"/>
+          </w:tcPr>
+          <w:p>
+            <w:pPr>
+              <w:ind w:left="0" w:firstLine="0"/>
+              <w:jc w:val="left"/>
+              <w:rPr>
+                <w:sz w:val="20"/>
+                <w:szCs w:val="20"/>
+                <w:lang w:val="es-MX" w:eastAsia="en-US"/>
+              </w:rPr>
+            </w:pPr>
+            <w:r>
+              <w:rPr>
+                <w:sz w:val="20"/>
+                <w:szCs w:val="20"/>
+                <w:lang w:val="es-MX" w:eastAsia="en-US"/>
+              </w:rPr>
+              <w:t>Public</w:t>
+            </w:r>
+          </w:p>
+        </w:tc>
+        <w:tc>
+          <w:tcPr>
+            <w:tcW w:w="2338" w:type="dxa"/>
+          </w:tcPr>
+          <w:p>
+            <w:pPr>
+              <w:ind w:left="0" w:firstLine="0"/>
+              <w:jc w:val="left"/>
+              <w:rPr>
+                <w:sz w:val="20"/>
+                <w:szCs w:val="20"/>
+                <w:lang w:val="es-MX" w:eastAsia="en-US"/>
+              </w:rPr>
+            </w:pPr>
+            <w:r>
+              <w:rPr>
+                <w:sz w:val="20"/>
+                <w:szCs w:val="20"/>
+                <w:lang w:val="es-MX" w:eastAsia="en-US"/>
+              </w:rPr>
+              <w:t>obtenerOrdenMayor()</w:t>
+            </w:r>
+          </w:p>
+        </w:tc>
+        <w:tc>
+          <w:tcPr>
+            <w:tcW w:w="1920" w:type="dxa"/>
+          </w:tcPr>
+          <w:p>
+            <w:pPr>
+              <w:ind w:left="0" w:firstLine="0"/>
+              <w:jc w:val="left"/>
+              <w:rPr>
+                <w:sz w:val="20"/>
+                <w:szCs w:val="20"/>
+                <w:lang w:val="es-MX" w:eastAsia="en-US"/>
+              </w:rPr>
+            </w:pPr>
+            <w:r>
+              <w:rPr>
+                <w:sz w:val="20"/>
+                <w:szCs w:val="20"/>
+                <w:lang w:val="es-MX" w:eastAsia="en-US"/>
+              </w:rPr>
+              <w:t>OrdenServicio</w:t>
+            </w:r>
+          </w:p>
+        </w:tc>
+        <w:tc>
+          <w:tcPr>
+            <w:tcW w:w="1710" w:type="dxa"/>
+          </w:tcPr>
+          <w:p>
+            <w:pPr>
+              <w:ind w:left="0" w:firstLine="0"/>
+              <w:jc w:val="left"/>
+              <w:rPr>
+                <w:sz w:val="20"/>
+                <w:szCs w:val="20"/>
+                <w:lang w:val="es-MX" w:eastAsia="en-US"/>
+              </w:rPr>
+            </w:pPr>
+          </w:p>
+        </w:tc>
+        <w:tc>
+          <w:tcPr>
+            <w:tcW w:w="1349" w:type="dxa"/>
+          </w:tcPr>
+          <w:p>
+            <w:pPr>
+              <w:jc w:val="left"/>
+              <w:rPr>
+                <w:sz w:val="20"/>
+                <w:szCs w:val="20"/>
+                <w:lang w:val="es-MX" w:eastAsia="en-US"/>
+              </w:rPr>
+            </w:pPr>
+            <w:r>
+              <w:rPr>
+                <w:sz w:val="20"/>
+                <w:szCs w:val="20"/>
+                <w:lang w:val="es-MX" w:eastAsia="en-US"/>
+              </w:rPr>
+              <w:t>Devuelve la orden con el costo más alto</w:t>
+            </w:r>
+          </w:p>
+        </w:tc>
+      </w:tr>
+      <w:tr>
+        <w:trPr>
+          <w:trHeight w:val="427"/>
+        </w:trPr>
+        <w:tc>
+          <w:tcPr>
+            <w:tcW w:w="901" w:type="dxa"/>
+          </w:tcPr>
+          <w:p>
+            <w:pPr>
+              <w:ind w:left="0" w:firstLine="0"/>
+              <w:jc w:val="left"/>
+              <w:rPr>
+                <w:sz w:val="20"/>
+                <w:szCs w:val="20"/>
+                <w:lang w:val="es-MX" w:eastAsia="en-US"/>
+              </w:rPr>
+            </w:pPr>
+            <w:r>
+              <w:rPr>
+                <w:sz w:val="20"/>
+                <w:szCs w:val="20"/>
+                <w:lang w:val="es-MX" w:eastAsia="en-US"/>
+              </w:rPr>
+              <w:lastRenderedPageBreak/>
+              <w:t>11</w:t>
+            </w:r>
+          </w:p>
+        </w:tc>
+        <w:tc>
+          <w:tcPr>
+            <w:tcW w:w="1403" w:type="dxa"/>
+          </w:tcPr>
+          <w:p>
+            <w:pPr>
+              <w:ind w:left="0" w:firstLine="0"/>
+              <w:jc w:val="left"/>
+              <w:rPr>
+                <w:sz w:val="20"/>
+                <w:szCs w:val="20"/>
+                <w:lang w:val="es-MX" w:eastAsia="en-US"/>
+              </w:rPr>
+            </w:pPr>
+            <w:r>
+              <w:rPr>
+                <w:sz w:val="20"/>
+                <w:szCs w:val="20"/>
+                <w:lang w:val="es-MX" w:eastAsia="en-US"/>
+              </w:rPr>
+              <w:t>Public</w:t>
+            </w:r>
+          </w:p>
+        </w:tc>
+        <w:tc>
+          <w:tcPr>
+            <w:tcW w:w="2338" w:type="dxa"/>
+          </w:tcPr>
+          <w:p>
+            <w:pPr>
+              <w:ind w:left="0" w:firstLine="0"/>
+              <w:jc w:val="left"/>
+              <w:rPr>
+                <w:sz w:val="20"/>
+                <w:szCs w:val="20"/>
+                <w:lang w:val="es-MX" w:eastAsia="en-US"/>
+              </w:rPr>
+            </w:pPr>
+            <w:r>
+              <w:rPr>
+                <w:sz w:val="20"/>
+                <w:szCs w:val="20"/>
+                <w:lang w:val="es-MX" w:eastAsia="en-US"/>
+              </w:rPr>
+              <w:t>obtenerCantidadOrdenes()</w:t>
+            </w:r>
+          </w:p>
+        </w:tc>
+        <w:tc>
+          <w:tcPr>
+            <w:tcW w:w="1920" w:type="dxa"/>
+          </w:tcPr>
+          <w:p>
+            <w:pPr>
+              <w:ind w:left="0" w:firstLine="0"/>
+              <w:jc w:val="left"/>
+              <w:rPr>
+                <w:sz w:val="20"/>
+                <w:szCs w:val="20"/>
+                <w:lang w:val="es-MX" w:eastAsia="en-US"/>
+              </w:rPr>
+            </w:pPr>
+            <w:r>
+              <w:rPr>
+                <w:sz w:val="20"/>
+                <w:szCs w:val="20"/>
+                <w:lang w:val="es-MX" w:eastAsia="en-US"/>
+              </w:rPr>
+              <w:t>int</w:t>
+            </w:r>
+          </w:p>
+        </w:tc>
+        <w:tc>
+          <w:tcPr>
+            <w:tcW w:w="1710" w:type="dxa"/>
+          </w:tcPr>
+          <w:p>
+            <w:pPr>
+              <w:ind w:left="0" w:firstLine="0"/>
+              <w:jc w:val="left"/>
+              <w:rPr>
+                <w:sz w:val="20"/>
+                <w:szCs w:val="20"/>
+                <w:lang w:val="es-MX" w:eastAsia="en-US"/>
+              </w:rPr>
+            </w:pPr>
+          </w:p>
+        </w:tc>
+        <w:tc>
+          <w:tcPr>
+            <w:tcW w:w="1349" w:type="dxa"/>
+          </w:tcPr>
+          <w:p>
+            <w:pPr>
+              <w:jc w:val="left"/>
+              <w:rPr>
+                <w:sz w:val="20"/>
+                <w:szCs w:val="20"/>
+                <w:lang w:val="es-MX" w:eastAsia="en-US"/>
+              </w:rPr>
+            </w:pPr>
+            <w:r>
+              <w:rPr>
+                <w:sz w:val="20"/>
+                <w:szCs w:val="20"/>
+                <w:lang w:val="es-MX" w:eastAsia="en-US"/>
+              </w:rPr>
+              <w:t>Devuelve la cantidad total de ordenes</w:t>
+            </w:r>
+          </w:p>
+        </w:tc>
+      </w:tr>
+      <w:tr>
+        <w:trPr>
+          <w:trHeight w:val="427"/>
+        </w:trPr>
+        <w:tc>
+          <w:tcPr>
+            <w:tcW w:w="901" w:type="dxa"/>
+          </w:tcPr>
+          <w:p>
+            <w:pPr>
+              <w:ind w:left="0" w:firstLine="0"/>
+              <w:jc w:val="left"/>
+              <w:rPr>
+                <w:sz w:val="20"/>
+                <w:szCs w:val="20"/>
+                <w:lang w:val="es-MX" w:eastAsia="en-US"/>
+              </w:rPr>
+            </w:pPr>
+            <w:r>
+              <w:rPr>
+                <w:sz w:val="20"/>
+                <w:szCs w:val="20"/>
+                <w:lang w:val="es-MX" w:eastAsia="en-US"/>
+              </w:rPr>
+              <w:t>12</w:t>
+            </w:r>
+          </w:p>
+        </w:tc>
+        <w:tc>
+          <w:tcPr>
+            <w:tcW w:w="1403" w:type="dxa"/>
+          </w:tcPr>
+          <w:p>
+            <w:pPr>
+              <w:ind w:left="0" w:firstLine="0"/>
+              <w:jc w:val="left"/>
+              <w:rPr>
+                <w:sz w:val="20"/>
+                <w:szCs w:val="20"/>
+                <w:lang w:val="es-MX" w:eastAsia="en-US"/>
+              </w:rPr>
+            </w:pPr>
+            <w:r>
+              <w:rPr>
+                <w:sz w:val="20"/>
+                <w:szCs w:val="20"/>
+                <w:lang w:val="es-MX" w:eastAsia="en-US"/>
+              </w:rPr>
+              <w:t>Private</w:t>
+            </w:r>
+          </w:p>
+        </w:tc>
+        <w:tc>
+          <w:tcPr>
+            <w:tcW w:w="2338" w:type="dxa"/>
+          </w:tcPr>
+          <w:p>
+            <w:pPr>
+              <w:ind w:left="0" w:firstLine="0"/>
+              <w:jc w:val="left"/>
+              <w:rPr>
+                <w:sz w:val="20"/>
+                <w:szCs w:val="20"/>
+                <w:lang w:val="es-MX" w:eastAsia="en-US"/>
+              </w:rPr>
+            </w:pPr>
+            <w:r>
+              <w:rPr>
+                <w:sz w:val="20"/>
+                <w:szCs w:val="20"/>
+                <w:lang w:val="es-MX" w:eastAsia="en-US"/>
+              </w:rPr>
+              <w:t>existeNumeroOrden()</w:t>
+            </w:r>
+          </w:p>
+        </w:tc>
+        <w:tc>
+          <w:tcPr>
+            <w:tcW w:w="1920" w:type="dxa"/>
+          </w:tcPr>
+          <w:p>
+            <w:pPr>
+              <w:ind w:left="0" w:firstLine="0"/>
+              <w:jc w:val="left"/>
+              <w:rPr>
+                <w:sz w:val="20"/>
+                <w:szCs w:val="20"/>
+                <w:lang w:val="es-MX" w:eastAsia="en-US"/>
+              </w:rPr>
+            </w:pPr>
+            <w:r>
+              <w:rPr>
+                <w:sz w:val="20"/>
+                <w:szCs w:val="20"/>
+                <w:lang w:val="es-MX" w:eastAsia="en-US"/>
+              </w:rPr>
+              <w:t>boolean</w:t>
+            </w:r>
+          </w:p>
+        </w:tc>
+        <w:tc>
+          <w:tcPr>
+            <w:tcW w:w="1710" w:type="dxa"/>
+          </w:tcPr>
+          <w:p>
+            <w:pPr>
+              <w:ind w:left="0" w:firstLine="0"/>
+              <w:jc w:val="left"/>
+              <w:rPr>
+                <w:sz w:val="20"/>
+                <w:szCs w:val="20"/>
+                <w:lang w:val="es-MX" w:eastAsia="en-US"/>
+              </w:rPr>
+            </w:pPr>
+            <w:r>
+              <w:rPr>
+                <w:sz w:val="20"/>
+                <w:szCs w:val="20"/>
+                <w:lang w:val="es-MX" w:eastAsia="en-US"/>
+              </w:rPr>
+              <w:t>Int numeroOrden</w:t>
+            </w:r>
+          </w:p>
+        </w:tc>
+        <w:tc>
+          <w:tcPr>
+            <w:tcW w:w="1349" w:type="dxa"/>
+          </w:tcPr>
+          <w:p>
+            <w:pPr>
+              <w:jc w:val="left"/>
+              <w:rPr>
+                <w:sz w:val="20"/>
+                <w:szCs w:val="20"/>
+                <w:lang w:val="es-MX" w:eastAsia="en-US"/>
+              </w:rPr>
+            </w:pPr>
+            <w:r>
+              <w:rPr>
+                <w:sz w:val="20"/>
+                <w:szCs w:val="20"/>
+                <w:lang w:val="es-MX" w:eastAsia="en-US"/>
+              </w:rPr>
+              <w:t>Verifica que el número de orden exista</w:t>
+            </w:r>
+          </w:p>
+        </w:tc>
+      </w:tr>
+      <w:tr>
+        <w:trPr>
+          <w:trHeight w:val="427"/>
+        </w:trPr>
+        <w:tc>
+          <w:tcPr>
+            <w:tcW w:w="901" w:type="dxa"/>
+          </w:tcPr>
+          <w:p>
+            <w:pPr>
+              <w:ind w:left="0" w:firstLine="0"/>
+              <w:jc w:val="left"/>
+              <w:rPr>
+                <w:sz w:val="20"/>
+                <w:szCs w:val="20"/>
+                <w:lang w:val="es-MX" w:eastAsia="en-US"/>
+              </w:rPr>
+            </w:pPr>
+            <w:r>
+              <w:rPr>
+                <w:sz w:val="20"/>
+                <w:szCs w:val="20"/>
+                <w:lang w:val="es-MX" w:eastAsia="en-US"/>
+              </w:rPr>
+              <w:t>13</w:t>
+            </w:r>
+          </w:p>
+        </w:tc>
+        <w:tc>
+          <w:tcPr>
+            <w:tcW w:w="1403" w:type="dxa"/>
+          </w:tcPr>
+          <w:p>
+            <w:pPr>
+              <w:ind w:left="0" w:firstLine="0"/>
+              <w:jc w:val="left"/>
+              <w:rPr>
+                <w:sz w:val="20"/>
+                <w:szCs w:val="20"/>
+                <w:lang w:val="es-MX" w:eastAsia="en-US"/>
+              </w:rPr>
+            </w:pPr>
+            <w:r>
+              <w:rPr>
+                <w:sz w:val="20"/>
+                <w:szCs w:val="20"/>
+                <w:lang w:val="es-MX" w:eastAsia="en-US"/>
+              </w:rPr>
+              <w:t>Private</w:t>
+            </w:r>
+          </w:p>
+        </w:tc>
+        <w:tc>
+          <w:tcPr>
+            <w:tcW w:w="2338" w:type="dxa"/>
+          </w:tcPr>
+          <w:p>
+            <w:pPr>
+              <w:ind w:left="0" w:firstLine="0"/>
+              <w:jc w:val="left"/>
+              <w:rPr>
+                <w:sz w:val="20"/>
+                <w:szCs w:val="20"/>
+                <w:lang w:val="es-MX" w:eastAsia="en-US"/>
+              </w:rPr>
+            </w:pPr>
+            <w:r>
+              <w:rPr>
+                <w:sz w:val="20"/>
+                <w:szCs w:val="20"/>
+                <w:lang w:val="es-MX" w:eastAsia="en-US"/>
+              </w:rPr>
+              <w:t>validarOrden()</w:t>
+            </w:r>
+          </w:p>
+        </w:tc>
+        <w:tc>
+          <w:tcPr>
+            <w:tcW w:w="1920" w:type="dxa"/>
+          </w:tcPr>
+          <w:p>
+            <w:pPr>
+              <w:ind w:left="0" w:firstLine="0"/>
+              <w:jc w:val="left"/>
+              <w:rPr>
+                <w:sz w:val="20"/>
+                <w:szCs w:val="20"/>
+                <w:lang w:val="es-MX" w:eastAsia="en-US"/>
+              </w:rPr>
+            </w:pPr>
+            <w:r>
+              <w:rPr>
+                <w:sz w:val="20"/>
+                <w:szCs w:val="20"/>
+                <w:lang w:val="es-MX" w:eastAsia="en-US"/>
+              </w:rPr>
+              <w:t>void</w:t>
+            </w:r>
+          </w:p>
+        </w:tc>
+        <w:tc>
+          <w:tcPr>
+            <w:tcW w:w="1710" w:type="dxa"/>
+          </w:tcPr>
+          <w:p>
+            <w:pPr>
+              <w:ind w:left="0" w:firstLine="0"/>
+              <w:jc w:val="left"/>
+              <w:rPr>
+                <w:sz w:val="20"/>
+                <w:szCs w:val="20"/>
+                <w:lang w:val="es-MX" w:eastAsia="en-US"/>
+              </w:rPr>
+            </w:pPr>
+            <w:r>
+              <w:rPr>
+                <w:sz w:val="20"/>
+                <w:szCs w:val="20"/>
+                <w:lang w:val="es-MX" w:eastAsia="en-US"/>
+              </w:rPr>
+              <w:t>OrdenServicio orden</w:t>
+            </w:r>
+          </w:p>
+        </w:tc>
+        <w:tc>
+          <w:tcPr>
+            <w:tcW w:w="1349" w:type="dxa"/>
+          </w:tcPr>
+          <w:p>
+            <w:pPr>
+              <w:ind w:left="0" w:firstLine="0"/>
+              <w:rPr>
+                <w:sz w:val="20"/>
+                <w:szCs w:val="20"/>
+                <w:lang w:val="es-MX" w:eastAsia="en-US"/>
+              </w:rPr>
+            </w:pPr>
+            <w:r>
+              <w:rPr>
+                <w:sz w:val="20"/>
+                <w:szCs w:val="20"/>
+                <w:lang w:val="es-MX" w:eastAsia="en-US"/>
+              </w:rPr>
+              <w:t>Verifica que los datos de la orden sean válidos</w:t>
+            </w:r>
+          </w:p>
+        </w:tc>
+      </w:tr>
+    </w:tbl>
+    <w:p>
+      <w:pPr>
+        <w:rPr>
+          <w:lang w:val="es-MX" w:eastAsia="en-US"/>
+        </w:rPr>
+      </w:pPr>
+    </w:p>
+    <w:p>
+      <w:pPr>
+        <w:pStyle w:val="Ttulo2"/>
+      </w:pPr>
+      <w:r>
+        <w:t>Clase: Principal</w:t>
       </w:r>
       <w:r>
-        <w:t xml:space="preserve"> (Model)</w:t>
+        <w:t>Main</w:t>
+      </w:r>
+    </w:p>
+    <w:p>
+      <w:pPr>
+        <w:pStyle w:val="Ttulo3"/>
+      </w:pPr>
+      <w:r>
+        <w:t>Atributos</w:t>
       </w:r>
     </w:p>
     <w:tbl>
@@ -762,7 +4738,7 @@
               <w:rPr>
                 <w:lang w:val="es-MX" w:eastAsia="en-US"/>
               </w:rPr>
-              <w:t>Tipo de datos</w:t>
+              <w:t>Visibilidad</w:t>
             </w:r>
           </w:p>
         </w:tc>
@@ -800,7 +4776,7 @@
               <w:rPr>
                 <w:lang w:val="es-MX" w:eastAsia="en-US"/>
               </w:rPr>
-              <w:t>Visibilidad</w:t>
+              <w:t>Tipo</w:t>
             </w:r>
           </w:p>
         </w:tc>
@@ -870,7 +4846,7 @@
                 <w:szCs w:val="20"/>
                 <w:lang w:val="es-MX" w:eastAsia="en-US"/>
               </w:rPr>
-              <w:t>String</w:t>
+              <w:t>Private static</w:t>
             </w:r>
           </w:p>
         </w:tc>
@@ -893,7 +4869,7 @@
                 <w:szCs w:val="20"/>
                 <w:lang w:val="es-MX" w:eastAsia="en-US"/>
               </w:rPr>
-              <w:t>Nombre</w:t>
+              <w:t>Entrada</w:t>
             </w:r>
           </w:p>
         </w:tc>
@@ -916,7 +4892,7 @@
                 <w:szCs w:val="20"/>
                 <w:lang w:val="es-MX" w:eastAsia="en-US"/>
               </w:rPr>
-              <w:t>Private</w:t>
+              <w:t>Scanner</w:t>
             </w:r>
           </w:p>
         </w:tc>
@@ -939,7 +4915,7 @@
                 <w:szCs w:val="20"/>
                 <w:lang w:val="es-MX" w:eastAsia="en-US"/>
               </w:rPr>
-              <w:t>Guarda el nombre del comprador</w:t>
+              <w:t>Lee los datos que el usuario ingresará</w:t>
             </w:r>
           </w:p>
         </w:tc>
@@ -990,7 +4966,7 @@
                 <w:szCs w:val="20"/>
                 <w:lang w:val="es-MX" w:eastAsia="en-US"/>
               </w:rPr>
-              <w:t>String</w:t>
+              <w:t>Private static</w:t>
             </w:r>
           </w:p>
         </w:tc>
@@ -1013,7 +4989,7 @@
                 <w:szCs w:val="20"/>
                 <w:lang w:val="es-MX" w:eastAsia="en-US"/>
               </w:rPr>
-              <w:t>Email</w:t>
+              <w:t>taller</w:t>
             </w:r>
           </w:p>
         </w:tc>
@@ -1036,7 +5012,7 @@
                 <w:szCs w:val="20"/>
                 <w:lang w:val="es-MX" w:eastAsia="en-US"/>
               </w:rPr>
-              <w:t>Private</w:t>
+              <w:t>Taller</w:t>
             </w:r>
           </w:p>
         </w:tc>
@@ -1059,7 +5035,137 @@
                 <w:szCs w:val="20"/>
                 <w:lang w:val="es-MX" w:eastAsia="en-US"/>
               </w:rPr>
-              <w:t>Guarda el correo del comprador</w:t>
+              <w:t>Permite que se pueda acceder a las operaciones del sistema</w:t>
+            </w:r>
+          </w:p>
+        </w:tc>
+      </w:tr>
+    </w:tbl>
+    <w:p>
+      <w:pPr>
+        <w:rPr>
+          <w:lang w:val="es-MX" w:eastAsia="en-US"/>
+        </w:rPr>
+      </w:pPr>
+    </w:p>
+    <w:p>
+      <w:pPr>
+        <w:pStyle w:val="Ttulo3"/>
+      </w:pPr>
+      <w:r>
+        <w:t>Métodos</w:t>
+      </w:r>
+    </w:p>
+    <w:tbl>
+      <w:tblPr>
+        <w:tblStyle w:val="Tablaconcuadrcula"/>
+        <w:tblW w:w="9650" w:type="dxa"/>
+        <w:tblInd w:w="10" w:type="dxa"/>
+        <w:tblLook w:val="04A0" w:firstRow="1" w:lastRow="0" w:firstColumn="1" w:lastColumn="0" w:noHBand="0" w:noVBand="1"/>
+      </w:tblPr>
+      <w:tblGrid>
+        <w:gridCol w:w="1747"/>
+        <w:gridCol w:w="2349"/>
+        <w:gridCol w:w="1879"/>
+        <w:gridCol w:w="1859"/>
+        <w:gridCol w:w="1816"/>
+      </w:tblGrid>
+      <w:tr>
+        <w:trPr>
+          <w:trHeight w:val="868"/>
+        </w:trPr>
+        <w:tc>
+          <w:tcPr>
+            <w:tcW w:w="1747" w:type="dxa"/>
+          </w:tcPr>
+          <w:p>
+            <w:pPr>
+              <w:jc w:val="center"/>
+              <w:rPr>
+                <w:lang w:val="es-MX" w:eastAsia="en-US"/>
+              </w:rPr>
+            </w:pPr>
+            <w:r>
+              <w:rPr>
+                <w:lang w:val="es-MX" w:eastAsia="en-US"/>
+              </w:rPr>
+              <w:t>#</w:t>
+            </w:r>
+          </w:p>
+        </w:tc>
+        <w:tc>
+          <w:tcPr>
+            <w:tcW w:w="2349" w:type="dxa"/>
+          </w:tcPr>
+          <w:p>
+            <w:pPr>
+              <w:jc w:val="center"/>
+              <w:rPr>
+                <w:lang w:val="es-MX" w:eastAsia="en-US"/>
+              </w:rPr>
+            </w:pPr>
+            <w:r>
+              <w:rPr>
+                <w:lang w:val="es-MX" w:eastAsia="en-US"/>
+              </w:rPr>
+              <w:t>Nombre</w:t>
+            </w:r>
+          </w:p>
+        </w:tc>
+        <w:tc>
+          <w:tcPr>
+            <w:tcW w:w="1879" w:type="dxa"/>
+          </w:tcPr>
+          <w:p>
+            <w:pPr>
+              <w:jc w:val="center"/>
+              <w:rPr>
+                <w:lang w:val="es-MX" w:eastAsia="en-US"/>
+              </w:rPr>
+            </w:pPr>
+            <w:r>
+              <w:rPr>
+                <w:lang w:val="es-MX" w:eastAsia="en-US"/>
+              </w:rPr>
+              <w:t>Retorno</w:t>
+            </w:r>
+          </w:p>
+        </w:tc>
+        <w:tc>
+          <w:tcPr>
+            <w:tcW w:w="1859" w:type="dxa"/>
+          </w:tcPr>
+          <w:p>
+            <w:pPr>
+              <w:jc w:val="center"/>
+              <w:rPr>
+                <w:lang w:val="es-MX" w:eastAsia="en-US"/>
+              </w:rPr>
+            </w:pPr>
+            <w:r>
+              <w:rPr>
+                <w:lang w:val="es-MX" w:eastAsia="en-US"/>
+              </w:rPr>
+              <w:t>Parámetros</w:t>
+            </w:r>
+          </w:p>
+        </w:tc>
+        <w:tc>
+          <w:tcPr>
+            <w:tcW w:w="1816" w:type="dxa"/>
+          </w:tcPr>
+          <w:p>
+            <w:pPr>
+              <w:jc w:val="center"/>
+              <w:rPr>
+                <w:lang w:val="es-MX" w:eastAsia="en-US"/>
+              </w:rPr>
+            </w:pPr>
+            <w:r>
+              <w:rPr>
+                <w:lang w:val="es-MX" w:eastAsia="en-US"/>
+              </w:rPr>
+              <w:t>Motivo</w:t>
             </w:r>
           </w:p>
         </w:tc>
@@ -1070,120 +5176,121 @@
         </w:trPr>
         <w:tc>
           <w:tcPr>
-            <w:tcW w:w="1904" w:type="dxa"/>
-          </w:tcPr>
-          <w:p>
-            <w:pPr>
-              <w:jc w:val="left"/>
-              <w:rPr>
-                <w:sz w:val="20"/>
-                <w:szCs w:val="20"/>
-                <w:lang w:val="es-MX" w:eastAsia="en-US"/>
-              </w:rPr>
-            </w:pPr>
-            <w:r>
-              <w:rPr>
-                <w:sz w:val="20"/>
-                <w:szCs w:val="20"/>
-                <w:lang w:val="es-MX" w:eastAsia="en-US"/>
-              </w:rPr>
-              <w:t>3</w:t>
-            </w:r>
-          </w:p>
-        </w:tc>
-        <w:tc>
-          <w:tcPr>
-            <w:tcW w:w="1915" w:type="dxa"/>
-          </w:tcPr>
-          <w:p>
-            <w:pPr>
-              <w:jc w:val="left"/>
-              <w:rPr>
-                <w:sz w:val="20"/>
-                <w:szCs w:val="20"/>
-                <w:lang w:val="es-MX" w:eastAsia="en-US"/>
-              </w:rPr>
-            </w:pPr>
-            <w:proofErr w:type="spellStart"/>
-            <w:r>
-              <w:rPr>
-                <w:sz w:val="20"/>
-                <w:szCs w:val="20"/>
-                <w:lang w:val="es-MX" w:eastAsia="en-US"/>
-              </w:rPr>
-              <w:t>Int</w:t>
-            </w:r>
-            <w:proofErr w:type="spellEnd"/>
-          </w:p>
-        </w:tc>
-        <w:tc>
-          <w:tcPr>
-            <w:tcW w:w="1984" w:type="dxa"/>
-          </w:tcPr>
-          <w:p>
-            <w:pPr>
-              <w:jc w:val="left"/>
-              <w:rPr>
-                <w:sz w:val="20"/>
-                <w:szCs w:val="20"/>
-                <w:lang w:val="es-MX" w:eastAsia="en-US"/>
-              </w:rPr>
-            </w:pPr>
-            <w:proofErr w:type="spellStart"/>
-            <w:r>
-              <w:rPr>
-                <w:sz w:val="20"/>
-                <w:szCs w:val="20"/>
-                <w:lang w:val="es-MX" w:eastAsia="en-US"/>
-              </w:rPr>
-              <w:t>Cant_Boletos</w:t>
-            </w:r>
-            <w:proofErr w:type="spellEnd"/>
-          </w:p>
-        </w:tc>
-        <w:tc>
-          <w:tcPr>
-            <w:tcW w:w="1926" w:type="dxa"/>
-          </w:tcPr>
-          <w:p>
-            <w:pPr>
-              <w:jc w:val="left"/>
-              <w:rPr>
-                <w:sz w:val="20"/>
-                <w:szCs w:val="20"/>
-                <w:lang w:val="es-MX" w:eastAsia="en-US"/>
-              </w:rPr>
-            </w:pPr>
-            <w:r>
-              <w:rPr>
-                <w:sz w:val="20"/>
-                <w:szCs w:val="20"/>
-                <w:lang w:val="es-MX" w:eastAsia="en-US"/>
-              </w:rPr>
-              <w:t>Private</w:t>
-            </w:r>
-          </w:p>
-        </w:tc>
-        <w:tc>
-          <w:tcPr>
-            <w:tcW w:w="1921" w:type="dxa"/>
-          </w:tcPr>
-          <w:p>
-            <w:pPr>
-              <w:jc w:val="left"/>
-              <w:rPr>
-                <w:sz w:val="20"/>
-                <w:szCs w:val="20"/>
-                <w:lang w:val="es-MX" w:eastAsia="en-US"/>
-              </w:rPr>
-            </w:pPr>
-            <w:r>
-              <w:rPr>
-                <w:sz w:val="20"/>
-                <w:szCs w:val="20"/>
-                <w:lang w:val="es-MX" w:eastAsia="en-US"/>
-              </w:rPr>
-              <w:t>Almacena la cantidad de boletos a comprar</w:t>
+            <w:tcW w:w="1747" w:type="dxa"/>
+          </w:tcPr>
+          <w:p>
+            <w:pPr>
+              <w:ind w:left="0" w:firstLine="0"/>
+              <w:jc w:val="left"/>
+              <w:rPr>
+                <w:sz w:val="20"/>
+                <w:szCs w:val="20"/>
+                <w:lang w:val="es-MX" w:eastAsia="en-US"/>
+              </w:rPr>
+            </w:pPr>
+            <w:r>
+              <w:rPr>
+                <w:sz w:val="20"/>
+                <w:szCs w:val="20"/>
+                <w:lang w:val="es-MX" w:eastAsia="en-US"/>
+              </w:rPr>
+              <w:t>1</w:t>
+            </w:r>
+          </w:p>
+        </w:tc>
+        <w:tc>
+          <w:tcPr>
+            <w:tcW w:w="2349" w:type="dxa"/>
+          </w:tcPr>
+          <w:p>
+            <w:pPr>
+              <w:ind w:left="0" w:firstLine="0"/>
+              <w:jc w:val="left"/>
+              <w:rPr>
+                <w:sz w:val="20"/>
+                <w:szCs w:val="20"/>
+                <w:lang w:val="es-MX" w:eastAsia="en-US"/>
+              </w:rPr>
+            </w:pPr>
+            <w:r>
+              <w:rPr>
+                <w:sz w:val="20"/>
+                <w:szCs w:val="20"/>
+                <w:lang w:val="es-MX" w:eastAsia="en-US"/>
+              </w:rPr>
+              <w:t>Main()</w:t>
+            </w:r>
+          </w:p>
+        </w:tc>
+        <w:tc>
+          <w:tcPr>
+            <w:tcW w:w="1879" w:type="dxa"/>
+          </w:tcPr>
+          <w:p>
+            <w:pPr>
+              <w:ind w:left="0" w:firstLine="0"/>
+              <w:jc w:val="left"/>
+              <w:rPr>
+                <w:sz w:val="20"/>
+                <w:szCs w:val="20"/>
+                <w:lang w:val="es-MX" w:eastAsia="en-US"/>
+              </w:rPr>
+            </w:pPr>
+            <w:r>
+              <w:rPr>
+                <w:sz w:val="20"/>
+                <w:szCs w:val="20"/>
+                <w:lang w:val="es-MX" w:eastAsia="en-US"/>
+              </w:rPr>
+              <w:t>Void</w:t>
+            </w:r>
+          </w:p>
+        </w:tc>
+        <w:tc>
+          <w:tcPr>
+            <w:tcW w:w="1859" w:type="dxa"/>
+          </w:tcPr>
+          <w:p>
+            <w:pPr>
+              <w:ind w:left="0" w:firstLine="0"/>
+              <w:jc w:val="left"/>
+              <w:rPr>
+                <w:sz w:val="20"/>
+                <w:szCs w:val="20"/>
+                <w:lang w:val="es-MX" w:eastAsia="en-US"/>
+              </w:rPr>
+            </w:pPr>
+            <w:r>
+              <w:rPr>
+                <w:sz w:val="20"/>
+                <w:szCs w:val="20"/>
+                <w:lang w:val="es-MX" w:eastAsia="en-US"/>
+              </w:rPr>
+              <w:t>String[] args</w:t>
+            </w:r>
+          </w:p>
+        </w:tc>
+        <w:tc>
+          <w:tcPr>
+            <w:tcW w:w="1816" w:type="dxa"/>
+          </w:tcPr>
+          <w:p>
+            <w:pPr>
+              <w:ind w:left="0" w:firstLine="0"/>
+              <w:jc w:val="left"/>
+              <w:rPr>
+                <w:sz w:val="20"/>
+                <w:szCs w:val="20"/>
+                <w:lang w:val="es-MX" w:eastAsia="en-US"/>
+              </w:rPr>
+            </w:pPr>
+            <w:r>
+              <w:rPr>
+                <w:sz w:val="20"/>
+                <w:szCs w:val="20"/>
+                <w:lang w:val="es-MX" w:eastAsia="en-US"/>
+              </w:rPr>
+              <w:t>Inicia el programa</w:t>
             </w:r>
           </w:p>
         </w:tc>
@@ -1194,120 +5301,1417 @@
         </w:trPr>
         <w:tc>
           <w:tcPr>
-            <w:tcW w:w="1904" w:type="dxa"/>
-          </w:tcPr>
-          <w:p>
-            <w:pPr>
-              <w:jc w:val="left"/>
-              <w:rPr>
-                <w:sz w:val="20"/>
-                <w:szCs w:val="20"/>
-                <w:lang w:val="es-MX" w:eastAsia="en-US"/>
-              </w:rPr>
-            </w:pPr>
-            <w:r>
-              <w:rPr>
-                <w:sz w:val="20"/>
-                <w:szCs w:val="20"/>
-                <w:lang w:val="es-MX" w:eastAsia="en-US"/>
-              </w:rPr>
+            <w:tcW w:w="1747" w:type="dxa"/>
+          </w:tcPr>
+          <w:p>
+            <w:pPr>
+              <w:ind w:left="0" w:firstLine="0"/>
+              <w:jc w:val="left"/>
+              <w:rPr>
+                <w:sz w:val="20"/>
+                <w:szCs w:val="20"/>
+                <w:lang w:val="es-MX" w:eastAsia="en-US"/>
+              </w:rPr>
+            </w:pPr>
+            <w:r>
+              <w:rPr>
+                <w:sz w:val="20"/>
+                <w:szCs w:val="20"/>
+                <w:lang w:val="es-MX" w:eastAsia="en-US"/>
+              </w:rPr>
+              <w:t>2</w:t>
+            </w:r>
+          </w:p>
+        </w:tc>
+        <w:tc>
+          <w:tcPr>
+            <w:tcW w:w="2349" w:type="dxa"/>
+          </w:tcPr>
+          <w:p>
+            <w:pPr>
+              <w:ind w:left="0" w:firstLine="0"/>
+              <w:jc w:val="left"/>
+              <w:rPr>
+                <w:sz w:val="20"/>
+                <w:szCs w:val="20"/>
+                <w:lang w:val="es-MX" w:eastAsia="en-US"/>
+              </w:rPr>
+            </w:pPr>
+            <w:r>
+              <w:rPr>
+                <w:sz w:val="20"/>
+                <w:szCs w:val="20"/>
+                <w:lang w:val="es-MX" w:eastAsia="en-US"/>
+              </w:rPr>
+              <w:t>mostrarMenu()</w:t>
+            </w:r>
+          </w:p>
+        </w:tc>
+        <w:tc>
+          <w:tcPr>
+            <w:tcW w:w="1879" w:type="dxa"/>
+          </w:tcPr>
+          <w:p>
+            <w:pPr>
+              <w:ind w:left="0" w:firstLine="0"/>
+              <w:jc w:val="left"/>
+              <w:rPr>
+                <w:sz w:val="20"/>
+                <w:szCs w:val="20"/>
+                <w:lang w:val="es-MX" w:eastAsia="en-US"/>
+              </w:rPr>
+            </w:pPr>
+            <w:r>
+              <w:rPr>
+                <w:sz w:val="20"/>
+                <w:szCs w:val="20"/>
+                <w:lang w:val="es-MX" w:eastAsia="en-US"/>
+              </w:rPr>
+              <w:t>Void</w:t>
+            </w:r>
+          </w:p>
+        </w:tc>
+        <w:tc>
+          <w:tcPr>
+            <w:tcW w:w="1859" w:type="dxa"/>
+          </w:tcPr>
+          <w:p>
+            <w:pPr>
+              <w:ind w:left="0" w:firstLine="0"/>
+              <w:jc w:val="left"/>
+              <w:rPr>
+                <w:sz w:val="20"/>
+                <w:szCs w:val="20"/>
+                <w:lang w:val="es-MX" w:eastAsia="en-US"/>
+              </w:rPr>
+            </w:pPr>
+          </w:p>
+        </w:tc>
+        <w:tc>
+          <w:tcPr>
+            <w:tcW w:w="1816" w:type="dxa"/>
+          </w:tcPr>
+          <w:p>
+            <w:pPr>
+              <w:ind w:left="0" w:firstLine="0"/>
+              <w:jc w:val="left"/>
+              <w:rPr>
+                <w:sz w:val="20"/>
+                <w:szCs w:val="20"/>
+                <w:lang w:val="es-MX" w:eastAsia="en-US"/>
+              </w:rPr>
+            </w:pPr>
+            <w:r>
+              <w:rPr>
+                <w:sz w:val="20"/>
+                <w:szCs w:val="20"/>
+                <w:lang w:val="es-MX" w:eastAsia="en-US"/>
+              </w:rPr>
+              <w:t>Muestra las opciones disponibles</w:t>
+            </w:r>
+          </w:p>
+        </w:tc>
+      </w:tr>
+      <w:tr>
+        <w:trPr>
+          <w:trHeight w:val="433"/>
+        </w:trPr>
+        <w:tc>
+          <w:tcPr>
+            <w:tcW w:w="1747" w:type="dxa"/>
+          </w:tcPr>
+          <w:p>
+            <w:pPr>
+              <w:jc w:val="left"/>
+              <w:rPr>
+                <w:sz w:val="20"/>
+                <w:szCs w:val="20"/>
+                <w:lang w:val="es-MX" w:eastAsia="en-US"/>
+              </w:rPr>
+            </w:pPr>
+            <w:r>
+              <w:rPr>
+                <w:sz w:val="20"/>
+                <w:szCs w:val="20"/>
+                <w:lang w:val="es-MX" w:eastAsia="en-US"/>
+              </w:rPr>
+              <w:t>3</w:t>
+            </w:r>
+          </w:p>
+        </w:tc>
+        <w:tc>
+          <w:tcPr>
+            <w:tcW w:w="2349" w:type="dxa"/>
+          </w:tcPr>
+          <w:p>
+            <w:pPr>
+              <w:ind w:left="0" w:firstLine="0"/>
+              <w:jc w:val="left"/>
+              <w:rPr>
+                <w:sz w:val="20"/>
+                <w:szCs w:val="20"/>
+                <w:lang w:val="es-MX" w:eastAsia="en-US"/>
+              </w:rPr>
+            </w:pPr>
+            <w:r>
+              <w:rPr>
+                <w:sz w:val="20"/>
+                <w:szCs w:val="20"/>
+                <w:lang w:val="es-MX" w:eastAsia="en-US"/>
+              </w:rPr>
+              <w:t>registrarOrden()</w:t>
+            </w:r>
+          </w:p>
+        </w:tc>
+        <w:tc>
+          <w:tcPr>
+            <w:tcW w:w="1879" w:type="dxa"/>
+          </w:tcPr>
+          <w:p>
+            <w:pPr>
+              <w:ind w:left="0" w:firstLine="0"/>
+              <w:jc w:val="left"/>
+              <w:rPr>
+                <w:sz w:val="20"/>
+                <w:szCs w:val="20"/>
+                <w:lang w:val="es-MX" w:eastAsia="en-US"/>
+              </w:rPr>
+            </w:pPr>
+            <w:r>
+              <w:rPr>
+                <w:sz w:val="20"/>
+                <w:szCs w:val="20"/>
+                <w:lang w:val="es-MX" w:eastAsia="en-US"/>
+              </w:rPr>
+              <w:t>Void</w:t>
+            </w:r>
+          </w:p>
+        </w:tc>
+        <w:tc>
+          <w:tcPr>
+            <w:tcW w:w="1859" w:type="dxa"/>
+          </w:tcPr>
+          <w:p>
+            <w:pPr>
+              <w:ind w:left="0" w:firstLine="0"/>
+              <w:jc w:val="left"/>
+              <w:rPr>
+                <w:sz w:val="20"/>
+                <w:szCs w:val="20"/>
+                <w:lang w:val="es-MX" w:eastAsia="en-US"/>
+              </w:rPr>
+            </w:pPr>
+          </w:p>
+        </w:tc>
+        <w:tc>
+          <w:tcPr>
+            <w:tcW w:w="1816" w:type="dxa"/>
+          </w:tcPr>
+          <w:p>
+            <w:pPr>
+              <w:ind w:left="0" w:firstLine="0"/>
+              <w:jc w:val="left"/>
+              <w:rPr>
+                <w:sz w:val="20"/>
+                <w:szCs w:val="20"/>
+                <w:lang w:val="es-MX" w:eastAsia="en-US"/>
+              </w:rPr>
+            </w:pPr>
+            <w:r>
+              <w:rPr>
+                <w:sz w:val="20"/>
+                <w:szCs w:val="20"/>
+                <w:lang w:val="es-MX" w:eastAsia="en-US"/>
+              </w:rPr>
+              <w:t>Solicita los datos al usuario para registrar una orden</w:t>
+            </w:r>
+          </w:p>
+        </w:tc>
+      </w:tr>
+      <w:tr>
+        <w:trPr>
+          <w:trHeight w:val="433"/>
+        </w:trPr>
+        <w:tc>
+          <w:tcPr>
+            <w:tcW w:w="1747" w:type="dxa"/>
+          </w:tcPr>
+          <w:p>
+            <w:pPr>
+              <w:ind w:left="0" w:firstLine="0"/>
+              <w:jc w:val="left"/>
+              <w:rPr>
+                <w:sz w:val="20"/>
+                <w:szCs w:val="20"/>
+                <w:lang w:val="es-MX" w:eastAsia="en-US"/>
+              </w:rPr>
+            </w:pPr>
+            <w:r>
+              <w:rPr>
+                <w:sz w:val="20"/>
+                <w:szCs w:val="20"/>
+                <w:lang w:val="es-MX" w:eastAsia="en-US"/>
+              </w:rPr>
+              <w:lastRenderedPageBreak/>
               <w:t>4</w:t>
             </w:r>
           </w:p>
         </w:tc>
         <w:tc>
           <w:tcPr>
-            <w:tcW w:w="1915" w:type="dxa"/>
-          </w:tcPr>
-          <w:p>
-            <w:pPr>
-              <w:jc w:val="left"/>
-              <w:rPr>
-                <w:sz w:val="20"/>
-                <w:szCs w:val="20"/>
-                <w:lang w:val="es-MX" w:eastAsia="en-US"/>
-              </w:rPr>
-            </w:pPr>
-            <w:proofErr w:type="spellStart"/>
-            <w:r>
-              <w:rPr>
-                <w:sz w:val="20"/>
-                <w:szCs w:val="20"/>
-                <w:lang w:val="es-MX" w:eastAsia="en-US"/>
-              </w:rPr>
-              <w:t>float</w:t>
-            </w:r>
-            <w:proofErr w:type="spellEnd"/>
-          </w:p>
-        </w:tc>
-        <w:tc>
-          <w:tcPr>
-            <w:tcW w:w="1984" w:type="dxa"/>
-          </w:tcPr>
-          <w:p>
-            <w:pPr>
-              <w:jc w:val="left"/>
-              <w:rPr>
-                <w:sz w:val="20"/>
-                <w:szCs w:val="20"/>
-                <w:lang w:val="es-MX" w:eastAsia="en-US"/>
-              </w:rPr>
-            </w:pPr>
-            <w:proofErr w:type="spellStart"/>
-            <w:r>
-              <w:rPr>
-                <w:sz w:val="20"/>
-                <w:szCs w:val="20"/>
-                <w:lang w:val="es-MX" w:eastAsia="en-US"/>
-              </w:rPr>
-              <w:t>Presupuesto_Max</w:t>
-            </w:r>
-            <w:proofErr w:type="spellEnd"/>
-          </w:p>
-        </w:tc>
-        <w:tc>
-          <w:tcPr>
-            <w:tcW w:w="1926" w:type="dxa"/>
-          </w:tcPr>
-          <w:p>
-            <w:pPr>
-              <w:jc w:val="left"/>
-              <w:rPr>
-                <w:sz w:val="20"/>
-                <w:szCs w:val="20"/>
-                <w:lang w:val="es-MX" w:eastAsia="en-US"/>
-              </w:rPr>
-            </w:pPr>
-            <w:r>
-              <w:rPr>
-                <w:sz w:val="20"/>
-                <w:szCs w:val="20"/>
-                <w:lang w:val="es-MX" w:eastAsia="en-US"/>
-              </w:rPr>
-              <w:t>Private</w:t>
-            </w:r>
-          </w:p>
-        </w:tc>
-        <w:tc>
-          <w:tcPr>
-            <w:tcW w:w="1921" w:type="dxa"/>
-          </w:tcPr>
-          <w:p>
-            <w:pPr>
-              <w:jc w:val="left"/>
-              <w:rPr>
-                <w:sz w:val="20"/>
-                <w:szCs w:val="20"/>
-                <w:lang w:val="es-MX" w:eastAsia="en-US"/>
-              </w:rPr>
-            </w:pPr>
-            <w:r>
-              <w:rPr>
-                <w:sz w:val="20"/>
-                <w:szCs w:val="20"/>
-                <w:lang w:val="es-MX" w:eastAsia="en-US"/>
-              </w:rPr>
-              <w:t>Almacena el presupuesto del comprador</w:t>
+            <w:tcW w:w="2349" w:type="dxa"/>
+          </w:tcPr>
+          <w:p>
+            <w:pPr>
+              <w:ind w:left="0" w:firstLine="0"/>
+              <w:jc w:val="left"/>
+              <w:rPr>
+                <w:sz w:val="20"/>
+                <w:szCs w:val="20"/>
+                <w:lang w:val="es-MX" w:eastAsia="en-US"/>
+              </w:rPr>
+            </w:pPr>
+            <w:r>
+              <w:rPr>
+                <w:sz w:val="20"/>
+                <w:szCs w:val="20"/>
+                <w:lang w:val="es-MX" w:eastAsia="en-US"/>
+              </w:rPr>
+              <w:t>consultarOrdenes()</w:t>
+            </w:r>
+          </w:p>
+        </w:tc>
+        <w:tc>
+          <w:tcPr>
+            <w:tcW w:w="1879" w:type="dxa"/>
+          </w:tcPr>
+          <w:p>
+            <w:pPr>
+              <w:ind w:left="0" w:firstLine="0"/>
+              <w:jc w:val="left"/>
+              <w:rPr>
+                <w:sz w:val="20"/>
+                <w:szCs w:val="20"/>
+                <w:lang w:val="es-MX" w:eastAsia="en-US"/>
+              </w:rPr>
+            </w:pPr>
+            <w:r>
+              <w:rPr>
+                <w:sz w:val="20"/>
+                <w:szCs w:val="20"/>
+                <w:lang w:val="es-MX" w:eastAsia="en-US"/>
+              </w:rPr>
+              <w:t>Void</w:t>
+            </w:r>
+          </w:p>
+        </w:tc>
+        <w:tc>
+          <w:tcPr>
+            <w:tcW w:w="1859" w:type="dxa"/>
+          </w:tcPr>
+          <w:p>
+            <w:pPr>
+              <w:ind w:left="0" w:firstLine="0"/>
+              <w:jc w:val="left"/>
+              <w:rPr>
+                <w:sz w:val="20"/>
+                <w:szCs w:val="20"/>
+                <w:lang w:val="es-MX" w:eastAsia="en-US"/>
+              </w:rPr>
+            </w:pPr>
+          </w:p>
+        </w:tc>
+        <w:tc>
+          <w:tcPr>
+            <w:tcW w:w="1816" w:type="dxa"/>
+          </w:tcPr>
+          <w:p>
+            <w:pPr>
+              <w:jc w:val="left"/>
+              <w:rPr>
+                <w:sz w:val="20"/>
+                <w:szCs w:val="20"/>
+                <w:lang w:val="es-MX" w:eastAsia="en-US"/>
+              </w:rPr>
+            </w:pPr>
+            <w:r>
+              <w:rPr>
+                <w:sz w:val="20"/>
+                <w:szCs w:val="20"/>
+                <w:lang w:val="es-MX" w:eastAsia="en-US"/>
+              </w:rPr>
+              <w:t>Muestra las ordenes registradas</w:t>
+            </w:r>
+          </w:p>
+        </w:tc>
+      </w:tr>
+      <w:tr>
+        <w:trPr>
+          <w:trHeight w:val="433"/>
+        </w:trPr>
+        <w:tc>
+          <w:tcPr>
+            <w:tcW w:w="1747" w:type="dxa"/>
+          </w:tcPr>
+          <w:p>
+            <w:pPr>
+              <w:ind w:left="0" w:firstLine="0"/>
+              <w:jc w:val="left"/>
+              <w:rPr>
+                <w:sz w:val="20"/>
+                <w:szCs w:val="20"/>
+                <w:lang w:val="es-MX" w:eastAsia="en-US"/>
+              </w:rPr>
+            </w:pPr>
+            <w:r>
+              <w:rPr>
+                <w:sz w:val="20"/>
+                <w:szCs w:val="20"/>
+                <w:lang w:val="es-MX" w:eastAsia="en-US"/>
+              </w:rPr>
+              <w:t>5</w:t>
+            </w:r>
+          </w:p>
+        </w:tc>
+        <w:tc>
+          <w:tcPr>
+            <w:tcW w:w="2349" w:type="dxa"/>
+          </w:tcPr>
+          <w:p>
+            <w:pPr>
+              <w:ind w:left="0" w:firstLine="0"/>
+              <w:jc w:val="left"/>
+              <w:rPr>
+                <w:sz w:val="20"/>
+                <w:szCs w:val="20"/>
+                <w:lang w:val="es-MX" w:eastAsia="en-US"/>
+              </w:rPr>
+            </w:pPr>
+            <w:r>
+              <w:rPr>
+                <w:sz w:val="20"/>
+                <w:szCs w:val="20"/>
+                <w:lang w:val="es-MX" w:eastAsia="en-US"/>
+              </w:rPr>
+              <w:t>buscarOrden()</w:t>
+            </w:r>
+          </w:p>
+        </w:tc>
+        <w:tc>
+          <w:tcPr>
+            <w:tcW w:w="1879" w:type="dxa"/>
+          </w:tcPr>
+          <w:p>
+            <w:pPr>
+              <w:ind w:left="0" w:firstLine="0"/>
+              <w:jc w:val="left"/>
+              <w:rPr>
+                <w:sz w:val="20"/>
+                <w:szCs w:val="20"/>
+                <w:lang w:val="es-MX" w:eastAsia="en-US"/>
+              </w:rPr>
+            </w:pPr>
+            <w:r>
+              <w:rPr>
+                <w:sz w:val="20"/>
+                <w:szCs w:val="20"/>
+                <w:lang w:val="es-MX" w:eastAsia="en-US"/>
+              </w:rPr>
+              <w:t>Void</w:t>
+            </w:r>
+          </w:p>
+        </w:tc>
+        <w:tc>
+          <w:tcPr>
+            <w:tcW w:w="1859" w:type="dxa"/>
+          </w:tcPr>
+          <w:p>
+            <w:pPr>
+              <w:ind w:left="0" w:firstLine="0"/>
+              <w:jc w:val="left"/>
+              <w:rPr>
+                <w:sz w:val="20"/>
+                <w:szCs w:val="20"/>
+                <w:lang w:val="es-MX" w:eastAsia="en-US"/>
+              </w:rPr>
+            </w:pPr>
+          </w:p>
+        </w:tc>
+        <w:tc>
+          <w:tcPr>
+            <w:tcW w:w="1816" w:type="dxa"/>
+          </w:tcPr>
+          <w:p>
+            <w:pPr>
+              <w:jc w:val="left"/>
+              <w:rPr>
+                <w:sz w:val="20"/>
+                <w:szCs w:val="20"/>
+                <w:lang w:val="es-MX" w:eastAsia="en-US"/>
+              </w:rPr>
+            </w:pPr>
+            <w:r>
+              <w:rPr>
+                <w:sz w:val="20"/>
+                <w:szCs w:val="20"/>
+                <w:lang w:val="es-MX" w:eastAsia="en-US"/>
+              </w:rPr>
+              <w:t>Solicita un número y busca la orden asociada</w:t>
+            </w:r>
+          </w:p>
+        </w:tc>
+      </w:tr>
+      <w:tr>
+        <w:trPr>
+          <w:trHeight w:val="433"/>
+        </w:trPr>
+        <w:tc>
+          <w:tcPr>
+            <w:tcW w:w="1747" w:type="dxa"/>
+          </w:tcPr>
+          <w:p>
+            <w:pPr>
+              <w:ind w:left="0" w:firstLine="0"/>
+              <w:jc w:val="left"/>
+              <w:rPr>
+                <w:sz w:val="20"/>
+                <w:szCs w:val="20"/>
+                <w:lang w:val="es-MX" w:eastAsia="en-US"/>
+              </w:rPr>
+            </w:pPr>
+            <w:r>
+              <w:rPr>
+                <w:sz w:val="20"/>
+                <w:szCs w:val="20"/>
+                <w:lang w:val="es-MX" w:eastAsia="en-US"/>
+              </w:rPr>
+              <w:t>6</w:t>
+            </w:r>
+          </w:p>
+        </w:tc>
+        <w:tc>
+          <w:tcPr>
+            <w:tcW w:w="2349" w:type="dxa"/>
+          </w:tcPr>
+          <w:p>
+            <w:pPr>
+              <w:ind w:left="0" w:firstLine="0"/>
+              <w:jc w:val="left"/>
+              <w:rPr>
+                <w:sz w:val="20"/>
+                <w:szCs w:val="20"/>
+                <w:lang w:val="es-MX" w:eastAsia="en-US"/>
+              </w:rPr>
+            </w:pPr>
+            <w:r>
+              <w:rPr>
+                <w:sz w:val="20"/>
+                <w:szCs w:val="20"/>
+                <w:lang w:val="es-MX" w:eastAsia="en-US"/>
+              </w:rPr>
+              <w:t>modificarOrden()</w:t>
+            </w:r>
+          </w:p>
+        </w:tc>
+        <w:tc>
+          <w:tcPr>
+            <w:tcW w:w="1879" w:type="dxa"/>
+          </w:tcPr>
+          <w:p>
+            <w:pPr>
+              <w:ind w:left="0" w:firstLine="0"/>
+              <w:jc w:val="left"/>
+              <w:rPr>
+                <w:sz w:val="20"/>
+                <w:szCs w:val="20"/>
+                <w:lang w:val="es-MX" w:eastAsia="en-US"/>
+              </w:rPr>
+            </w:pPr>
+            <w:r>
+              <w:rPr>
+                <w:sz w:val="20"/>
+                <w:szCs w:val="20"/>
+                <w:lang w:val="es-MX" w:eastAsia="en-US"/>
+              </w:rPr>
+              <w:t>Void</w:t>
+            </w:r>
+          </w:p>
+        </w:tc>
+        <w:tc>
+          <w:tcPr>
+            <w:tcW w:w="1859" w:type="dxa"/>
+          </w:tcPr>
+          <w:p>
+            <w:pPr>
+              <w:ind w:left="0" w:firstLine="0"/>
+              <w:jc w:val="left"/>
+              <w:rPr>
+                <w:sz w:val="20"/>
+                <w:szCs w:val="20"/>
+                <w:lang w:val="es-MX" w:eastAsia="en-US"/>
+              </w:rPr>
+            </w:pPr>
+          </w:p>
+        </w:tc>
+        <w:tc>
+          <w:tcPr>
+            <w:tcW w:w="1816" w:type="dxa"/>
+          </w:tcPr>
+          <w:p>
+            <w:pPr>
+              <w:jc w:val="left"/>
+              <w:rPr>
+                <w:sz w:val="20"/>
+                <w:szCs w:val="20"/>
+                <w:lang w:val="es-MX" w:eastAsia="en-US"/>
+              </w:rPr>
+            </w:pPr>
+            <w:r>
+              <w:rPr>
+                <w:sz w:val="20"/>
+                <w:szCs w:val="20"/>
+                <w:lang w:val="es-MX" w:eastAsia="en-US"/>
+              </w:rPr>
+              <w:t>Modifica una orden</w:t>
+            </w:r>
+          </w:p>
+        </w:tc>
+      </w:tr>
+      <w:tr>
+        <w:trPr>
+          <w:trHeight w:val="433"/>
+        </w:trPr>
+        <w:tc>
+          <w:tcPr>
+            <w:tcW w:w="1747" w:type="dxa"/>
+          </w:tcPr>
+          <w:p>
+            <w:pPr>
+              <w:ind w:left="0" w:firstLine="0"/>
+              <w:jc w:val="left"/>
+              <w:rPr>
+                <w:sz w:val="20"/>
+                <w:szCs w:val="20"/>
+                <w:lang w:val="es-MX" w:eastAsia="en-US"/>
+              </w:rPr>
+            </w:pPr>
+            <w:r>
+              <w:rPr>
+                <w:sz w:val="20"/>
+                <w:szCs w:val="20"/>
+                <w:lang w:val="es-MX" w:eastAsia="en-US"/>
+              </w:rPr>
+              <w:t>7</w:t>
+            </w:r>
+          </w:p>
+        </w:tc>
+        <w:tc>
+          <w:tcPr>
+            <w:tcW w:w="2349" w:type="dxa"/>
+          </w:tcPr>
+          <w:p>
+            <w:pPr>
+              <w:ind w:left="0" w:firstLine="0"/>
+              <w:jc w:val="left"/>
+              <w:rPr>
+                <w:sz w:val="20"/>
+                <w:szCs w:val="20"/>
+                <w:lang w:val="es-MX" w:eastAsia="en-US"/>
+              </w:rPr>
+            </w:pPr>
+            <w:r>
+              <w:rPr>
+                <w:sz w:val="20"/>
+                <w:szCs w:val="20"/>
+                <w:lang w:val="es-MX" w:eastAsia="en-US"/>
+              </w:rPr>
+              <w:t>cancelarOrden()</w:t>
+            </w:r>
+          </w:p>
+        </w:tc>
+        <w:tc>
+          <w:tcPr>
+            <w:tcW w:w="1879" w:type="dxa"/>
+          </w:tcPr>
+          <w:p>
+            <w:pPr>
+              <w:ind w:left="0" w:firstLine="0"/>
+              <w:jc w:val="left"/>
+              <w:rPr>
+                <w:sz w:val="20"/>
+                <w:szCs w:val="20"/>
+                <w:lang w:val="es-MX" w:eastAsia="en-US"/>
+              </w:rPr>
+            </w:pPr>
+            <w:r>
+              <w:rPr>
+                <w:sz w:val="20"/>
+                <w:szCs w:val="20"/>
+                <w:lang w:val="es-MX" w:eastAsia="en-US"/>
+              </w:rPr>
+              <w:t>Void</w:t>
+            </w:r>
+          </w:p>
+        </w:tc>
+        <w:tc>
+          <w:tcPr>
+            <w:tcW w:w="1859" w:type="dxa"/>
+          </w:tcPr>
+          <w:p>
+            <w:pPr>
+              <w:ind w:left="0" w:firstLine="0"/>
+              <w:jc w:val="left"/>
+              <w:rPr>
+                <w:sz w:val="20"/>
+                <w:szCs w:val="20"/>
+                <w:lang w:val="es-MX" w:eastAsia="en-US"/>
+              </w:rPr>
+            </w:pPr>
+          </w:p>
+        </w:tc>
+        <w:tc>
+          <w:tcPr>
+            <w:tcW w:w="1816" w:type="dxa"/>
+          </w:tcPr>
+          <w:p>
+            <w:pPr>
+              <w:jc w:val="left"/>
+              <w:rPr>
+                <w:sz w:val="20"/>
+                <w:szCs w:val="20"/>
+                <w:lang w:val="es-MX" w:eastAsia="en-US"/>
+              </w:rPr>
+            </w:pPr>
+            <w:r>
+              <w:rPr>
+                <w:sz w:val="20"/>
+                <w:szCs w:val="20"/>
+                <w:lang w:val="es-MX" w:eastAsia="en-US"/>
+              </w:rPr>
+              <w:t>Cancela una orden mediante el número de esta</w:t>
+            </w:r>
+          </w:p>
+        </w:tc>
+      </w:tr>
+      <w:tr>
+        <w:trPr>
+          <w:trHeight w:val="433"/>
+        </w:trPr>
+        <w:tc>
+          <w:tcPr>
+            <w:tcW w:w="1747" w:type="dxa"/>
+          </w:tcPr>
+          <w:p>
+            <w:pPr>
+              <w:ind w:left="0" w:firstLine="0"/>
+              <w:jc w:val="left"/>
+              <w:rPr>
+                <w:sz w:val="20"/>
+                <w:szCs w:val="20"/>
+                <w:lang w:val="es-MX" w:eastAsia="en-US"/>
+              </w:rPr>
+            </w:pPr>
+            <w:r>
+              <w:rPr>
+                <w:sz w:val="20"/>
+                <w:szCs w:val="20"/>
+                <w:lang w:val="es-MX" w:eastAsia="en-US"/>
+              </w:rPr>
+              <w:t>8</w:t>
+            </w:r>
+          </w:p>
+        </w:tc>
+        <w:tc>
+          <w:tcPr>
+            <w:tcW w:w="2349" w:type="dxa"/>
+          </w:tcPr>
+          <w:p>
+            <w:pPr>
+              <w:ind w:left="0" w:firstLine="0"/>
+              <w:jc w:val="left"/>
+              <w:rPr>
+                <w:sz w:val="20"/>
+                <w:szCs w:val="20"/>
+                <w:lang w:val="es-MX" w:eastAsia="en-US"/>
+              </w:rPr>
+            </w:pPr>
+            <w:r>
+              <w:rPr>
+                <w:sz w:val="20"/>
+                <w:szCs w:val="20"/>
+                <w:lang w:val="es-MX" w:eastAsia="en-US"/>
+              </w:rPr>
+              <w:t>consultarPorPlaca()</w:t>
+            </w:r>
+          </w:p>
+        </w:tc>
+        <w:tc>
+          <w:tcPr>
+            <w:tcW w:w="1879" w:type="dxa"/>
+          </w:tcPr>
+          <w:p>
+            <w:pPr>
+              <w:ind w:left="0" w:firstLine="0"/>
+              <w:jc w:val="left"/>
+              <w:rPr>
+                <w:sz w:val="20"/>
+                <w:szCs w:val="20"/>
+                <w:lang w:val="es-MX" w:eastAsia="en-US"/>
+              </w:rPr>
+            </w:pPr>
+            <w:r>
+              <w:rPr>
+                <w:sz w:val="20"/>
+                <w:szCs w:val="20"/>
+                <w:lang w:val="es-MX" w:eastAsia="en-US"/>
+              </w:rPr>
+              <w:t>Void</w:t>
+            </w:r>
+          </w:p>
+        </w:tc>
+        <w:tc>
+          <w:tcPr>
+            <w:tcW w:w="1859" w:type="dxa"/>
+          </w:tcPr>
+          <w:p>
+            <w:pPr>
+              <w:ind w:left="0" w:firstLine="0"/>
+              <w:jc w:val="left"/>
+              <w:rPr>
+                <w:sz w:val="20"/>
+                <w:szCs w:val="20"/>
+                <w:lang w:val="es-MX" w:eastAsia="en-US"/>
+              </w:rPr>
+            </w:pPr>
+          </w:p>
+        </w:tc>
+        <w:tc>
+          <w:tcPr>
+            <w:tcW w:w="1816" w:type="dxa"/>
+          </w:tcPr>
+          <w:p>
+            <w:pPr>
+              <w:jc w:val="left"/>
+              <w:rPr>
+                <w:sz w:val="20"/>
+                <w:szCs w:val="20"/>
+                <w:lang w:val="es-MX" w:eastAsia="en-US"/>
+              </w:rPr>
+            </w:pPr>
+            <w:r>
+              <w:rPr>
+                <w:sz w:val="20"/>
+                <w:szCs w:val="20"/>
+                <w:lang w:val="es-MX" w:eastAsia="en-US"/>
+              </w:rPr>
+              <w:t>Busca por la placa de un vehículo y muestra las ordenes asociadas</w:t>
+            </w:r>
+          </w:p>
+        </w:tc>
+      </w:tr>
+      <w:tr>
+        <w:trPr>
+          <w:trHeight w:val="433"/>
+        </w:trPr>
+        <w:tc>
+          <w:tcPr>
+            <w:tcW w:w="1747" w:type="dxa"/>
+          </w:tcPr>
+          <w:p>
+            <w:pPr>
+              <w:ind w:left="0" w:firstLine="0"/>
+              <w:jc w:val="left"/>
+              <w:rPr>
+                <w:sz w:val="20"/>
+                <w:szCs w:val="20"/>
+                <w:lang w:val="es-MX" w:eastAsia="en-US"/>
+              </w:rPr>
+            </w:pPr>
+            <w:r>
+              <w:rPr>
+                <w:sz w:val="20"/>
+                <w:szCs w:val="20"/>
+                <w:lang w:val="es-MX" w:eastAsia="en-US"/>
+              </w:rPr>
+              <w:t>9</w:t>
+            </w:r>
+          </w:p>
+        </w:tc>
+        <w:tc>
+          <w:tcPr>
+            <w:tcW w:w="2349" w:type="dxa"/>
+          </w:tcPr>
+          <w:p>
+            <w:pPr>
+              <w:ind w:left="0" w:firstLine="0"/>
+              <w:jc w:val="left"/>
+              <w:rPr>
+                <w:sz w:val="20"/>
+                <w:szCs w:val="20"/>
+                <w:lang w:val="es-MX" w:eastAsia="en-US"/>
+              </w:rPr>
+            </w:pPr>
+            <w:r>
+              <w:rPr>
+                <w:sz w:val="20"/>
+                <w:szCs w:val="20"/>
+                <w:lang w:val="es-MX" w:eastAsia="en-US"/>
+              </w:rPr>
+              <w:t>mostrarReporteCostos()</w:t>
+            </w:r>
+          </w:p>
+        </w:tc>
+        <w:tc>
+          <w:tcPr>
+            <w:tcW w:w="1879" w:type="dxa"/>
+          </w:tcPr>
+          <w:p>
+            <w:pPr>
+              <w:ind w:left="0" w:firstLine="0"/>
+              <w:jc w:val="left"/>
+              <w:rPr>
+                <w:sz w:val="20"/>
+                <w:szCs w:val="20"/>
+                <w:lang w:val="es-MX" w:eastAsia="en-US"/>
+              </w:rPr>
+            </w:pPr>
+            <w:r>
+              <w:rPr>
+                <w:sz w:val="20"/>
+                <w:szCs w:val="20"/>
+                <w:lang w:val="es-MX" w:eastAsia="en-US"/>
+              </w:rPr>
+              <w:t>Void</w:t>
+            </w:r>
+          </w:p>
+        </w:tc>
+        <w:tc>
+          <w:tcPr>
+            <w:tcW w:w="1859" w:type="dxa"/>
+          </w:tcPr>
+          <w:p>
+            <w:pPr>
+              <w:ind w:left="0" w:firstLine="0"/>
+              <w:jc w:val="left"/>
+              <w:rPr>
+                <w:sz w:val="20"/>
+                <w:szCs w:val="20"/>
+                <w:lang w:val="es-MX" w:eastAsia="en-US"/>
+              </w:rPr>
+            </w:pPr>
+          </w:p>
+        </w:tc>
+        <w:tc>
+          <w:tcPr>
+            <w:tcW w:w="1816" w:type="dxa"/>
+          </w:tcPr>
+          <w:p>
+            <w:pPr>
+              <w:jc w:val="left"/>
+              <w:rPr>
+                <w:sz w:val="20"/>
+                <w:szCs w:val="20"/>
+                <w:lang w:val="es-MX" w:eastAsia="en-US"/>
+              </w:rPr>
+            </w:pPr>
+            <w:r>
+              <w:rPr>
+                <w:sz w:val="20"/>
+                <w:szCs w:val="20"/>
+                <w:lang w:val="es-MX" w:eastAsia="en-US"/>
+              </w:rPr>
+              <w:t>Muestra el costo total de todas las órdenes y el promedio</w:t>
+            </w:r>
+          </w:p>
+        </w:tc>
+      </w:tr>
+      <w:tr>
+        <w:trPr>
+          <w:trHeight w:val="433"/>
+        </w:trPr>
+        <w:tc>
+          <w:tcPr>
+            <w:tcW w:w="1747" w:type="dxa"/>
+          </w:tcPr>
+          <w:p>
+            <w:pPr>
+              <w:ind w:left="0" w:firstLine="0"/>
+              <w:jc w:val="left"/>
+              <w:rPr>
+                <w:sz w:val="20"/>
+                <w:szCs w:val="20"/>
+                <w:lang w:val="es-MX" w:eastAsia="en-US"/>
+              </w:rPr>
+            </w:pPr>
+            <w:r>
+              <w:rPr>
+                <w:sz w:val="20"/>
+                <w:szCs w:val="20"/>
+                <w:lang w:val="es-MX" w:eastAsia="en-US"/>
+              </w:rPr>
+              <w:t>10</w:t>
+            </w:r>
+          </w:p>
+        </w:tc>
+        <w:tc>
+          <w:tcPr>
+            <w:tcW w:w="2349" w:type="dxa"/>
+          </w:tcPr>
+          <w:p>
+            <w:pPr>
+              <w:ind w:left="0" w:firstLine="0"/>
+              <w:jc w:val="left"/>
+              <w:rPr>
+                <w:sz w:val="20"/>
+                <w:szCs w:val="20"/>
+                <w:lang w:val="es-MX" w:eastAsia="en-US"/>
+              </w:rPr>
+            </w:pPr>
+            <w:r>
+              <w:rPr>
+                <w:sz w:val="20"/>
+                <w:szCs w:val="20"/>
+                <w:lang w:val="es-MX" w:eastAsia="en-US"/>
+              </w:rPr>
+              <w:t>mostrarCantidadOrdenes()</w:t>
+            </w:r>
+          </w:p>
+        </w:tc>
+        <w:tc>
+          <w:tcPr>
+            <w:tcW w:w="1879" w:type="dxa"/>
+          </w:tcPr>
+          <w:p>
+            <w:pPr>
+              <w:ind w:left="0" w:firstLine="0"/>
+              <w:jc w:val="left"/>
+              <w:rPr>
+                <w:sz w:val="20"/>
+                <w:szCs w:val="20"/>
+                <w:u w:val="single"/>
+                <w:lang w:val="es-MX" w:eastAsia="en-US"/>
+              </w:rPr>
+            </w:pPr>
+            <w:r>
+              <w:rPr>
+                <w:sz w:val="20"/>
+                <w:szCs w:val="20"/>
+                <w:lang w:val="es-MX" w:eastAsia="en-US"/>
+              </w:rPr>
+              <w:t>Void</w:t>
+            </w:r>
+          </w:p>
+        </w:tc>
+        <w:tc>
+          <w:tcPr>
+            <w:tcW w:w="1859" w:type="dxa"/>
+          </w:tcPr>
+          <w:p>
+            <w:pPr>
+              <w:ind w:left="0" w:firstLine="0"/>
+              <w:jc w:val="left"/>
+              <w:rPr>
+                <w:sz w:val="20"/>
+                <w:szCs w:val="20"/>
+                <w:lang w:val="es-MX" w:eastAsia="en-US"/>
+              </w:rPr>
+            </w:pPr>
+          </w:p>
+        </w:tc>
+        <w:tc>
+          <w:tcPr>
+            <w:tcW w:w="1816" w:type="dxa"/>
+          </w:tcPr>
+          <w:p>
+            <w:pPr>
+              <w:jc w:val="left"/>
+              <w:rPr>
+                <w:sz w:val="20"/>
+                <w:szCs w:val="20"/>
+                <w:lang w:val="es-MX" w:eastAsia="en-US"/>
+              </w:rPr>
+            </w:pPr>
+            <w:r>
+              <w:rPr>
+                <w:sz w:val="20"/>
+                <w:szCs w:val="20"/>
+                <w:lang w:val="es-MX" w:eastAsia="en-US"/>
+              </w:rPr>
+              <w:t>Muestra la cantidad de ordenes</w:t>
+            </w:r>
+          </w:p>
+        </w:tc>
+      </w:tr>
+      <w:tr>
+        <w:trPr>
+          <w:trHeight w:val="433"/>
+        </w:trPr>
+        <w:tc>
+          <w:tcPr>
+            <w:tcW w:w="1747" w:type="dxa"/>
+          </w:tcPr>
+          <w:p>
+            <w:pPr>
+              <w:ind w:left="0" w:firstLine="0"/>
+              <w:jc w:val="left"/>
+              <w:rPr>
+                <w:sz w:val="20"/>
+                <w:szCs w:val="20"/>
+                <w:lang w:val="es-MX" w:eastAsia="en-US"/>
+              </w:rPr>
+            </w:pPr>
+            <w:r>
+              <w:rPr>
+                <w:sz w:val="20"/>
+                <w:szCs w:val="20"/>
+                <w:lang w:val="es-MX" w:eastAsia="en-US"/>
+              </w:rPr>
+              <w:t>11</w:t>
+            </w:r>
+          </w:p>
+        </w:tc>
+        <w:tc>
+          <w:tcPr>
+            <w:tcW w:w="2349" w:type="dxa"/>
+          </w:tcPr>
+          <w:p>
+            <w:pPr>
+              <w:ind w:left="0" w:firstLine="0"/>
+              <w:jc w:val="left"/>
+              <w:rPr>
+                <w:sz w:val="20"/>
+                <w:szCs w:val="20"/>
+                <w:lang w:val="es-MX" w:eastAsia="en-US"/>
+              </w:rPr>
+            </w:pPr>
+            <w:r>
+              <w:rPr>
+                <w:sz w:val="20"/>
+                <w:szCs w:val="20"/>
+                <w:lang w:val="es-MX" w:eastAsia="en-US"/>
+              </w:rPr>
+              <w:t>mostrarOrdenMayor()</w:t>
+            </w:r>
+          </w:p>
+        </w:tc>
+        <w:tc>
+          <w:tcPr>
+            <w:tcW w:w="1879" w:type="dxa"/>
+          </w:tcPr>
+          <w:p>
+            <w:pPr>
+              <w:ind w:left="0" w:firstLine="0"/>
+              <w:jc w:val="left"/>
+              <w:rPr>
+                <w:sz w:val="20"/>
+                <w:szCs w:val="20"/>
+                <w:lang w:val="es-MX" w:eastAsia="en-US"/>
+              </w:rPr>
+            </w:pPr>
+            <w:r>
+              <w:rPr>
+                <w:sz w:val="20"/>
+                <w:szCs w:val="20"/>
+                <w:lang w:val="es-MX" w:eastAsia="en-US"/>
+              </w:rPr>
+              <w:t>Void</w:t>
+            </w:r>
+          </w:p>
+        </w:tc>
+        <w:tc>
+          <w:tcPr>
+            <w:tcW w:w="1859" w:type="dxa"/>
+          </w:tcPr>
+          <w:p>
+            <w:pPr>
+              <w:ind w:left="0" w:firstLine="0"/>
+              <w:jc w:val="left"/>
+              <w:rPr>
+                <w:sz w:val="20"/>
+                <w:szCs w:val="20"/>
+                <w:lang w:val="es-MX" w:eastAsia="en-US"/>
+              </w:rPr>
+            </w:pPr>
+          </w:p>
+        </w:tc>
+        <w:tc>
+          <w:tcPr>
+            <w:tcW w:w="1816" w:type="dxa"/>
+          </w:tcPr>
+          <w:p>
+            <w:pPr>
+              <w:jc w:val="left"/>
+              <w:rPr>
+                <w:sz w:val="20"/>
+                <w:szCs w:val="20"/>
+                <w:lang w:val="es-MX" w:eastAsia="en-US"/>
+              </w:rPr>
+            </w:pPr>
+            <w:r>
+              <w:rPr>
+                <w:sz w:val="20"/>
+                <w:szCs w:val="20"/>
+                <w:lang w:val="es-MX" w:eastAsia="en-US"/>
+              </w:rPr>
+              <w:t>Muestra la orden de mayor costo</w:t>
+            </w:r>
+          </w:p>
+        </w:tc>
+      </w:tr>
+      <w:tr>
+        <w:trPr>
+          <w:trHeight w:val="433"/>
+        </w:trPr>
+        <w:tc>
+          <w:tcPr>
+            <w:tcW w:w="1747" w:type="dxa"/>
+          </w:tcPr>
+          <w:p>
+            <w:pPr>
+              <w:ind w:left="0" w:firstLine="0"/>
+              <w:jc w:val="left"/>
+              <w:rPr>
+                <w:sz w:val="20"/>
+                <w:szCs w:val="20"/>
+                <w:lang w:val="es-MX" w:eastAsia="en-US"/>
+              </w:rPr>
+            </w:pPr>
+            <w:r>
+              <w:rPr>
+                <w:sz w:val="20"/>
+                <w:szCs w:val="20"/>
+                <w:lang w:val="es-MX" w:eastAsia="en-US"/>
+              </w:rPr>
+              <w:t>12</w:t>
+            </w:r>
+          </w:p>
+        </w:tc>
+        <w:tc>
+          <w:tcPr>
+            <w:tcW w:w="2349" w:type="dxa"/>
+          </w:tcPr>
+          <w:p>
+            <w:pPr>
+              <w:ind w:left="0" w:firstLine="0"/>
+              <w:jc w:val="left"/>
+              <w:rPr>
+                <w:sz w:val="20"/>
+                <w:szCs w:val="20"/>
+                <w:lang w:val="es-MX" w:eastAsia="en-US"/>
+              </w:rPr>
+            </w:pPr>
+            <w:r>
+              <w:rPr>
+                <w:sz w:val="20"/>
+                <w:szCs w:val="20"/>
+                <w:lang w:val="es-MX" w:eastAsia="en-US"/>
+              </w:rPr>
+              <w:t>LeerEntero</w:t>
+            </w:r>
+            <w:r>
+              <w:rPr>
+                <w:sz w:val="20"/>
+                <w:szCs w:val="20"/>
+                <w:lang w:val="es-MX" w:eastAsia="en-US"/>
+              </w:rPr>
+              <w:t>()</w:t>
+            </w:r>
+          </w:p>
+        </w:tc>
+        <w:tc>
+          <w:tcPr>
+            <w:tcW w:w="1879" w:type="dxa"/>
+          </w:tcPr>
+          <w:p>
+            <w:pPr>
+              <w:ind w:left="0" w:firstLine="0"/>
+              <w:jc w:val="left"/>
+              <w:rPr>
+                <w:sz w:val="20"/>
+                <w:szCs w:val="20"/>
+                <w:u w:val="single"/>
+                <w:lang w:val="es-MX" w:eastAsia="en-US"/>
+              </w:rPr>
+            </w:pPr>
+            <w:r>
+              <w:rPr>
+                <w:sz w:val="20"/>
+                <w:szCs w:val="20"/>
+                <w:lang w:val="es-MX" w:eastAsia="en-US"/>
+              </w:rPr>
+              <w:t>Int</w:t>
+            </w:r>
+          </w:p>
+        </w:tc>
+        <w:tc>
+          <w:tcPr>
+            <w:tcW w:w="1859" w:type="dxa"/>
+          </w:tcPr>
+          <w:p>
+            <w:pPr>
+              <w:ind w:left="0" w:firstLine="0"/>
+              <w:jc w:val="left"/>
+              <w:rPr>
+                <w:sz w:val="20"/>
+                <w:szCs w:val="20"/>
+                <w:lang w:val="es-MX" w:eastAsia="en-US"/>
+              </w:rPr>
+            </w:pPr>
+            <w:r>
+              <w:rPr>
+                <w:sz w:val="20"/>
+                <w:szCs w:val="20"/>
+                <w:lang w:val="es-MX" w:eastAsia="en-US"/>
+              </w:rPr>
+              <w:t>String mensaje</w:t>
+            </w:r>
+          </w:p>
+        </w:tc>
+        <w:tc>
+          <w:tcPr>
+            <w:tcW w:w="1816" w:type="dxa"/>
+          </w:tcPr>
+          <w:p>
+            <w:pPr>
+              <w:jc w:val="left"/>
+              <w:rPr>
+                <w:sz w:val="20"/>
+                <w:szCs w:val="20"/>
+                <w:lang w:val="es-MX" w:eastAsia="en-US"/>
+              </w:rPr>
+            </w:pPr>
+            <w:r>
+              <w:rPr>
+                <w:sz w:val="20"/>
+                <w:szCs w:val="20"/>
+                <w:lang w:val="es-MX" w:eastAsia="en-US"/>
+              </w:rPr>
+              <w:t>Lee y valida un entero</w:t>
+            </w:r>
+          </w:p>
+        </w:tc>
+      </w:tr>
+      <w:tr>
+        <w:trPr>
+          <w:trHeight w:val="433"/>
+        </w:trPr>
+        <w:tc>
+          <w:tcPr>
+            <w:tcW w:w="1747" w:type="dxa"/>
+          </w:tcPr>
+          <w:p>
+            <w:pPr>
+              <w:ind w:left="0" w:firstLine="0"/>
+              <w:jc w:val="left"/>
+              <w:rPr>
+                <w:sz w:val="20"/>
+                <w:szCs w:val="20"/>
+                <w:lang w:val="es-MX" w:eastAsia="en-US"/>
+              </w:rPr>
+            </w:pPr>
+            <w:r>
+              <w:rPr>
+                <w:sz w:val="20"/>
+                <w:szCs w:val="20"/>
+                <w:lang w:val="es-MX" w:eastAsia="en-US"/>
+              </w:rPr>
+              <w:t>13</w:t>
+            </w:r>
+          </w:p>
+        </w:tc>
+        <w:tc>
+          <w:tcPr>
+            <w:tcW w:w="2349" w:type="dxa"/>
+          </w:tcPr>
+          <w:p>
+            <w:pPr>
+              <w:ind w:left="0" w:firstLine="0"/>
+              <w:jc w:val="left"/>
+              <w:rPr>
+                <w:sz w:val="20"/>
+                <w:szCs w:val="20"/>
+                <w:lang w:val="es-MX" w:eastAsia="en-US"/>
+              </w:rPr>
+            </w:pPr>
+            <w:r>
+              <w:rPr>
+                <w:sz w:val="20"/>
+                <w:szCs w:val="20"/>
+                <w:lang w:val="es-MX" w:eastAsia="en-US"/>
+              </w:rPr>
+              <w:t>LeerDouble()</w:t>
+            </w:r>
+          </w:p>
+        </w:tc>
+        <w:tc>
+          <w:tcPr>
+            <w:tcW w:w="1879" w:type="dxa"/>
+          </w:tcPr>
+          <w:p>
+            <w:pPr>
+              <w:ind w:left="0" w:firstLine="0"/>
+              <w:jc w:val="left"/>
+              <w:rPr>
+                <w:sz w:val="20"/>
+                <w:szCs w:val="20"/>
+                <w:lang w:val="es-MX" w:eastAsia="en-US"/>
+              </w:rPr>
+            </w:pPr>
+            <w:r>
+              <w:rPr>
+                <w:sz w:val="20"/>
+                <w:szCs w:val="20"/>
+                <w:lang w:val="es-MX" w:eastAsia="en-US"/>
+              </w:rPr>
+              <w:t>double</w:t>
+            </w:r>
+          </w:p>
+        </w:tc>
+        <w:tc>
+          <w:tcPr>
+            <w:tcW w:w="1859" w:type="dxa"/>
+          </w:tcPr>
+          <w:p>
+            <w:pPr>
+              <w:ind w:left="0" w:firstLine="0"/>
+              <w:jc w:val="left"/>
+              <w:rPr>
+                <w:sz w:val="20"/>
+                <w:szCs w:val="20"/>
+                <w:u w:val="single"/>
+                <w:lang w:val="es-MX" w:eastAsia="en-US"/>
+              </w:rPr>
+            </w:pPr>
+            <w:r>
+              <w:rPr>
+                <w:sz w:val="20"/>
+                <w:szCs w:val="20"/>
+                <w:lang w:val="es-MX" w:eastAsia="en-US"/>
+              </w:rPr>
+              <w:t>String mensaje</w:t>
+            </w:r>
+          </w:p>
+        </w:tc>
+        <w:tc>
+          <w:tcPr>
+            <w:tcW w:w="1816" w:type="dxa"/>
+          </w:tcPr>
+          <w:p>
+            <w:pPr>
+              <w:jc w:val="left"/>
+              <w:rPr>
+                <w:sz w:val="20"/>
+                <w:szCs w:val="20"/>
+                <w:lang w:val="es-MX" w:eastAsia="en-US"/>
+              </w:rPr>
+            </w:pPr>
+            <w:r>
+              <w:rPr>
+                <w:sz w:val="20"/>
+                <w:szCs w:val="20"/>
+                <w:lang w:val="es-MX" w:eastAsia="en-US"/>
+              </w:rPr>
+              <w:t>Lee y valida un número decimal</w:t>
             </w:r>
           </w:p>
         </w:tc>
@@ -1315,17 +6719,9 @@
     </w:tbl>
     <w:p>
       <w:pPr>
-        <w:pStyle w:val="APA7ma"/>
-        <w:jc w:val="center"/>
-      </w:pPr>
-    </w:p>
-    <w:p>
-      <w:pPr>
-        <w:pStyle w:val="Ttulo3"/>
-        <w:numPr>
-          <w:ilvl w:val="0"/>
-          <w:numId w:val="0"/>
-        </w:numPr>
+        <w:rPr>
+          <w:lang w:val="es-MX" w:eastAsia="en-US"/>
+        </w:rPr>
       </w:pPr>
     </w:p>
     <w:sectPr>
@@ -1340,7 +6736,7 @@
 </file>
 
 <file path=word/endnotes.xml><?xml version="1.0" encoding="utf-8"?>
-<w:endnotes xmlns:wpc="http://schemas.microsoft.com/office/word/2010/wordprocessingCanvas" xmlns:cx="http://schemas.microsoft.com/office/drawing/2014/chartex" xmlns:cx1="http://schemas.microsoft.com/office/drawing/2015/9/8/chartex" xmlns:cx2="http://schemas.microsoft.com/office/drawing/2015/10/21/chartex" xmlns:cx3="http://schemas.microsoft.com/office/drawing/2016/5/9/chartex" xmlns:cx4="http://schemas.microsoft.com/office/drawing/2016/5/10/chartex" xmlns:cx5="http://schemas.microsoft.com/office/drawing/2016/5/11/chartex" xmlns:cx6="http://schemas.microsoft.com/office/drawing/2016/5/12/chartex" xmlns:cx7="http://schemas.microsoft.com/office/drawing/2016/5/13/chartex" xmlns:cx8="http://schemas.microsoft.com/office/drawing/2016/5/14/chartex" xmlns:mc="http://schemas.openxmlformats.org/markup-compatibility/2006" xmlns:aink="http://schemas.microsoft.com/office/drawing/2016/ink" xmlns:am3d="http://schemas.microsoft.com/office/drawing/2017/model3d" xmlns:o="urn:schemas-microsoft-com:office:office" xmlns:oel="http://schemas.microsoft.com/office/2019/extlst" xmlns:r="http://schemas.openxmlformats.org/officeDocument/2006/relationships" xmlns:m="http://schemas.openxmlformats.org/officeDocument/2006/math" xmlns:v="urn:schemas-microsoft-com:vml" xmlns:wp14="http://schemas.microsoft.com/office/word/2010/wordprocessingDrawing" xmlns:wp="http://schemas.openxmlformats.org/drawingml/2006/wordprocessingDrawing" xmlns:w10="urn:schemas-microsoft-com:office:word" xmlns:w="http://schemas.openxmlformats.org/wordprocessingml/2006/main" xmlns:w14="http://schemas.microsoft.com/office/word/2010/wordml" xmlns:w15="http://schemas.microsoft.com/office/word/2012/wordml" xmlns:w16cei="http://schemas.microsoft.com/office/word/2026/wordml/cei" xmlns:w16cex="http://schemas.microsoft.com/office/word/2018/wordml/cex" xmlns:w16cid="http://schemas.microsoft.com/office/word/2016/wordml/cid" xmlns:w16="http://schemas.microsoft.com/office/word/2018/wordml" xmlns:w16du="http://schemas.microsoft.com/office/word/2023/wordml/word16du" xmlns:w16sdtdh="http://schemas.microsoft.com/office/word/2020/wordml/sdtdatahash" xmlns:w16sdtfl="http://schemas.microsoft.com/office/word/2024/wordml/sdtformatlock" xmlns:w16se="http://schemas.microsoft.com/office/word/2015/wordml/symex" xmlns:wpg="http://schemas.microsoft.com/office/word/2010/wordprocessingGroup" xmlns:wpi="http://schemas.microsoft.com/office/word/2010/wordprocessingInk" xmlns:wne="http://schemas.microsoft.com/office/word/2006/wordml" xmlns:wps="http://schemas.microsoft.com/office/word/2010/wordprocessingShape" mc:Ignorable="w14 w15 w16se w16cid w16 w16cex w16sdtdh w16sdtfl w16du wp14">
+<w:endnotes xmlns:wpc="http://schemas.microsoft.com/office/word/2010/wordprocessingCanvas" xmlns:cx="http://schemas.microsoft.com/office/drawing/2014/chartex" xmlns:cx1="http://schemas.microsoft.com/office/drawing/2015/9/8/chartex" xmlns:cx2="http://schemas.microsoft.com/office/drawing/2015/10/21/chartex" xmlns:cx3="http://schemas.microsoft.com/office/drawing/2016/5/9/chartex" xmlns:cx4="http://schemas.microsoft.com/office/drawing/2016/5/10/chartex" xmlns:cx5="http://schemas.microsoft.com/office/drawing/2016/5/11/chartex" xmlns:cx6="http://schemas.microsoft.com/office/drawing/2016/5/12/chartex" xmlns:cx7="http://schemas.microsoft.com/office/drawing/2016/5/13/chartex" xmlns:cx8="http://schemas.microsoft.com/office/drawing/2016/5/14/chartex" xmlns:mc="http://schemas.openxmlformats.org/markup-compatibility/2006" xmlns:aink="http://schemas.microsoft.com/office/drawing/2016/ink" xmlns:am3d="http://schemas.microsoft.com/office/drawing/2017/model3d" xmlns:o="urn:schemas-microsoft-com:office:office" xmlns:oel="http://schemas.microsoft.com/office/2019/extlst" xmlns:r="http://schemas.openxmlformats.org/officeDocument/2006/relationships" xmlns:m="http://schemas.openxmlformats.org/officeDocument/2006/math" xmlns:v="urn:schemas-microsoft-com:vml" xmlns:wp14="http://schemas.microsoft.com/office/word/2010/wordprocessingDrawing" xmlns:wp="http://schemas.openxmlformats.org/drawingml/2006/wordprocessingDrawing" xmlns:w10="urn:schemas-microsoft-com:office:word" xmlns:w="http://schemas.openxmlformats.org/wordprocessingml/2006/main" xmlns:w14="http://schemas.microsoft.com/office/word/2010/wordml" xmlns:w15="http://schemas.microsoft.com/office/word/2012/wordml" xmlns:w16cex="http://schemas.microsoft.com/office/word/2018/wordml/cex" xmlns:w16cid="http://schemas.microsoft.com/office/word/2016/wordml/cid" xmlns:w16="http://schemas.microsoft.com/office/word/2018/wordml" xmlns:w16du="http://schemas.microsoft.com/office/word/2023/wordml/word16du" xmlns:w16sdtdh="http://schemas.microsoft.com/office/word/2020/wordml/sdtdatahash" xmlns:w16sdtfl="http://schemas.microsoft.com/office/word/2024/wordml/sdtformatlock" xmlns:w16se="http://schemas.microsoft.com/office/word/2015/wordml/symex" xmlns:wpg="http://schemas.microsoft.com/office/word/2010/wordprocessingGroup" xmlns:wpi="http://schemas.microsoft.com/office/word/2010/wordprocessingInk" xmlns:wne="http://schemas.microsoft.com/office/word/2006/wordml" xmlns:wps="http://schemas.microsoft.com/office/word/2010/wordprocessingShape" mc:Ignorable="w14 w15 w16se w16cid w16 w16cex w16sdtdh w16sdtfl w16du wp14">
   <w:endnote w:type="separator" w:id="-1">
     <w:p>
       <w:pPr>
@@ -1365,7 +6761,7 @@
 </file>
 
 <file path=word/footnotes.xml><?xml version="1.0" encoding="utf-8"?>
-<w:footnotes xmlns:wpc="http://schemas.microsoft.com/office/word/2010/wordprocessingCanvas" xmlns:cx="http://schemas.microsoft.com/office/drawing/2014/chartex" xmlns:cx1="http://schemas.microsoft.com/office/drawing/2015/9/8/chartex" xmlns:cx2="http://schemas.microsoft.com/office/drawing/2015/10/21/chartex" xmlns:cx3="http://schemas.microsoft.com/office/drawing/2016/5/9/chartex" xmlns:cx4="http://schemas.microsoft.com/office/drawing/2016/5/10/chartex" xmlns:cx5="http://schemas.microsoft.com/office/drawing/2016/5/11/chartex" xmlns:cx6="http://schemas.microsoft.com/office/drawing/2016/5/12/chartex" xmlns:cx7="http://schemas.microsoft.com/office/drawing/2016/5/13/chartex" xmlns:cx8="http://schemas.microsoft.com/office/drawing/2016/5/14/chartex" xmlns:mc="http://schemas.openxmlformats.org/markup-compatibility/2006" xmlns:aink="http://schemas.microsoft.com/office/drawing/2016/ink" xmlns:am3d="http://schemas.microsoft.com/office/drawing/2017/model3d" xmlns:o="urn:schemas-microsoft-com:office:office" xmlns:oel="http://schemas.microsoft.com/office/2019/extlst" xmlns:r="http://schemas.openxmlformats.org/officeDocument/2006/relationships" xmlns:m="http://schemas.openxmlformats.org/officeDocument/2006/math" xmlns:v="urn:schemas-microsoft-com:vml" xmlns:wp14="http://schemas.microsoft.com/office/word/2010/wordprocessingDrawing" xmlns:wp="http://schemas.openxmlformats.org/drawingml/2006/wordprocessingDrawing" xmlns:w10="urn:schemas-microsoft-com:office:word" xmlns:w="http://schemas.openxmlformats.org/wordprocessingml/2006/main" xmlns:w14="http://schemas.microsoft.com/office/word/2010/wordml" xmlns:w15="http://schemas.microsoft.com/office/word/2012/wordml" xmlns:w16cei="http://schemas.microsoft.com/office/word/2026/wordml/cei" xmlns:w16cex="http://schemas.microsoft.com/office/word/2018/wordml/cex" xmlns:w16cid="http://schemas.microsoft.com/office/word/2016/wordml/cid" xmlns:w16="http://schemas.microsoft.com/office/word/2018/wordml" xmlns:w16du="http://schemas.microsoft.com/office/word/2023/wordml/word16du" xmlns:w16sdtdh="http://schemas.microsoft.com/office/word/2020/wordml/sdtdatahash" xmlns:w16sdtfl="http://schemas.microsoft.com/office/word/2024/wordml/sdtformatlock" xmlns:w16se="http://schemas.microsoft.com/office/word/2015/wordml/symex" xmlns:wpg="http://schemas.microsoft.com/office/word/2010/wordprocessingGroup" xmlns:wpi="http://schemas.microsoft.com/office/word/2010/wordprocessingInk" xmlns:wne="http://schemas.microsoft.com/office/word/2006/wordml" xmlns:wps="http://schemas.microsoft.com/office/word/2010/wordprocessingShape" mc:Ignorable="w14 w15 w16se w16cid w16 w16cex w16sdtdh w16sdtfl w16du wp14">
+<w:footnotes xmlns:wpc="http://schemas.microsoft.com/office/word/2010/wordprocessingCanvas" xmlns:cx="http://schemas.microsoft.com/office/drawing/2014/chartex" xmlns:cx1="http://schemas.microsoft.com/office/drawing/2015/9/8/chartex" xmlns:cx2="http://schemas.microsoft.com/office/drawing/2015/10/21/chartex" xmlns:cx3="http://schemas.microsoft.com/office/drawing/2016/5/9/chartex" xmlns:cx4="http://schemas.microsoft.com/office/drawing/2016/5/10/chartex" xmlns:cx5="http://schemas.microsoft.com/office/drawing/2016/5/11/chartex" xmlns:cx6="http://schemas.microsoft.com/office/drawing/2016/5/12/chartex" xmlns:cx7="http://schemas.microsoft.com/office/drawing/2016/5/13/chartex" xmlns:cx8="http://schemas.microsoft.com/office/drawing/2016/5/14/chartex" xmlns:mc="http://schemas.openxmlformats.org/markup-compatibility/2006" xmlns:aink="http://schemas.microsoft.com/office/drawing/2016/ink" xmlns:am3d="http://schemas.microsoft.com/office/drawing/2017/model3d" xmlns:o="urn:schemas-microsoft-com:office:office" xmlns:oel="http://schemas.microsoft.com/office/2019/extlst" xmlns:r="http://schemas.openxmlformats.org/officeDocument/2006/relationships" xmlns:m="http://schemas.openxmlformats.org/officeDocument/2006/math" xmlns:v="urn:schemas-microsoft-com:vml" xmlns:wp14="http://schemas.microsoft.com/office/word/2010/wordprocessingDrawing" xmlns:wp="http://schemas.openxmlformats.org/drawingml/2006/wordprocessingDrawing" xmlns:w10="urn:schemas-microsoft-com:office:word" xmlns:w="http://schemas.openxmlformats.org/wordprocessingml/2006/main" xmlns:w14="http://schemas.microsoft.com/office/word/2010/wordml" xmlns:w15="http://schemas.microsoft.com/office/word/2012/wordml" xmlns:w16cex="http://schemas.microsoft.com/office/word/2018/wordml/cex" xmlns:w16cid="http://schemas.microsoft.com/office/word/2016/wordml/cid" xmlns:w16="http://schemas.microsoft.com/office/word/2018/wordml" xmlns:w16du="http://schemas.microsoft.com/office/word/2023/wordml/word16du" xmlns:w16sdtdh="http://schemas.microsoft.com/office/word/2020/wordml/sdtdatahash" xmlns:w16sdtfl="http://schemas.microsoft.com/office/word/2024/wordml/sdtformatlock" xmlns:w16se="http://schemas.microsoft.com/office/word/2015/wordml/symex" xmlns:wpg="http://schemas.microsoft.com/office/word/2010/wordprocessingGroup" xmlns:wpi="http://schemas.microsoft.com/office/word/2010/wordprocessingInk" xmlns:wne="http://schemas.microsoft.com/office/word/2006/wordml" xmlns:wps="http://schemas.microsoft.com/office/word/2010/wordprocessingShape" mc:Ignorable="w14 w15 w16se w16cid w16 w16cex w16sdtdh w16sdtfl w16du wp14">
   <w:footnote w:type="separator" w:id="-1">
     <w:p>
       <w:pPr>
@@ -1390,7 +6786,7 @@
 </file>
 
 <file path=word/numbering.xml><?xml version="1.0" encoding="utf-8"?>
-<w:numbering xmlns:wpc="http://schemas.microsoft.com/office/word/2010/wordprocessingCanvas" xmlns:cx="http://schemas.microsoft.com/office/drawing/2014/chartex" xmlns:cx1="http://schemas.microsoft.com/office/drawing/2015/9/8/chartex" xmlns:cx2="http://schemas.microsoft.com/office/drawing/2015/10/21/chartex" xmlns:cx3="http://schemas.microsoft.com/office/drawing/2016/5/9/chartex" xmlns:cx4="http://schemas.microsoft.com/office/drawing/2016/5/10/chartex" xmlns:cx5="http://schemas.microsoft.com/office/drawing/2016/5/11/chartex" xmlns:cx6="http://schemas.microsoft.com/office/drawing/2016/5/12/chartex" xmlns:cx7="http://schemas.microsoft.com/office/drawing/2016/5/13/chartex" xmlns:cx8="http://schemas.microsoft.com/office/drawing/2016/5/14/chartex" xmlns:mc="http://schemas.openxmlformats.org/markup-compatibility/2006" xmlns:aink="http://schemas.microsoft.com/office/drawing/2016/ink" xmlns:am3d="http://schemas.microsoft.com/office/drawing/2017/model3d" xmlns:o="urn:schemas-microsoft-com:office:office" xmlns:oel="http://schemas.microsoft.com/office/2019/extlst" xmlns:r="http://schemas.openxmlformats.org/officeDocument/2006/relationships" xmlns:m="http://schemas.openxmlformats.org/officeDocument/2006/math" xmlns:v="urn:schemas-microsoft-com:vml" xmlns:wp14="http://schemas.microsoft.com/office/word/2010/wordprocessingDrawing" xmlns:wp="http://schemas.openxmlformats.org/drawingml/2006/wordprocessingDrawing" xmlns:w10="urn:schemas-microsoft-com:office:word" xmlns:w="http://schemas.openxmlformats.org/wordprocessingml/2006/main" xmlns:w14="http://schemas.microsoft.com/office/word/2010/wordml" xmlns:w15="http://schemas.microsoft.com/office/word/2012/wordml" xmlns:w16cei="http://schemas.microsoft.com/office/word/2026/wordml/cei" xmlns:w16cex="http://schemas.microsoft.com/office/word/2018/wordml/cex" xmlns:w16cid="http://schemas.microsoft.com/office/word/2016/wordml/cid" xmlns:w16="http://schemas.microsoft.com/office/word/2018/wordml" xmlns:w16du="http://schemas.microsoft.com/office/word/2023/wordml/word16du" xmlns:w16sdtdh="http://schemas.microsoft.com/office/word/2020/wordml/sdtdatahash" xmlns:w16sdtfl="http://schemas.microsoft.com/office/word/2024/wordml/sdtformatlock" xmlns:w16se="http://schemas.microsoft.com/office/word/2015/wordml/symex" xmlns:wpg="http://schemas.microsoft.com/office/word/2010/wordprocessingGroup" xmlns:wpi="http://schemas.microsoft.com/office/word/2010/wordprocessingInk" xmlns:wne="http://schemas.microsoft.com/office/word/2006/wordml" xmlns:wps="http://schemas.microsoft.com/office/word/2010/wordprocessingShape" mc:Ignorable="w14 w15 w16se w16cid w16 w16cex w16sdtdh w16sdtfl w16du wp14">
+<w:numbering xmlns:wpc="http://schemas.microsoft.com/office/word/2010/wordprocessingCanvas" xmlns:cx="http://schemas.microsoft.com/office/drawing/2014/chartex" xmlns:cx1="http://schemas.microsoft.com/office/drawing/2015/9/8/chartex" xmlns:cx2="http://schemas.microsoft.com/office/drawing/2015/10/21/chartex" xmlns:cx3="http://schemas.microsoft.com/office/drawing/2016/5/9/chartex" xmlns:cx4="http://schemas.microsoft.com/office/drawing/2016/5/10/chartex" xmlns:cx5="http://schemas.microsoft.com/office/drawing/2016/5/11/chartex" xmlns:cx6="http://schemas.microsoft.com/office/drawing/2016/5/12/chartex" xmlns:cx7="http://schemas.microsoft.com/office/drawing/2016/5/13/chartex" xmlns:cx8="http://schemas.microsoft.com/office/drawing/2016/5/14/chartex" xmlns:mc="http://schemas.openxmlformats.org/markup-compatibility/2006" xmlns:aink="http://schemas.microsoft.com/office/drawing/2016/ink" xmlns:am3d="http://schemas.microsoft.com/office/drawing/2017/model3d" xmlns:o="urn:schemas-microsoft-com:office:office" xmlns:oel="http://schemas.microsoft.com/office/2019/extlst" xmlns:r="http://schemas.openxmlformats.org/officeDocument/2006/relationships" xmlns:m="http://schemas.openxmlformats.org/officeDocument/2006/math" xmlns:v="urn:schemas-microsoft-com:vml" xmlns:wp14="http://schemas.microsoft.com/office/word/2010/wordprocessingDrawing" xmlns:wp="http://schemas.openxmlformats.org/drawingml/2006/wordprocessingDrawing" xmlns:w10="urn:schemas-microsoft-com:office:word" xmlns:w="http://schemas.openxmlformats.org/wordprocessingml/2006/main" xmlns:w14="http://schemas.microsoft.com/office/word/2010/wordml" xmlns:w15="http://schemas.microsoft.com/office/word/2012/wordml" xmlns:w16cex="http://schemas.microsoft.com/office/word/2018/wordml/cex" xmlns:w16cid="http://schemas.microsoft.com/office/word/2016/wordml/cid" xmlns:w16="http://schemas.microsoft.com/office/word/2018/wordml" xmlns:w16du="http://schemas.microsoft.com/office/word/2023/wordml/word16du" xmlns:w16sdtdh="http://schemas.microsoft.com/office/word/2020/wordml/sdtdatahash" xmlns:w16sdtfl="http://schemas.microsoft.com/office/word/2024/wordml/sdtformatlock" xmlns:w16se="http://schemas.microsoft.com/office/word/2015/wordml/symex" xmlns:wpg="http://schemas.microsoft.com/office/word/2010/wordprocessingGroup" xmlns:wpi="http://schemas.microsoft.com/office/word/2010/wordprocessingInk" xmlns:wne="http://schemas.microsoft.com/office/word/2006/wordml" xmlns:wps="http://schemas.microsoft.com/office/word/2010/wordprocessingShape" mc:Ignorable="w14 w15 w16se w16cid w16 w16cex w16sdtdh w16sdtfl w16du wp14">
   <w:abstractNum w:abstractNumId="0" w15:restartNumberingAfterBreak="0">
     <w:nsid w:val="0D825C59"/>
     <w:multiLevelType w:val="hybridMultilevel"/>
@@ -4222,6 +9618,19 @@
       <w:color w:val="666666"/>
     </w:rPr>
   </w:style>
+  <w:style w:type="character" w:styleId="CdigoHTML">
+    <w:name w:val="HTML Code"/>
+    <w:basedOn w:val="Fuentedeprrafopredeter"/>
+    <w:uiPriority w:val="99"/>
+    <w:semiHidden/>
+    <w:unhideWhenUsed/>
+    <w:rsid w:val="003E2160"/>
+    <w:rPr>
+      <w:rFonts w:ascii="Courier New" w:eastAsia="Times New Roman" w:hAnsi="Courier New" w:cs="Courier New"/>
+      <w:sz w:val="20"/>
+      <w:szCs w:val="20"/>
+    </w:rPr>
+  </w:style>
 </w:styles>
 </file>
 
